--- a/cv/CV_HungjuiYu_full_2026.docx
+++ b/cv/CV_HungjuiYu_full_2026.docx
@@ -154,17 +154,7 @@
                                 <w:sz w:val="22"/>
                                 <w:szCs w:val="22"/>
                               </w:rPr>
-                              <w:t xml:space="preserve"> | </w:t>
-                            </w:r>
-                            <w:r>
-                              <w:rPr>
-                                <w:rFonts w:ascii="Calibri" w:hAnsi="Calibri"/>
-                                <w:bCs/>
-                                <w:color w:val="FFFFFF"/>
-                                <w:sz w:val="22"/>
-                                <w:szCs w:val="22"/>
-                              </w:rPr>
-                              <w:t>Department of Atmospheric Science</w:t>
+                              <w:t xml:space="preserve"> | Department of Atmospheric Science</w:t>
                             </w:r>
                             <w:r>
                               <w:rPr>
@@ -353,17 +343,7 @@
                           <w:sz w:val="22"/>
                           <w:szCs w:val="22"/>
                         </w:rPr>
-                        <w:t xml:space="preserve"> | </w:t>
-                      </w:r>
-                      <w:r>
-                        <w:rPr>
-                          <w:rFonts w:ascii="Calibri" w:hAnsi="Calibri"/>
-                          <w:bCs/>
-                          <w:color w:val="FFFFFF"/>
-                          <w:sz w:val="22"/>
-                          <w:szCs w:val="22"/>
-                        </w:rPr>
-                        <w:t>Department of Atmospheric Science</w:t>
+                        <w:t xml:space="preserve"> | Department of Atmospheric Science</w:t>
                       </w:r>
                       <w:r>
                         <w:rPr>
@@ -3449,6 +3429,136 @@
                 <w:sz w:val="22"/>
                 <w:szCs w:val="22"/>
               </w:rPr>
+              <w:t>A</w:t>
+            </w:r>
+            <w:r>
+              <w:rPr>
+                <w:rFonts w:ascii="Calibri" w:hAnsi="Calibri"/>
+                <w:b w:val="0"/>
+                <w:color w:val="358078"/>
+                <w:sz w:val="22"/>
+                <w:szCs w:val="22"/>
+              </w:rPr>
+              <w:t xml:space="preserve">s the </w:t>
+            </w:r>
+            <w:r>
+              <w:rPr>
+                <w:rFonts w:ascii="Calibri" w:hAnsi="Calibri"/>
+                <w:b w:val="0"/>
+                <w:color w:val="358078"/>
+                <w:sz w:val="22"/>
+                <w:szCs w:val="22"/>
+              </w:rPr>
+              <w:t>lead</w:t>
+            </w:r>
+            <w:r>
+              <w:rPr>
+                <w:rFonts w:ascii="Calibri" w:hAnsi="Calibri"/>
+                <w:b w:val="0"/>
+                <w:color w:val="358078"/>
+                <w:sz w:val="22"/>
+                <w:szCs w:val="22"/>
+              </w:rPr>
+              <w:t xml:space="preserve"> developer</w:t>
+            </w:r>
+            <w:r>
+              <w:rPr>
+                <w:rFonts w:ascii="Calibri" w:hAnsi="Calibri"/>
+                <w:b w:val="0"/>
+                <w:color w:val="358078"/>
+                <w:sz w:val="22"/>
+                <w:szCs w:val="22"/>
+              </w:rPr>
+              <w:t xml:space="preserve"> </w:t>
+            </w:r>
+            <w:r>
+              <w:rPr>
+                <w:rFonts w:ascii="Calibri" w:hAnsi="Calibri"/>
+                <w:b w:val="0"/>
+                <w:color w:val="358078"/>
+                <w:sz w:val="22"/>
+                <w:szCs w:val="22"/>
+              </w:rPr>
+              <w:t>of</w:t>
+            </w:r>
+            <w:r>
+              <w:rPr>
+                <w:rFonts w:ascii="Calibri" w:hAnsi="Calibri"/>
+                <w:b w:val="0"/>
+                <w:color w:val="358078"/>
+                <w:sz w:val="22"/>
+                <w:szCs w:val="22"/>
+              </w:rPr>
+              <w:t xml:space="preserve"> the</w:t>
+            </w:r>
+            <w:r>
+              <w:rPr>
+                <w:rFonts w:ascii="Calibri" w:hAnsi="Calibri"/>
+                <w:b w:val="0"/>
+                <w:color w:val="358078"/>
+                <w:sz w:val="22"/>
+                <w:szCs w:val="22"/>
+              </w:rPr>
+              <w:t xml:space="preserve"> Deterministic-Cloud-Free Line-of-Sight (DCFLOS)</w:t>
+            </w:r>
+            <w:r>
+              <w:rPr>
+                <w:rFonts w:ascii="Calibri" w:hAnsi="Calibri"/>
+                <w:b w:val="0"/>
+                <w:color w:val="358078"/>
+                <w:sz w:val="22"/>
+                <w:szCs w:val="22"/>
+              </w:rPr>
+              <w:t xml:space="preserve"> </w:t>
+            </w:r>
+            <w:r>
+              <w:rPr>
+                <w:rFonts w:ascii="Calibri" w:hAnsi="Calibri"/>
+                <w:b w:val="0"/>
+                <w:color w:val="358078"/>
+                <w:sz w:val="22"/>
+                <w:szCs w:val="22"/>
+              </w:rPr>
+              <w:t>algorithm and tool in Task</w:t>
+            </w:r>
+            <w:r>
+              <w:rPr>
+                <w:rFonts w:ascii="Calibri" w:hAnsi="Calibri"/>
+                <w:b w:val="0"/>
+                <w:color w:val="358078"/>
+                <w:sz w:val="22"/>
+                <w:szCs w:val="22"/>
+              </w:rPr>
+              <w:t xml:space="preserve"> </w:t>
+            </w:r>
+            <w:r>
+              <w:rPr>
+                <w:rFonts w:ascii="Calibri" w:hAnsi="Calibri"/>
+                <w:b w:val="0"/>
+                <w:color w:val="358078"/>
+                <w:sz w:val="22"/>
+                <w:szCs w:val="22"/>
+              </w:rPr>
+              <w:t>5.</w:t>
+            </w:r>
+            <w:r>
+              <w:rPr>
+                <w:rFonts w:ascii="Calibri" w:hAnsi="Calibri"/>
+                <w:b w:val="0"/>
+                <w:color w:val="358078"/>
+                <w:sz w:val="22"/>
+                <w:szCs w:val="22"/>
+              </w:rPr>
+              <w:br/>
+            </w:r>
+            <w:r>
+              <w:rPr>
+                <w:rFonts w:ascii="Calibri" w:hAnsi="Calibri"/>
+                <w:b w:val="0"/>
+                <w:color w:val="358078"/>
+                <w:sz w:val="22"/>
+                <w:szCs w:val="22"/>
+              </w:rPr>
               <w:t xml:space="preserve">PI: </w:t>
             </w:r>
             <w:r>
@@ -3470,156 +3580,6 @@
                 <w:szCs w:val="22"/>
               </w:rPr>
               <w:t xml:space="preserve"> (CSU)</w:t>
-            </w:r>
-          </w:p>
-          <w:p>
-            <w:pPr>
-              <w:pStyle w:val="SectionTitle"/>
-              <w:pBdr>
-                <w:left w:val="none" w:sz="0" w:space="0" w:color="auto"/>
-              </w:pBdr>
-              <w:tabs>
-                <w:tab w:val="left" w:pos="1260"/>
-              </w:tabs>
-              <w:spacing w:before="0"/>
-              <w:rPr>
-                <w:rFonts w:ascii="Calibri" w:hAnsi="Calibri"/>
-                <w:b w:val="0"/>
-                <w:color w:val="358078"/>
-                <w:sz w:val="22"/>
-                <w:szCs w:val="22"/>
-                <w:lang w:eastAsia="zh-TW"/>
-              </w:rPr>
-            </w:pPr>
-            <w:r>
-              <w:rPr>
-                <w:rFonts w:ascii="Calibri" w:hAnsi="Calibri"/>
-                <w:b w:val="0"/>
-                <w:color w:val="358078"/>
-                <w:sz w:val="22"/>
-                <w:szCs w:val="22"/>
-              </w:rPr>
-              <w:t>Dr. Yu (co-I) s</w:t>
-            </w:r>
-            <w:r>
-              <w:rPr>
-                <w:rFonts w:ascii="Calibri" w:hAnsi="Calibri"/>
-                <w:b w:val="0"/>
-                <w:color w:val="358078"/>
-                <w:sz w:val="22"/>
-                <w:szCs w:val="22"/>
-              </w:rPr>
-              <w:t>erve</w:t>
-            </w:r>
-            <w:r>
-              <w:rPr>
-                <w:rFonts w:ascii="Calibri" w:hAnsi="Calibri"/>
-                <w:b w:val="0"/>
-                <w:color w:val="358078"/>
-                <w:sz w:val="22"/>
-                <w:szCs w:val="22"/>
-              </w:rPr>
-              <w:t>s</w:t>
-            </w:r>
-            <w:r>
-              <w:rPr>
-                <w:rFonts w:ascii="Calibri" w:hAnsi="Calibri"/>
-                <w:b w:val="0"/>
-                <w:color w:val="358078"/>
-                <w:sz w:val="22"/>
-                <w:szCs w:val="22"/>
-              </w:rPr>
-              <w:t xml:space="preserve"> as the major contributor</w:t>
-            </w:r>
-            <w:r>
-              <w:rPr>
-                <w:rFonts w:ascii="Calibri" w:hAnsi="Calibri"/>
-                <w:b w:val="0"/>
-                <w:color w:val="358078"/>
-                <w:sz w:val="22"/>
-                <w:szCs w:val="22"/>
-              </w:rPr>
-              <w:t xml:space="preserve"> and developer</w:t>
-            </w:r>
-            <w:r>
-              <w:rPr>
-                <w:rFonts w:ascii="Calibri" w:hAnsi="Calibri"/>
-                <w:b w:val="0"/>
-                <w:color w:val="358078"/>
-                <w:sz w:val="22"/>
-                <w:szCs w:val="22"/>
-              </w:rPr>
-              <w:t xml:space="preserve"> </w:t>
-            </w:r>
-            <w:r>
-              <w:rPr>
-                <w:rFonts w:ascii="Calibri" w:hAnsi="Calibri"/>
-                <w:b w:val="0"/>
-                <w:color w:val="358078"/>
-                <w:sz w:val="22"/>
-                <w:szCs w:val="22"/>
-              </w:rPr>
-              <w:t>of</w:t>
-            </w:r>
-            <w:r>
-              <w:rPr>
-                <w:rFonts w:ascii="Calibri" w:hAnsi="Calibri"/>
-                <w:b w:val="0"/>
-                <w:color w:val="358078"/>
-                <w:sz w:val="22"/>
-                <w:szCs w:val="22"/>
-              </w:rPr>
-              <w:t xml:space="preserve"> the</w:t>
-            </w:r>
-            <w:r>
-              <w:rPr>
-                <w:rFonts w:ascii="Calibri" w:hAnsi="Calibri"/>
-                <w:b w:val="0"/>
-                <w:color w:val="358078"/>
-                <w:sz w:val="22"/>
-                <w:szCs w:val="22"/>
-              </w:rPr>
-              <w:t xml:space="preserve"> Deterministic-Cloud-Free Line-of-Sight (DCFLOS)</w:t>
-            </w:r>
-            <w:r>
-              <w:rPr>
-                <w:rFonts w:ascii="Calibri" w:hAnsi="Calibri"/>
-                <w:b w:val="0"/>
-                <w:color w:val="358078"/>
-                <w:sz w:val="22"/>
-                <w:szCs w:val="22"/>
-              </w:rPr>
-              <w:t xml:space="preserve"> </w:t>
-            </w:r>
-            <w:r>
-              <w:rPr>
-                <w:rFonts w:ascii="Calibri" w:hAnsi="Calibri"/>
-                <w:b w:val="0"/>
-                <w:color w:val="358078"/>
-                <w:sz w:val="22"/>
-                <w:szCs w:val="22"/>
-              </w:rPr>
-              <w:t>algorithm and tool in Task</w:t>
-            </w:r>
-            <w:r>
-              <w:rPr>
-                <w:rFonts w:ascii="Calibri" w:hAnsi="Calibri"/>
-                <w:b w:val="0"/>
-                <w:color w:val="358078"/>
-                <w:sz w:val="22"/>
-                <w:szCs w:val="22"/>
-              </w:rPr>
-              <w:t xml:space="preserve"> </w:t>
-            </w:r>
-            <w:r>
-              <w:rPr>
-                <w:rFonts w:ascii="Calibri" w:hAnsi="Calibri"/>
-                <w:b w:val="0"/>
-                <w:color w:val="358078"/>
-                <w:sz w:val="22"/>
-                <w:szCs w:val="22"/>
-              </w:rPr>
-              <w:t>5.</w:t>
             </w:r>
           </w:p>
           <w:p>
@@ -3824,6 +3784,66 @@
                 <w:sz w:val="22"/>
                 <w:szCs w:val="22"/>
               </w:rPr>
+              <w:t xml:space="preserve">As </w:t>
+            </w:r>
+            <w:r>
+              <w:rPr>
+                <w:rFonts w:ascii="Calibri" w:hAnsi="Calibri"/>
+                <w:b w:val="0"/>
+                <w:color w:val="358078"/>
+                <w:sz w:val="22"/>
+                <w:szCs w:val="22"/>
+              </w:rPr>
+              <w:t xml:space="preserve">co-I </w:t>
+            </w:r>
+            <w:r>
+              <w:rPr>
+                <w:rFonts w:ascii="Calibri" w:hAnsi="Calibri"/>
+                <w:b w:val="0"/>
+                <w:color w:val="358078"/>
+                <w:sz w:val="22"/>
+                <w:szCs w:val="22"/>
+              </w:rPr>
+              <w:t>and</w:t>
+            </w:r>
+            <w:r>
+              <w:rPr>
+                <w:rFonts w:ascii="Calibri" w:hAnsi="Calibri"/>
+                <w:b w:val="0"/>
+                <w:color w:val="358078"/>
+                <w:sz w:val="22"/>
+                <w:szCs w:val="22"/>
+              </w:rPr>
+              <w:t xml:space="preserve"> major contributor to the Application 2.</w:t>
+            </w:r>
+          </w:p>
+          <w:p>
+            <w:pPr>
+              <w:pStyle w:val="SectionTitle"/>
+              <w:keepNext w:val="0"/>
+              <w:pBdr>
+                <w:left w:val="none" w:sz="0" w:space="0" w:color="auto"/>
+              </w:pBdr>
+              <w:tabs>
+                <w:tab w:val="left" w:pos="1260"/>
+              </w:tabs>
+              <w:spacing w:before="0"/>
+              <w:rPr>
+                <w:rFonts w:ascii="Calibri" w:hAnsi="Calibri"/>
+                <w:b w:val="0"/>
+                <w:color w:val="358078"/>
+                <w:sz w:val="22"/>
+                <w:szCs w:val="22"/>
+              </w:rPr>
+            </w:pPr>
+            <w:r>
+              <w:rPr>
+                <w:rFonts w:ascii="Calibri" w:hAnsi="Calibri"/>
+                <w:b w:val="0"/>
+                <w:color w:val="358078"/>
+                <w:sz w:val="22"/>
+                <w:szCs w:val="22"/>
+              </w:rPr>
               <w:t xml:space="preserve">PI: </w:t>
             </w:r>
             <w:r>
@@ -3845,96 +3865,6 @@
                 <w:szCs w:val="22"/>
               </w:rPr>
               <w:t xml:space="preserve"> (CSU)</w:t>
-            </w:r>
-          </w:p>
-          <w:p>
-            <w:pPr>
-              <w:pStyle w:val="SectionTitle"/>
-              <w:keepNext w:val="0"/>
-              <w:pBdr>
-                <w:left w:val="none" w:sz="0" w:space="0" w:color="auto"/>
-              </w:pBdr>
-              <w:tabs>
-                <w:tab w:val="left" w:pos="1260"/>
-              </w:tabs>
-              <w:spacing w:before="0"/>
-              <w:rPr>
-                <w:rFonts w:ascii="Calibri" w:hAnsi="Calibri"/>
-                <w:b w:val="0"/>
-                <w:color w:val="358078"/>
-                <w:sz w:val="22"/>
-                <w:szCs w:val="22"/>
-              </w:rPr>
-            </w:pPr>
-            <w:r>
-              <w:rPr>
-                <w:rFonts w:ascii="Calibri" w:hAnsi="Calibri"/>
-                <w:b w:val="0"/>
-                <w:color w:val="358078"/>
-                <w:sz w:val="22"/>
-                <w:szCs w:val="22"/>
-              </w:rPr>
-              <w:t>Dr. Yu (co-I) s</w:t>
-            </w:r>
-            <w:r>
-              <w:rPr>
-                <w:rFonts w:ascii="Calibri" w:hAnsi="Calibri"/>
-                <w:b w:val="0"/>
-                <w:color w:val="358078"/>
-                <w:sz w:val="22"/>
-                <w:szCs w:val="22"/>
-              </w:rPr>
-              <w:t>erve</w:t>
-            </w:r>
-            <w:r>
-              <w:rPr>
-                <w:rFonts w:ascii="Calibri" w:hAnsi="Calibri"/>
-                <w:b w:val="0"/>
-                <w:color w:val="358078"/>
-                <w:sz w:val="22"/>
-                <w:szCs w:val="22"/>
-              </w:rPr>
-              <w:t>s</w:t>
-            </w:r>
-            <w:r>
-              <w:rPr>
-                <w:rFonts w:ascii="Calibri" w:hAnsi="Calibri"/>
-                <w:b w:val="0"/>
-                <w:color w:val="358078"/>
-                <w:sz w:val="22"/>
-                <w:szCs w:val="22"/>
-              </w:rPr>
-              <w:t xml:space="preserve"> as the major contributor to the </w:t>
-            </w:r>
-            <w:r>
-              <w:rPr>
-                <w:rFonts w:ascii="Calibri" w:hAnsi="Calibri"/>
-                <w:b w:val="0"/>
-                <w:color w:val="358078"/>
-                <w:sz w:val="22"/>
-                <w:szCs w:val="22"/>
-              </w:rPr>
-              <w:t>Application</w:t>
-            </w:r>
-            <w:r>
-              <w:rPr>
-                <w:rFonts w:ascii="Calibri" w:hAnsi="Calibri"/>
-                <w:b w:val="0"/>
-                <w:color w:val="358078"/>
-                <w:sz w:val="22"/>
-                <w:szCs w:val="22"/>
-              </w:rPr>
-              <w:t xml:space="preserve"> </w:t>
-            </w:r>
-            <w:r>
-              <w:rPr>
-                <w:rFonts w:ascii="Calibri" w:hAnsi="Calibri"/>
-                <w:b w:val="0"/>
-                <w:color w:val="358078"/>
-                <w:sz w:val="22"/>
-                <w:szCs w:val="22"/>
-              </w:rPr>
-              <w:t>2.</w:t>
             </w:r>
           </w:p>
           <w:p>
@@ -4101,6 +4031,156 @@
                 <w:sz w:val="22"/>
                 <w:szCs w:val="22"/>
               </w:rPr>
+              <w:t>As l</w:t>
+            </w:r>
+            <w:r>
+              <w:rPr>
+                <w:rFonts w:ascii="Calibri" w:hAnsi="Calibri"/>
+                <w:b w:val="0"/>
+                <w:color w:val="358078"/>
+                <w:sz w:val="22"/>
+                <w:szCs w:val="22"/>
+              </w:rPr>
+              <w:t>ead</w:t>
+            </w:r>
+            <w:r>
+              <w:rPr>
+                <w:rFonts w:ascii="Calibri" w:hAnsi="Calibri"/>
+                <w:b w:val="0"/>
+                <w:color w:val="358078"/>
+                <w:sz w:val="22"/>
+                <w:szCs w:val="22"/>
+              </w:rPr>
+              <w:t xml:space="preserve"> </w:t>
+            </w:r>
+            <w:r>
+              <w:rPr>
+                <w:rFonts w:ascii="Calibri" w:hAnsi="Calibri"/>
+                <w:b w:val="0"/>
+                <w:color w:val="358078"/>
+                <w:sz w:val="22"/>
+                <w:szCs w:val="22"/>
+              </w:rPr>
+              <w:t xml:space="preserve">algorithm </w:t>
+            </w:r>
+            <w:r>
+              <w:rPr>
+                <w:rFonts w:ascii="Calibri" w:hAnsi="Calibri"/>
+                <w:b w:val="0"/>
+                <w:color w:val="358078"/>
+                <w:sz w:val="22"/>
+                <w:szCs w:val="22"/>
+              </w:rPr>
+              <w:t xml:space="preserve">developer </w:t>
+            </w:r>
+            <w:r>
+              <w:rPr>
+                <w:rFonts w:ascii="Calibri" w:hAnsi="Calibri"/>
+                <w:b w:val="0"/>
+                <w:color w:val="358078"/>
+                <w:sz w:val="22"/>
+                <w:szCs w:val="22"/>
+              </w:rPr>
+              <w:t xml:space="preserve">for products </w:t>
+            </w:r>
+            <w:r>
+              <w:rPr>
+                <w:rFonts w:ascii="Calibri" w:hAnsi="Calibri"/>
+                <w:b w:val="0"/>
+                <w:color w:val="358078"/>
+                <w:sz w:val="22"/>
+                <w:szCs w:val="22"/>
+              </w:rPr>
+              <w:t>“</w:t>
+            </w:r>
+            <w:r>
+              <w:rPr>
+                <w:rFonts w:ascii="Calibri" w:hAnsi="Calibri"/>
+                <w:b w:val="0"/>
+                <w:color w:val="358078"/>
+                <w:sz w:val="22"/>
+                <w:szCs w:val="22"/>
+              </w:rPr>
+              <w:t>4-ORBIT</w:t>
+            </w:r>
+            <w:r>
+              <w:rPr>
+                <w:rFonts w:ascii="Calibri" w:hAnsi="Calibri"/>
+                <w:b w:val="0"/>
+                <w:color w:val="358078"/>
+                <w:sz w:val="22"/>
+                <w:szCs w:val="22"/>
+              </w:rPr>
+              <w:t>” and</w:t>
+            </w:r>
+            <w:r>
+              <w:rPr>
+                <w:rFonts w:ascii="Calibri" w:hAnsi="Calibri"/>
+                <w:b w:val="0"/>
+                <w:color w:val="358078"/>
+                <w:sz w:val="22"/>
+                <w:szCs w:val="22"/>
+              </w:rPr>
+              <w:t xml:space="preserve"> </w:t>
+            </w:r>
+            <w:r>
+              <w:rPr>
+                <w:rFonts w:ascii="Calibri" w:hAnsi="Calibri"/>
+                <w:b w:val="0"/>
+                <w:color w:val="358078"/>
+                <w:sz w:val="22"/>
+                <w:szCs w:val="22"/>
+              </w:rPr>
+              <w:t>“</w:t>
+            </w:r>
+            <w:r>
+              <w:rPr>
+                <w:rFonts w:ascii="Calibri" w:hAnsi="Calibri"/>
+                <w:b w:val="0"/>
+                <w:color w:val="358078"/>
+                <w:sz w:val="22"/>
+                <w:szCs w:val="22"/>
+              </w:rPr>
+              <w:t>AUX-LIGHT</w:t>
+            </w:r>
+            <w:r>
+              <w:rPr>
+                <w:rFonts w:ascii="Calibri" w:hAnsi="Calibri"/>
+                <w:b w:val="0"/>
+                <w:color w:val="358078"/>
+                <w:sz w:val="22"/>
+                <w:szCs w:val="22"/>
+              </w:rPr>
+              <w:t>”</w:t>
+            </w:r>
+            <w:r>
+              <w:rPr>
+                <w:rFonts w:ascii="Calibri" w:hAnsi="Calibri"/>
+                <w:b w:val="0"/>
+                <w:color w:val="358078"/>
+                <w:sz w:val="22"/>
+                <w:szCs w:val="22"/>
+              </w:rPr>
+              <w:t>.</w:t>
+            </w:r>
+            <w:r>
+              <w:rPr>
+                <w:rFonts w:ascii="Calibri" w:hAnsi="Calibri"/>
+                <w:b w:val="0"/>
+                <w:color w:val="358078"/>
+                <w:sz w:val="22"/>
+                <w:szCs w:val="22"/>
+              </w:rPr>
+              <w:br/>
+            </w:r>
+            <w:r>
+              <w:rPr>
+                <w:rFonts w:ascii="Calibri" w:hAnsi="Calibri"/>
+                <w:b w:val="0"/>
+                <w:color w:val="358078"/>
+                <w:sz w:val="22"/>
+                <w:szCs w:val="22"/>
+              </w:rPr>
               <w:t xml:space="preserve">PI: Dr. </w:t>
             </w:r>
             <w:r>
@@ -4161,155 +4241,6 @@
                 <w:szCs w:val="22"/>
               </w:rPr>
               <w:t>PI: Dr. Kristen Rasmussen (CSU)</w:t>
-            </w:r>
-          </w:p>
-          <w:p>
-            <w:pPr>
-              <w:pStyle w:val="SectionTitle"/>
-              <w:pBdr>
-                <w:left w:val="none" w:sz="0" w:space="0" w:color="auto"/>
-              </w:pBdr>
-              <w:tabs>
-                <w:tab w:val="left" w:pos="1260"/>
-              </w:tabs>
-              <w:spacing w:before="0"/>
-              <w:rPr>
-                <w:rFonts w:ascii="Calibri" w:hAnsi="Calibri"/>
-                <w:b w:val="0"/>
-                <w:color w:val="358078"/>
-                <w:sz w:val="22"/>
-                <w:szCs w:val="22"/>
-              </w:rPr>
-            </w:pPr>
-            <w:r>
-              <w:rPr>
-                <w:rFonts w:ascii="Calibri" w:hAnsi="Calibri"/>
-                <w:b w:val="0"/>
-                <w:color w:val="358078"/>
-                <w:sz w:val="22"/>
-                <w:szCs w:val="22"/>
-              </w:rPr>
-              <w:t>Dr. Yu s</w:t>
-            </w:r>
-            <w:r>
-              <w:rPr>
-                <w:rFonts w:ascii="Calibri" w:hAnsi="Calibri"/>
-                <w:b w:val="0"/>
-                <w:color w:val="358078"/>
-                <w:sz w:val="22"/>
-                <w:szCs w:val="22"/>
-              </w:rPr>
-              <w:t>erve</w:t>
-            </w:r>
-            <w:r>
-              <w:rPr>
-                <w:rFonts w:ascii="Calibri" w:hAnsi="Calibri"/>
-                <w:b w:val="0"/>
-                <w:color w:val="358078"/>
-                <w:sz w:val="22"/>
-                <w:szCs w:val="22"/>
-              </w:rPr>
-              <w:t>s</w:t>
-            </w:r>
-            <w:r>
-              <w:rPr>
-                <w:rFonts w:ascii="Calibri" w:hAnsi="Calibri"/>
-                <w:b w:val="0"/>
-                <w:color w:val="358078"/>
-                <w:sz w:val="22"/>
-                <w:szCs w:val="22"/>
-              </w:rPr>
-              <w:t xml:space="preserve"> as the </w:t>
-            </w:r>
-            <w:r>
-              <w:rPr>
-                <w:rFonts w:ascii="Calibri" w:hAnsi="Calibri"/>
-                <w:b w:val="0"/>
-                <w:color w:val="358078"/>
-                <w:sz w:val="22"/>
-                <w:szCs w:val="22"/>
-              </w:rPr>
-              <w:t>lead</w:t>
-            </w:r>
-            <w:r>
-              <w:rPr>
-                <w:rFonts w:ascii="Calibri" w:hAnsi="Calibri"/>
-                <w:b w:val="0"/>
-                <w:color w:val="358078"/>
-                <w:sz w:val="22"/>
-                <w:szCs w:val="22"/>
-              </w:rPr>
-              <w:t xml:space="preserve"> </w:t>
-            </w:r>
-            <w:r>
-              <w:rPr>
-                <w:rFonts w:ascii="Calibri" w:hAnsi="Calibri"/>
-                <w:b w:val="0"/>
-                <w:color w:val="358078"/>
-                <w:sz w:val="22"/>
-                <w:szCs w:val="22"/>
-              </w:rPr>
-              <w:t xml:space="preserve">developer of </w:t>
-            </w:r>
-            <w:r>
-              <w:rPr>
-                <w:rFonts w:ascii="Calibri" w:hAnsi="Calibri"/>
-                <w:b w:val="0"/>
-                <w:color w:val="358078"/>
-                <w:sz w:val="22"/>
-                <w:szCs w:val="22"/>
-              </w:rPr>
-              <w:t xml:space="preserve">the following </w:t>
-            </w:r>
-            <w:r>
-              <w:rPr>
-                <w:rFonts w:ascii="Calibri" w:hAnsi="Calibri"/>
-                <w:b w:val="0"/>
-                <w:color w:val="358078"/>
-                <w:sz w:val="22"/>
-                <w:szCs w:val="22"/>
-              </w:rPr>
-              <w:t>algorithms</w:t>
-            </w:r>
-            <w:r>
-              <w:rPr>
-                <w:rFonts w:ascii="Calibri" w:hAnsi="Calibri"/>
-                <w:b w:val="0"/>
-                <w:color w:val="358078"/>
-                <w:sz w:val="22"/>
-                <w:szCs w:val="22"/>
-              </w:rPr>
-              <w:t xml:space="preserve"> and </w:t>
-            </w:r>
-            <w:r>
-              <w:rPr>
-                <w:rFonts w:ascii="Calibri" w:hAnsi="Calibri"/>
-                <w:b w:val="0"/>
-                <w:color w:val="358078"/>
-                <w:sz w:val="22"/>
-                <w:szCs w:val="22"/>
-              </w:rPr>
-              <w:t>products</w:t>
-            </w:r>
-            <w:r>
-              <w:rPr>
-                <w:rFonts w:ascii="Calibri" w:hAnsi="Calibri"/>
-                <w:b w:val="0"/>
-                <w:color w:val="358078"/>
-                <w:sz w:val="22"/>
-                <w:szCs w:val="22"/>
-              </w:rPr>
-              <w:t>: 4-ORBIT, and AUX-LIGHT</w:t>
-            </w:r>
-            <w:r>
-              <w:rPr>
-                <w:rFonts w:ascii="Calibri" w:hAnsi="Calibri"/>
-                <w:b w:val="0"/>
-                <w:color w:val="358078"/>
-                <w:sz w:val="22"/>
-                <w:szCs w:val="22"/>
-              </w:rPr>
-              <w:t>.</w:t>
             </w:r>
           </w:p>
           <w:p>
@@ -4508,6 +4439,106 @@
                 <w:sz w:val="22"/>
                 <w:szCs w:val="22"/>
               </w:rPr>
+              <w:t xml:space="preserve">As </w:t>
+            </w:r>
+            <w:r>
+              <w:rPr>
+                <w:rFonts w:ascii="Calibri" w:hAnsi="Calibri"/>
+                <w:b w:val="0"/>
+                <w:color w:val="358078"/>
+                <w:sz w:val="22"/>
+                <w:szCs w:val="22"/>
+              </w:rPr>
+              <w:t xml:space="preserve">co-I </w:t>
+            </w:r>
+            <w:r>
+              <w:rPr>
+                <w:rFonts w:ascii="Calibri" w:hAnsi="Calibri"/>
+                <w:b w:val="0"/>
+                <w:color w:val="358078"/>
+                <w:sz w:val="22"/>
+                <w:szCs w:val="22"/>
+              </w:rPr>
+              <w:t>and</w:t>
+            </w:r>
+            <w:r>
+              <w:rPr>
+                <w:rFonts w:ascii="Calibri" w:hAnsi="Calibri"/>
+                <w:b w:val="0"/>
+                <w:color w:val="358078"/>
+                <w:sz w:val="22"/>
+                <w:szCs w:val="22"/>
+              </w:rPr>
+              <w:t xml:space="preserve"> the </w:t>
+            </w:r>
+            <w:r>
+              <w:rPr>
+                <w:rFonts w:ascii="Calibri" w:hAnsi="Calibri"/>
+                <w:b w:val="0"/>
+                <w:color w:val="358078"/>
+                <w:sz w:val="22"/>
+                <w:szCs w:val="22"/>
+              </w:rPr>
+              <w:t>O</w:t>
+            </w:r>
+            <w:r>
+              <w:rPr>
+                <w:rFonts w:ascii="Calibri" w:hAnsi="Calibri"/>
+                <w:b w:val="0"/>
+                <w:color w:val="358078"/>
+                <w:sz w:val="22"/>
+                <w:szCs w:val="22"/>
+              </w:rPr>
+              <w:t>bjective 1</w:t>
+            </w:r>
+            <w:r>
+              <w:rPr>
+                <w:rFonts w:ascii="Calibri" w:hAnsi="Calibri"/>
+                <w:b w:val="0"/>
+                <w:color w:val="358078"/>
+                <w:sz w:val="22"/>
+                <w:szCs w:val="22"/>
+              </w:rPr>
+              <w:t xml:space="preserve"> lead</w:t>
+            </w:r>
+            <w:r>
+              <w:rPr>
+                <w:rFonts w:ascii="Calibri" w:hAnsi="Calibri"/>
+                <w:b w:val="0"/>
+                <w:color w:val="358078"/>
+                <w:sz w:val="22"/>
+                <w:szCs w:val="22"/>
+              </w:rPr>
+              <w:t>.</w:t>
+            </w:r>
+          </w:p>
+          <w:p>
+            <w:pPr>
+              <w:pStyle w:val="SectionTitle"/>
+              <w:keepNext w:val="0"/>
+              <w:pBdr>
+                <w:left w:val="none" w:sz="0" w:space="0" w:color="auto"/>
+              </w:pBdr>
+              <w:tabs>
+                <w:tab w:val="left" w:pos="1260"/>
+              </w:tabs>
+              <w:spacing w:before="0"/>
+              <w:rPr>
+                <w:rFonts w:ascii="Calibri" w:hAnsi="Calibri"/>
+                <w:b w:val="0"/>
+                <w:color w:val="358078"/>
+                <w:sz w:val="22"/>
+                <w:szCs w:val="22"/>
+              </w:rPr>
+            </w:pPr>
+            <w:r>
+              <w:rPr>
+                <w:rFonts w:ascii="Calibri" w:hAnsi="Calibri"/>
+                <w:b w:val="0"/>
+                <w:color w:val="358078"/>
+                <w:sz w:val="22"/>
+                <w:szCs w:val="22"/>
+              </w:rPr>
               <w:t>PI: Dr. Kristen Rasmussen (CSU)</w:t>
             </w:r>
           </w:p>
@@ -4515,95 +4546,6 @@
             <w:pPr>
               <w:pStyle w:val="SectionTitle"/>
               <w:keepNext w:val="0"/>
-              <w:pBdr>
-                <w:left w:val="none" w:sz="0" w:space="0" w:color="auto"/>
-              </w:pBdr>
-              <w:tabs>
-                <w:tab w:val="left" w:pos="1260"/>
-              </w:tabs>
-              <w:spacing w:before="0"/>
-              <w:rPr>
-                <w:rFonts w:ascii="Calibri" w:hAnsi="Calibri"/>
-                <w:b w:val="0"/>
-                <w:color w:val="358078"/>
-                <w:sz w:val="22"/>
-                <w:szCs w:val="22"/>
-              </w:rPr>
-            </w:pPr>
-            <w:r>
-              <w:rPr>
-                <w:rFonts w:ascii="Calibri" w:hAnsi="Calibri"/>
-                <w:b w:val="0"/>
-                <w:color w:val="358078"/>
-                <w:sz w:val="22"/>
-                <w:szCs w:val="22"/>
-              </w:rPr>
-              <w:t xml:space="preserve">Dr. Yu </w:t>
-            </w:r>
-            <w:r>
-              <w:rPr>
-                <w:rFonts w:ascii="Calibri" w:hAnsi="Calibri"/>
-                <w:b w:val="0"/>
-                <w:color w:val="358078"/>
-                <w:sz w:val="22"/>
-                <w:szCs w:val="22"/>
-              </w:rPr>
-              <w:t xml:space="preserve">(co-I) </w:t>
-            </w:r>
-            <w:r>
-              <w:rPr>
-                <w:rFonts w:ascii="Calibri" w:hAnsi="Calibri"/>
-                <w:b w:val="0"/>
-                <w:color w:val="358078"/>
-                <w:sz w:val="22"/>
-                <w:szCs w:val="22"/>
-              </w:rPr>
-              <w:t>s</w:t>
-            </w:r>
-            <w:r>
-              <w:rPr>
-                <w:rFonts w:ascii="Calibri" w:hAnsi="Calibri"/>
-                <w:b w:val="0"/>
-                <w:color w:val="358078"/>
-                <w:sz w:val="22"/>
-                <w:szCs w:val="22"/>
-              </w:rPr>
-              <w:t>erve</w:t>
-            </w:r>
-            <w:r>
-              <w:rPr>
-                <w:rFonts w:ascii="Calibri" w:hAnsi="Calibri"/>
-                <w:b w:val="0"/>
-                <w:color w:val="358078"/>
-                <w:sz w:val="22"/>
-                <w:szCs w:val="22"/>
-              </w:rPr>
-              <w:t>s</w:t>
-            </w:r>
-            <w:r>
-              <w:rPr>
-                <w:rFonts w:ascii="Calibri" w:hAnsi="Calibri"/>
-                <w:b w:val="0"/>
-                <w:color w:val="358078"/>
-                <w:sz w:val="22"/>
-                <w:szCs w:val="22"/>
-              </w:rPr>
-              <w:t xml:space="preserve"> as the major contributor and lead to the Objective 1</w:t>
-            </w:r>
-            <w:r>
-              <w:rPr>
-                <w:rFonts w:ascii="Calibri" w:hAnsi="Calibri"/>
-                <w:b w:val="0"/>
-                <w:color w:val="358078"/>
-                <w:sz w:val="22"/>
-                <w:szCs w:val="22"/>
-              </w:rPr>
-              <w:t>.</w:t>
-            </w:r>
-          </w:p>
-          <w:p>
-            <w:pPr>
-              <w:pStyle w:val="SectionTitle"/>
               <w:pBdr>
                 <w:left w:val="none" w:sz="0" w:space="0" w:color="auto"/>
               </w:pBdr>
@@ -5029,106 +4971,31 @@
             <w:r>
               <w:rPr>
                 <w:rFonts w:ascii="Calibri" w:hAnsi="Calibri"/>
-                <w:bCs w:val="0"/>
+                <w:b w:val="0"/>
+                <w:bCs w:val="0"/>
+                <w:sz w:val="22"/>
+                <w:szCs w:val="22"/>
+              </w:rPr>
+              <w:t xml:space="preserve">Tianqi Zuo, Alison D. Nugent, Angela K. Rowe, Kristen L. Rasmussen, </w:t>
+            </w:r>
+            <w:r>
+              <w:rPr>
+                <w:rFonts w:ascii="Calibri" w:hAnsi="Calibri"/>
                 <w:sz w:val="22"/>
                 <w:szCs w:val="22"/>
                 <w:u w:val="single"/>
               </w:rPr>
-              <w:t>Yu, H</w:t>
-            </w:r>
-            <w:r>
-              <w:rPr>
-                <w:rFonts w:ascii="Calibri" w:hAnsi="Calibri"/>
-                <w:b w:val="0"/>
-                <w:sz w:val="22"/>
-                <w:szCs w:val="22"/>
-              </w:rPr>
-              <w:t xml:space="preserve">., </w:t>
-            </w:r>
-            <w:r>
-              <w:rPr>
-                <w:rFonts w:ascii="Calibri" w:hAnsi="Calibri"/>
-                <w:b w:val="0"/>
-                <w:sz w:val="22"/>
-                <w:szCs w:val="22"/>
-              </w:rPr>
-              <w:t xml:space="preserve">Ver </w:t>
-            </w:r>
-            <w:proofErr w:type="spellStart"/>
-            <w:r>
-              <w:rPr>
-                <w:rFonts w:ascii="Calibri" w:hAnsi="Calibri"/>
-                <w:b w:val="0"/>
-                <w:sz w:val="22"/>
-                <w:szCs w:val="22"/>
-              </w:rPr>
-              <w:t>Hoef</w:t>
-            </w:r>
-            <w:proofErr w:type="spellEnd"/>
-            <w:r>
-              <w:rPr>
-                <w:rFonts w:ascii="Calibri" w:hAnsi="Calibri"/>
-                <w:b w:val="0"/>
-                <w:sz w:val="22"/>
-                <w:szCs w:val="22"/>
-              </w:rPr>
-              <w:t xml:space="preserve">, L., </w:t>
-            </w:r>
-            <w:r>
-              <w:rPr>
-                <w:rFonts w:ascii="Calibri" w:hAnsi="Calibri"/>
-                <w:b w:val="0"/>
-                <w:sz w:val="22"/>
-                <w:szCs w:val="22"/>
-              </w:rPr>
-              <w:t>Rasmussen, K. L.,</w:t>
-            </w:r>
-            <w:r>
-              <w:rPr>
-                <w:rFonts w:ascii="Calibri" w:hAnsi="Calibri"/>
-                <w:b w:val="0"/>
-                <w:sz w:val="22"/>
-                <w:szCs w:val="22"/>
-              </w:rPr>
-              <w:t xml:space="preserve"> Ebert-Uphoff, I. (202</w:t>
-            </w:r>
-            <w:r>
-              <w:rPr>
-                <w:rFonts w:ascii="Calibri" w:hAnsi="Calibri"/>
-                <w:b w:val="0"/>
-                <w:sz w:val="22"/>
-                <w:szCs w:val="22"/>
-              </w:rPr>
-              <w:t>6</w:t>
-            </w:r>
-            <w:r>
-              <w:rPr>
-                <w:rFonts w:ascii="Calibri" w:hAnsi="Calibri"/>
-                <w:b w:val="0"/>
-                <w:sz w:val="22"/>
-                <w:szCs w:val="22"/>
-              </w:rPr>
-              <w:t xml:space="preserve">): </w:t>
-            </w:r>
-            <w:r>
-              <w:rPr>
-                <w:rFonts w:ascii="Calibri" w:hAnsi="Calibri"/>
-                <w:b w:val="0"/>
-                <w:bCs w:val="0"/>
-                <w:sz w:val="22"/>
-                <w:szCs w:val="22"/>
-              </w:rPr>
-              <w:t>Using machine learning to downscale coarse-resolution environmental variables for understanding the spatial frequency of convection</w:t>
-            </w:r>
-            <w:r>
-              <w:rPr>
-                <w:rFonts w:ascii="Calibri" w:hAnsi="Calibri"/>
-                <w:b w:val="0"/>
-                <w:bCs w:val="0"/>
-                <w:sz w:val="22"/>
-                <w:szCs w:val="22"/>
-              </w:rPr>
-              <w:t xml:space="preserve">. </w:t>
+              <w:t>H. Yu</w:t>
+            </w:r>
+            <w:r>
+              <w:rPr>
+                <w:rFonts w:ascii="Calibri" w:hAnsi="Calibri"/>
+                <w:b w:val="0"/>
+                <w:bCs w:val="0"/>
+                <w:sz w:val="22"/>
+                <w:szCs w:val="22"/>
+              </w:rPr>
+              <w:t>, 2026: Climatology of Taiwan's Heavy Rainfall Events and Associated Storm Types. (</w:t>
             </w:r>
             <w:r>
               <w:rPr>
@@ -5140,7 +5007,102 @@
                 <w:sz w:val="22"/>
                 <w:szCs w:val="22"/>
               </w:rPr>
-              <w:t>(</w:t>
+              <w:t>submitted to Monthly Weather Review</w:t>
+            </w:r>
+            <w:r>
+              <w:rPr>
+                <w:rFonts w:ascii="Calibri" w:hAnsi="Calibri"/>
+                <w:b w:val="0"/>
+                <w:bCs w:val="0"/>
+                <w:sz w:val="22"/>
+                <w:szCs w:val="22"/>
+              </w:rPr>
+              <w:t>)</w:t>
+            </w:r>
+          </w:p>
+          <w:p>
+            <w:pPr>
+              <w:pStyle w:val="SectionTitle"/>
+              <w:pBdr>
+                <w:left w:val="none" w:sz="0" w:space="0" w:color="auto"/>
+              </w:pBdr>
+              <w:tabs>
+                <w:tab w:val="left" w:pos="323"/>
+              </w:tabs>
+              <w:spacing w:before="0"/>
+              <w:ind w:left="323"/>
+              <w:rPr>
+                <w:rFonts w:ascii="Calibri" w:hAnsi="Calibri"/>
+                <w:b w:val="0"/>
+                <w:bCs w:val="0"/>
+                <w:sz w:val="22"/>
+                <w:szCs w:val="22"/>
+              </w:rPr>
+            </w:pPr>
+          </w:p>
+          <w:p>
+            <w:pPr>
+              <w:pStyle w:val="SectionTitle"/>
+              <w:numPr>
+                <w:ilvl w:val="0"/>
+                <w:numId w:val="15"/>
+              </w:numPr>
+              <w:pBdr>
+                <w:left w:val="none" w:sz="0" w:space="0" w:color="auto"/>
+              </w:pBdr>
+              <w:tabs>
+                <w:tab w:val="left" w:pos="323"/>
+              </w:tabs>
+              <w:spacing w:before="0"/>
+              <w:ind w:left="323" w:hanging="323"/>
+              <w:rPr>
+                <w:rFonts w:ascii="Calibri" w:hAnsi="Calibri"/>
+                <w:b w:val="0"/>
+                <w:bCs w:val="0"/>
+                <w:sz w:val="22"/>
+                <w:szCs w:val="22"/>
+              </w:rPr>
+            </w:pPr>
+            <w:proofErr w:type="spellStart"/>
+            <w:r>
+              <w:rPr>
+                <w:rFonts w:ascii="Calibri" w:hAnsi="Calibri"/>
+                <w:b w:val="0"/>
+                <w:bCs w:val="0"/>
+                <w:sz w:val="22"/>
+                <w:szCs w:val="22"/>
+              </w:rPr>
+              <w:t>Dongwei</w:t>
+            </w:r>
+            <w:proofErr w:type="spellEnd"/>
+            <w:r>
+              <w:rPr>
+                <w:rFonts w:ascii="Calibri" w:hAnsi="Calibri"/>
+                <w:b w:val="0"/>
+                <w:bCs w:val="0"/>
+                <w:sz w:val="22"/>
+                <w:szCs w:val="22"/>
+              </w:rPr>
+              <w:t xml:space="preserve"> Chen, Emily J. King, </w:t>
+            </w:r>
+            <w:r>
+              <w:rPr>
+                <w:rFonts w:ascii="Calibri" w:hAnsi="Calibri"/>
+                <w:sz w:val="22"/>
+                <w:szCs w:val="22"/>
+                <w:u w:val="single"/>
+              </w:rPr>
+              <w:t>H. Yu</w:t>
+            </w:r>
+            <w:r>
+              <w:rPr>
+                <w:rFonts w:ascii="Calibri" w:hAnsi="Calibri"/>
+                <w:b w:val="0"/>
+                <w:bCs w:val="0"/>
+                <w:sz w:val="22"/>
+                <w:szCs w:val="22"/>
+              </w:rPr>
+              <w:t>, 2026: Taylor Diagram and Wasserstein Distance for Model Evaluation. (</w:t>
             </w:r>
             <w:r>
               <w:rPr>
@@ -5152,7 +5114,202 @@
                 <w:sz w:val="22"/>
                 <w:szCs w:val="22"/>
               </w:rPr>
-              <w:t>under review</w:t>
+              <w:t>submitted to Sampling Theory, Signal Processing, and Data Analysis</w:t>
+            </w:r>
+            <w:r>
+              <w:rPr>
+                <w:rFonts w:ascii="Calibri" w:hAnsi="Calibri"/>
+                <w:b w:val="0"/>
+                <w:bCs w:val="0"/>
+                <w:sz w:val="22"/>
+                <w:szCs w:val="22"/>
+              </w:rPr>
+              <w:t>)</w:t>
+            </w:r>
+          </w:p>
+          <w:p>
+            <w:pPr>
+              <w:pStyle w:val="SectionTitle"/>
+              <w:pBdr>
+                <w:left w:val="none" w:sz="0" w:space="0" w:color="auto"/>
+              </w:pBdr>
+              <w:tabs>
+                <w:tab w:val="left" w:pos="323"/>
+              </w:tabs>
+              <w:spacing w:before="0"/>
+              <w:ind w:left="323"/>
+              <w:rPr>
+                <w:rFonts w:ascii="Calibri" w:hAnsi="Calibri"/>
+                <w:b w:val="0"/>
+                <w:bCs w:val="0"/>
+                <w:sz w:val="22"/>
+                <w:szCs w:val="22"/>
+              </w:rPr>
+            </w:pPr>
+          </w:p>
+          <w:p>
+            <w:pPr>
+              <w:pStyle w:val="SectionTitle"/>
+              <w:numPr>
+                <w:ilvl w:val="0"/>
+                <w:numId w:val="15"/>
+              </w:numPr>
+              <w:pBdr>
+                <w:left w:val="none" w:sz="0" w:space="0" w:color="auto"/>
+              </w:pBdr>
+              <w:tabs>
+                <w:tab w:val="left" w:pos="323"/>
+              </w:tabs>
+              <w:spacing w:before="0"/>
+              <w:ind w:left="323" w:hanging="323"/>
+              <w:rPr>
+                <w:rFonts w:ascii="Calibri" w:hAnsi="Calibri"/>
+                <w:b w:val="0"/>
+                <w:bCs w:val="0"/>
+                <w:sz w:val="22"/>
+                <w:szCs w:val="22"/>
+              </w:rPr>
+            </w:pPr>
+            <w:r>
+              <w:rPr>
+                <w:rFonts w:ascii="Calibri" w:hAnsi="Calibri"/>
+                <w:bCs w:val="0"/>
+                <w:sz w:val="22"/>
+                <w:szCs w:val="22"/>
+                <w:u w:val="single"/>
+              </w:rPr>
+              <w:t>Yu, H</w:t>
+            </w:r>
+            <w:r>
+              <w:rPr>
+                <w:rFonts w:ascii="Calibri" w:hAnsi="Calibri"/>
+                <w:b w:val="0"/>
+                <w:sz w:val="22"/>
+                <w:szCs w:val="22"/>
+              </w:rPr>
+              <w:t xml:space="preserve">., </w:t>
+            </w:r>
+            <w:r>
+              <w:rPr>
+                <w:rFonts w:ascii="Calibri" w:hAnsi="Calibri"/>
+                <w:b w:val="0"/>
+                <w:sz w:val="22"/>
+                <w:szCs w:val="22"/>
+              </w:rPr>
+              <w:t xml:space="preserve">Ver </w:t>
+            </w:r>
+            <w:proofErr w:type="spellStart"/>
+            <w:r>
+              <w:rPr>
+                <w:rFonts w:ascii="Calibri" w:hAnsi="Calibri"/>
+                <w:b w:val="0"/>
+                <w:sz w:val="22"/>
+                <w:szCs w:val="22"/>
+              </w:rPr>
+              <w:t>Hoef</w:t>
+            </w:r>
+            <w:proofErr w:type="spellEnd"/>
+            <w:r>
+              <w:rPr>
+                <w:rFonts w:ascii="Calibri" w:hAnsi="Calibri"/>
+                <w:b w:val="0"/>
+                <w:sz w:val="22"/>
+                <w:szCs w:val="22"/>
+              </w:rPr>
+              <w:t xml:space="preserve">, L., </w:t>
+            </w:r>
+            <w:r>
+              <w:rPr>
+                <w:rFonts w:ascii="Calibri" w:hAnsi="Calibri"/>
+                <w:b w:val="0"/>
+                <w:sz w:val="22"/>
+                <w:szCs w:val="22"/>
+              </w:rPr>
+              <w:t>Rasmussen, K. L.,</w:t>
+            </w:r>
+            <w:r>
+              <w:rPr>
+                <w:rFonts w:ascii="Calibri" w:hAnsi="Calibri"/>
+                <w:b w:val="0"/>
+                <w:sz w:val="22"/>
+                <w:szCs w:val="22"/>
+              </w:rPr>
+              <w:t xml:space="preserve"> Ebert-Uphoff, I. (202</w:t>
+            </w:r>
+            <w:r>
+              <w:rPr>
+                <w:rFonts w:ascii="Calibri" w:hAnsi="Calibri"/>
+                <w:b w:val="0"/>
+                <w:sz w:val="22"/>
+                <w:szCs w:val="22"/>
+              </w:rPr>
+              <w:t>6</w:t>
+            </w:r>
+            <w:r>
+              <w:rPr>
+                <w:rFonts w:ascii="Calibri" w:hAnsi="Calibri"/>
+                <w:b w:val="0"/>
+                <w:sz w:val="22"/>
+                <w:szCs w:val="22"/>
+              </w:rPr>
+              <w:t>)</w:t>
+            </w:r>
+            <w:r>
+              <w:rPr>
+                <w:rFonts w:ascii="Calibri" w:hAnsi="Calibri"/>
+                <w:b w:val="0"/>
+                <w:sz w:val="22"/>
+                <w:szCs w:val="22"/>
+              </w:rPr>
+              <w:t>.</w:t>
+            </w:r>
+            <w:r>
+              <w:rPr>
+                <w:rFonts w:ascii="Calibri" w:hAnsi="Calibri"/>
+                <w:b w:val="0"/>
+                <w:sz w:val="22"/>
+                <w:szCs w:val="22"/>
+              </w:rPr>
+              <w:t xml:space="preserve"> </w:t>
+            </w:r>
+            <w:r>
+              <w:rPr>
+                <w:rFonts w:ascii="Calibri" w:hAnsi="Calibri"/>
+                <w:b w:val="0"/>
+                <w:sz w:val="22"/>
+                <w:szCs w:val="22"/>
+              </w:rPr>
+              <w:t xml:space="preserve">Exploring the Ability of Machine Learning to Infer </w:t>
+            </w:r>
+            <w:proofErr w:type="spellStart"/>
+            <w:r>
+              <w:rPr>
+                <w:rFonts w:ascii="Calibri" w:hAnsi="Calibri"/>
+                <w:b w:val="0"/>
+                <w:sz w:val="22"/>
+                <w:szCs w:val="22"/>
+              </w:rPr>
+              <w:t>Subgrid</w:t>
+            </w:r>
+            <w:proofErr w:type="spellEnd"/>
+            <w:r>
+              <w:rPr>
+                <w:rFonts w:ascii="Calibri" w:hAnsi="Calibri"/>
+                <w:b w:val="0"/>
+                <w:sz w:val="22"/>
+                <w:szCs w:val="22"/>
+              </w:rPr>
+              <w:t>-scale Convective Cloud Fraction from Coarse-Resolution Environmental Conditions</w:t>
+            </w:r>
+            <w:r>
+              <w:rPr>
+                <w:rFonts w:ascii="Calibri" w:hAnsi="Calibri"/>
+                <w:b w:val="0"/>
+                <w:bCs w:val="0"/>
+                <w:sz w:val="22"/>
+                <w:szCs w:val="22"/>
+              </w:rPr>
+              <w:t xml:space="preserve">. </w:t>
             </w:r>
             <w:r>
               <w:rPr>
@@ -5164,7 +5321,31 @@
                 <w:sz w:val="22"/>
                 <w:szCs w:val="22"/>
               </w:rPr>
-              <w:t>)</w:t>
+              <w:t>Artificial Intelligence for the Earth Systems</w:t>
+            </w:r>
+            <w:r>
+              <w:rPr>
+                <w:rFonts w:ascii="Calibri" w:hAnsi="Calibri"/>
+                <w:b w:val="0"/>
+                <w:bCs w:val="0"/>
+                <w:i/>
+                <w:iCs/>
+                <w:sz w:val="22"/>
+                <w:szCs w:val="22"/>
+              </w:rPr>
+              <w:t xml:space="preserve">. </w:t>
+            </w:r>
+            <w:r>
+              <w:rPr>
+                <w:rFonts w:ascii="Calibri" w:hAnsi="Calibri"/>
+                <w:b w:val="0"/>
+                <w:bCs w:val="0"/>
+                <w:i/>
+                <w:iCs/>
+                <w:sz w:val="22"/>
+                <w:szCs w:val="22"/>
+              </w:rPr>
+              <w:t>https://doi.org/10.1175/AIES-D-25-0085.1</w:t>
             </w:r>
           </w:p>
           <w:p>
@@ -5690,7 +5871,20 @@
                 <w:sz w:val="22"/>
                 <w:szCs w:val="22"/>
               </w:rPr>
-              <w:t>Journal of the Meteorological Society of Japan Ser II (</w:t>
+              <w:t xml:space="preserve">Journal of </w:t>
+            </w:r>
+            <w:r>
+              <w:rPr>
+                <w:rFonts w:ascii="Calibri" w:hAnsi="Calibri"/>
+                <w:b w:val="0"/>
+                <w:bCs w:val="0"/>
+                <w:i/>
+                <w:iCs/>
+                <w:sz w:val="22"/>
+                <w:szCs w:val="22"/>
+              </w:rPr>
+              <w:lastRenderedPageBreak/>
+              <w:t>the Meteorological Society of Japan Ser II (</w:t>
             </w:r>
             <w:proofErr w:type="spellStart"/>
             <w:r>
@@ -6010,18 +6204,7 @@
                 <w:sz w:val="22"/>
                 <w:szCs w:val="22"/>
               </w:rPr>
-              <w:t xml:space="preserve"> Effects of mid-level moisture and environmental flow on the development of afternoon </w:t>
-            </w:r>
-            <w:r>
-              <w:rPr>
-                <w:rFonts w:ascii="Calibri" w:hAnsi="Calibri"/>
-                <w:b w:val="0"/>
-                <w:bCs w:val="0"/>
-                <w:sz w:val="22"/>
-                <w:szCs w:val="22"/>
-              </w:rPr>
-              <w:lastRenderedPageBreak/>
-              <w:t xml:space="preserve">thunderstorms in Taipei. </w:t>
+              <w:t xml:space="preserve"> Effects of mid-level moisture and environmental flow on the development of afternoon thunderstorms in Taipei. </w:t>
             </w:r>
             <w:r>
               <w:rPr>
@@ -6577,7 +6760,15 @@
                 <w:sz w:val="22"/>
                 <w:szCs w:val="22"/>
               </w:rPr>
-              <w:t xml:space="preserve"> 2023</w:t>
+              <w:t xml:space="preserve"> 202</w:t>
+            </w:r>
+            <w:r>
+              <w:rPr>
+                <w:rFonts w:ascii="Calibri" w:hAnsi="Calibri"/>
+                <w:sz w:val="22"/>
+                <w:szCs w:val="22"/>
+              </w:rPr>
+              <w:t>6</w:t>
             </w:r>
           </w:p>
         </w:tc>
@@ -6609,34 +6800,7 @@
                 <w:sz w:val="22"/>
                 <w:szCs w:val="22"/>
               </w:rPr>
-              <w:t>C</w:t>
-            </w:r>
-            <w:r>
-              <w:rPr>
-                <w:rFonts w:ascii="Calibri" w:hAnsi="Calibri"/>
-                <w:bCs w:val="0"/>
-                <w:sz w:val="22"/>
-                <w:szCs w:val="22"/>
-              </w:rPr>
-              <w:t xml:space="preserve">entral Weather Bureau (now </w:t>
-            </w:r>
-            <w:r>
-              <w:rPr>
-                <w:rFonts w:ascii="Calibri" w:hAnsi="Calibri"/>
-                <w:bCs w:val="0"/>
-                <w:sz w:val="22"/>
-                <w:szCs w:val="22"/>
-              </w:rPr>
-              <w:t>Central Weather Administration</w:t>
-            </w:r>
-            <w:r>
-              <w:rPr>
-                <w:rFonts w:ascii="Calibri" w:hAnsi="Calibri"/>
-                <w:bCs w:val="0"/>
-                <w:sz w:val="22"/>
-                <w:szCs w:val="22"/>
-              </w:rPr>
-              <w:t>, CWA) in Taiwan</w:t>
+              <w:t>IPC15 Pre-conference Asia Virtual Workshop</w:t>
             </w:r>
           </w:p>
           <w:p>
@@ -6665,7 +6829,7 @@
                 <w:sz w:val="22"/>
                 <w:szCs w:val="22"/>
               </w:rPr>
-              <w:t>Clouds and Storms on Bridging Weather and Climate</w:t>
+              <w:t>Bridging Weather, Climate, and AI/ML for Severe Storms</w:t>
             </w:r>
           </w:p>
           <w:p>
@@ -6719,7 +6883,7 @@
                 <w:sz w:val="22"/>
                 <w:szCs w:val="22"/>
               </w:rPr>
-              <w:t xml:space="preserve"> 2022</w:t>
+              <w:t xml:space="preserve"> 2023</w:t>
             </w:r>
           </w:p>
         </w:tc>
@@ -6751,36 +6915,34 @@
                 <w:sz w:val="22"/>
                 <w:szCs w:val="22"/>
               </w:rPr>
-              <w:t>Climate Hotpots in Action (</w:t>
-            </w:r>
-            <w:proofErr w:type="spellStart"/>
-            <w:r>
-              <w:rPr>
-                <w:rFonts w:ascii="Calibri" w:hAnsi="Calibri"/>
-                <w:bCs w:val="0"/>
-                <w:sz w:val="22"/>
-                <w:szCs w:val="22"/>
-              </w:rPr>
-              <w:t>CHiA</w:t>
-            </w:r>
-            <w:proofErr w:type="spellEnd"/>
-            <w:r>
-              <w:rPr>
-                <w:rFonts w:ascii="Calibri" w:hAnsi="Calibri"/>
-                <w:bCs w:val="0"/>
-                <w:sz w:val="22"/>
-                <w:szCs w:val="22"/>
-              </w:rPr>
-              <w:t>) Forum</w:t>
-            </w:r>
-            <w:r>
-              <w:rPr>
-                <w:rFonts w:ascii="Calibri" w:hAnsi="Calibri"/>
-                <w:bCs w:val="0"/>
-                <w:sz w:val="22"/>
-                <w:szCs w:val="22"/>
-              </w:rPr>
-              <w:t xml:space="preserve"> Webinar</w:t>
+              <w:t>C</w:t>
+            </w:r>
+            <w:r>
+              <w:rPr>
+                <w:rFonts w:ascii="Calibri" w:hAnsi="Calibri"/>
+                <w:bCs w:val="0"/>
+                <w:sz w:val="22"/>
+                <w:szCs w:val="22"/>
+              </w:rPr>
+              <w:t xml:space="preserve">entral Weather Bureau (now </w:t>
+            </w:r>
+            <w:r>
+              <w:rPr>
+                <w:rFonts w:ascii="Calibri" w:hAnsi="Calibri"/>
+                <w:bCs w:val="0"/>
+                <w:sz w:val="22"/>
+                <w:szCs w:val="22"/>
+              </w:rPr>
+              <w:t>Central Weather Administration</w:t>
+            </w:r>
+            <w:r>
+              <w:rPr>
+                <w:rFonts w:ascii="Calibri" w:hAnsi="Calibri"/>
+                <w:bCs w:val="0"/>
+                <w:sz w:val="22"/>
+                <w:szCs w:val="22"/>
+              </w:rPr>
+              <w:t>, CWA) in Taiwan</w:t>
             </w:r>
           </w:p>
           <w:p>
@@ -6809,7 +6971,7 @@
                 <w:sz w:val="22"/>
                 <w:szCs w:val="22"/>
               </w:rPr>
-              <w:t>Quasi-Two-Day and Diurnal Cloud Variation Timescales over Convectively Active Regions</w:t>
+              <w:t>Clouds and Storms on Bridging Weather and Climate</w:t>
             </w:r>
           </w:p>
           <w:p>
@@ -6863,7 +7025,7 @@
                 <w:sz w:val="22"/>
                 <w:szCs w:val="22"/>
               </w:rPr>
-              <w:t xml:space="preserve"> 2020</w:t>
+              <w:t xml:space="preserve"> 2022</w:t>
             </w:r>
           </w:p>
         </w:tc>
@@ -6895,7 +7057,36 @@
                 <w:sz w:val="22"/>
                 <w:szCs w:val="22"/>
               </w:rPr>
-              <w:t>Department of Atmospheric Sciences, National Central University (NCU)</w:t>
+              <w:t>Climate Hotpots in Action (</w:t>
+            </w:r>
+            <w:proofErr w:type="spellStart"/>
+            <w:r>
+              <w:rPr>
+                <w:rFonts w:ascii="Calibri" w:hAnsi="Calibri"/>
+                <w:bCs w:val="0"/>
+                <w:sz w:val="22"/>
+                <w:szCs w:val="22"/>
+              </w:rPr>
+              <w:t>CHiA</w:t>
+            </w:r>
+            <w:proofErr w:type="spellEnd"/>
+            <w:r>
+              <w:rPr>
+                <w:rFonts w:ascii="Calibri" w:hAnsi="Calibri"/>
+                <w:bCs w:val="0"/>
+                <w:sz w:val="22"/>
+                <w:szCs w:val="22"/>
+              </w:rPr>
+              <w:t>) Forum</w:t>
+            </w:r>
+            <w:r>
+              <w:rPr>
+                <w:rFonts w:ascii="Calibri" w:hAnsi="Calibri"/>
+                <w:bCs w:val="0"/>
+                <w:sz w:val="22"/>
+                <w:szCs w:val="22"/>
+              </w:rPr>
+              <w:t xml:space="preserve"> Webinar</w:t>
             </w:r>
           </w:p>
           <w:p>
@@ -6910,26 +7101,26 @@
               <w:spacing w:before="0"/>
               <w:rPr>
                 <w:rFonts w:ascii="Calibri" w:hAnsi="Calibri"/>
-                <w:bCs w:val="0"/>
-                <w:sz w:val="22"/>
-                <w:szCs w:val="22"/>
-                <w:lang w:eastAsia="zh-TW"/>
-              </w:rPr>
-            </w:pPr>
-            <w:r>
-              <w:rPr>
-                <w:rFonts w:ascii="Calibri" w:hAnsi="Calibri"/>
-                <w:bCs w:val="0"/>
-                <w:sz w:val="22"/>
-                <w:szCs w:val="22"/>
-              </w:rPr>
-              <w:t>Department of Atmospheric Sciences, Chinese Culture University (PCCU)</w:t>
-            </w:r>
-          </w:p>
-          <w:p>
-            <w:pPr>
-              <w:pStyle w:val="SectionTitle"/>
-              <w:keepNext w:val="0"/>
+                <w:b w:val="0"/>
+                <w:color w:val="358078"/>
+                <w:sz w:val="22"/>
+                <w:szCs w:val="22"/>
+              </w:rPr>
+            </w:pPr>
+            <w:r>
+              <w:rPr>
+                <w:rFonts w:ascii="Calibri" w:hAnsi="Calibri"/>
+                <w:b w:val="0"/>
+                <w:color w:val="358078"/>
+                <w:sz w:val="22"/>
+                <w:szCs w:val="22"/>
+              </w:rPr>
+              <w:t>Quasi-Two-Day and Diurnal Cloud Variation Timescales over Convectively Active Regions</w:t>
+            </w:r>
+          </w:p>
+          <w:p>
+            <w:pPr>
+              <w:pStyle w:val="SectionTitle"/>
               <w:pBdr>
                 <w:left w:val="none" w:sz="0" w:space="0" w:color="auto"/>
               </w:pBdr>
@@ -6940,36 +7131,6 @@
               <w:rPr>
                 <w:rFonts w:ascii="Calibri" w:hAnsi="Calibri"/>
                 <w:bCs w:val="0"/>
-                <w:sz w:val="22"/>
-                <w:szCs w:val="22"/>
-              </w:rPr>
-            </w:pPr>
-            <w:r>
-              <w:rPr>
-                <w:rFonts w:ascii="Calibri" w:hAnsi="Calibri"/>
-                <w:b w:val="0"/>
-                <w:color w:val="358078"/>
-                <w:sz w:val="22"/>
-                <w:szCs w:val="22"/>
-              </w:rPr>
-              <w:t>Quality-Controlled High-Resolution Upper-Air Sounding Dataset for TASSE: Development and Corrections of the “Storm Tracker” Observations</w:t>
-            </w:r>
-          </w:p>
-          <w:p>
-            <w:pPr>
-              <w:pStyle w:val="SectionTitle"/>
-              <w:pBdr>
-                <w:left w:val="none" w:sz="0" w:space="0" w:color="auto"/>
-              </w:pBdr>
-              <w:tabs>
-                <w:tab w:val="left" w:pos="1260"/>
-              </w:tabs>
-              <w:spacing w:before="0"/>
-              <w:rPr>
-                <w:rFonts w:ascii="Calibri" w:hAnsi="Calibri"/>
-                <w:b w:val="0"/>
-                <w:bCs w:val="0"/>
-                <w:color w:val="338078"/>
                 <w:sz w:val="22"/>
                 <w:szCs w:val="22"/>
               </w:rPr>
@@ -7008,7 +7169,7 @@
                 <w:sz w:val="22"/>
                 <w:szCs w:val="22"/>
               </w:rPr>
-              <w:t xml:space="preserve"> 2019</w:t>
+              <w:t xml:space="preserve"> 2020</w:t>
             </w:r>
           </w:p>
         </w:tc>
@@ -7028,10 +7189,37 @@
               <w:spacing w:before="0"/>
               <w:rPr>
                 <w:rFonts w:ascii="Calibri" w:hAnsi="Calibri"/>
-                <w:b w:val="0"/>
-                <w:bCs w:val="0"/>
-                <w:sz w:val="22"/>
-                <w:szCs w:val="22"/>
+                <w:bCs w:val="0"/>
+                <w:sz w:val="22"/>
+                <w:szCs w:val="22"/>
+              </w:rPr>
+            </w:pPr>
+            <w:r>
+              <w:rPr>
+                <w:rFonts w:ascii="Calibri" w:hAnsi="Calibri"/>
+                <w:bCs w:val="0"/>
+                <w:sz w:val="22"/>
+                <w:szCs w:val="22"/>
+              </w:rPr>
+              <w:t>Department of Atmospheric Sciences, National Central University (NCU)</w:t>
+            </w:r>
+          </w:p>
+          <w:p>
+            <w:pPr>
+              <w:pStyle w:val="SectionTitle"/>
+              <w:pBdr>
+                <w:left w:val="none" w:sz="0" w:space="0" w:color="auto"/>
+              </w:pBdr>
+              <w:tabs>
+                <w:tab w:val="left" w:pos="1260"/>
+              </w:tabs>
+              <w:spacing w:before="0"/>
+              <w:rPr>
+                <w:rFonts w:ascii="Calibri" w:hAnsi="Calibri"/>
+                <w:bCs w:val="0"/>
+                <w:sz w:val="22"/>
+                <w:szCs w:val="22"/>
+                <w:lang w:eastAsia="zh-TW"/>
               </w:rPr>
             </w:pPr>
             <w:r>
@@ -7058,50 +7246,35 @@
               <w:rPr>
                 <w:rFonts w:ascii="Calibri" w:hAnsi="Calibri"/>
                 <w:bCs w:val="0"/>
-                <w:color w:val="358078"/>
-                <w:sz w:val="22"/>
-                <w:szCs w:val="22"/>
-              </w:rPr>
-            </w:pPr>
-            <w:proofErr w:type="spellStart"/>
-            <w:r>
-              <w:rPr>
-                <w:rFonts w:ascii="Calibri" w:hAnsi="Calibri"/>
-                <w:b w:val="0"/>
-                <w:color w:val="358078"/>
-                <w:sz w:val="22"/>
-                <w:szCs w:val="22"/>
-              </w:rPr>
-              <w:t>TAipei</w:t>
-            </w:r>
-            <w:proofErr w:type="spellEnd"/>
-            <w:r>
-              <w:rPr>
-                <w:rFonts w:ascii="Calibri" w:hAnsi="Calibri"/>
-                <w:b w:val="0"/>
-                <w:color w:val="358078"/>
-                <w:sz w:val="22"/>
-                <w:szCs w:val="22"/>
-              </w:rPr>
-              <w:t xml:space="preserve"> Severe Storm Experiment (TASSE): Upper-air Radiosonde Observations and the Development of the “Storm Tracker</w:t>
-            </w:r>
-            <w:r>
-              <w:rPr>
-                <w:rFonts w:ascii="Calibri" w:hAnsi="Calibri"/>
-                <w:b w:val="0"/>
-                <w:color w:val="358078"/>
-                <w:sz w:val="22"/>
-                <w:szCs w:val="22"/>
-              </w:rPr>
-              <w:t>”</w:t>
-            </w:r>
-          </w:p>
-          <w:p>
-            <w:pPr>
-              <w:rPr>
-                <w:rFonts w:ascii="Wingdings" w:hAnsi="Wingdings"/>
-                <w:b/>
-                <w:smallCaps/>
+                <w:sz w:val="22"/>
+                <w:szCs w:val="22"/>
+              </w:rPr>
+            </w:pPr>
+            <w:r>
+              <w:rPr>
+                <w:rFonts w:ascii="Calibri" w:hAnsi="Calibri"/>
+                <w:b w:val="0"/>
+                <w:color w:val="358078"/>
+                <w:sz w:val="22"/>
+                <w:szCs w:val="22"/>
+              </w:rPr>
+              <w:t>Quality-Controlled High-Resolution Upper-Air Sounding Dataset for TASSE: Development and Corrections of the “Storm Tracker” Observations</w:t>
+            </w:r>
+          </w:p>
+          <w:p>
+            <w:pPr>
+              <w:pStyle w:val="SectionTitle"/>
+              <w:pBdr>
+                <w:left w:val="none" w:sz="0" w:space="0" w:color="auto"/>
+              </w:pBdr>
+              <w:tabs>
+                <w:tab w:val="left" w:pos="1260"/>
+              </w:tabs>
+              <w:spacing w:before="0"/>
+              <w:rPr>
+                <w:rFonts w:ascii="Calibri" w:hAnsi="Calibri"/>
+                <w:b w:val="0"/>
+                <w:bCs w:val="0"/>
                 <w:color w:val="338078"/>
                 <w:sz w:val="22"/>
                 <w:szCs w:val="22"/>
@@ -7133,6 +7306,140 @@
                 <w:sz w:val="22"/>
                 <w:szCs w:val="22"/>
               </w:rPr>
+              <w:t></w:t>
+            </w:r>
+            <w:r>
+              <w:rPr>
+                <w:rFonts w:ascii="Calibri" w:hAnsi="Calibri"/>
+                <w:sz w:val="22"/>
+                <w:szCs w:val="22"/>
+              </w:rPr>
+              <w:t xml:space="preserve"> 2019</w:t>
+            </w:r>
+          </w:p>
+        </w:tc>
+        <w:tc>
+          <w:tcPr>
+            <w:tcW w:w="7950" w:type="dxa"/>
+          </w:tcPr>
+          <w:p>
+            <w:pPr>
+              <w:pStyle w:val="SectionTitle"/>
+              <w:pBdr>
+                <w:left w:val="none" w:sz="0" w:space="0" w:color="auto"/>
+              </w:pBdr>
+              <w:tabs>
+                <w:tab w:val="left" w:pos="1260"/>
+              </w:tabs>
+              <w:spacing w:before="0"/>
+              <w:rPr>
+                <w:rFonts w:ascii="Calibri" w:hAnsi="Calibri"/>
+                <w:b w:val="0"/>
+                <w:bCs w:val="0"/>
+                <w:sz w:val="22"/>
+                <w:szCs w:val="22"/>
+              </w:rPr>
+            </w:pPr>
+            <w:r>
+              <w:rPr>
+                <w:rFonts w:ascii="Calibri" w:hAnsi="Calibri"/>
+                <w:bCs w:val="0"/>
+                <w:sz w:val="22"/>
+                <w:szCs w:val="22"/>
+              </w:rPr>
+              <w:t>Department of Atmospheric Sciences, Chinese Culture University (PCCU)</w:t>
+            </w:r>
+          </w:p>
+          <w:p>
+            <w:pPr>
+              <w:pStyle w:val="SectionTitle"/>
+              <w:keepNext w:val="0"/>
+              <w:pBdr>
+                <w:left w:val="none" w:sz="0" w:space="0" w:color="auto"/>
+              </w:pBdr>
+              <w:tabs>
+                <w:tab w:val="left" w:pos="1260"/>
+              </w:tabs>
+              <w:spacing w:before="0"/>
+              <w:rPr>
+                <w:rFonts w:ascii="Calibri" w:hAnsi="Calibri"/>
+                <w:bCs w:val="0"/>
+                <w:color w:val="358078"/>
+                <w:sz w:val="22"/>
+                <w:szCs w:val="22"/>
+              </w:rPr>
+            </w:pPr>
+            <w:proofErr w:type="spellStart"/>
+            <w:r>
+              <w:rPr>
+                <w:rFonts w:ascii="Calibri" w:hAnsi="Calibri"/>
+                <w:b w:val="0"/>
+                <w:color w:val="358078"/>
+                <w:sz w:val="22"/>
+                <w:szCs w:val="22"/>
+              </w:rPr>
+              <w:t>TAipei</w:t>
+            </w:r>
+            <w:proofErr w:type="spellEnd"/>
+            <w:r>
+              <w:rPr>
+                <w:rFonts w:ascii="Calibri" w:hAnsi="Calibri"/>
+                <w:b w:val="0"/>
+                <w:color w:val="358078"/>
+                <w:sz w:val="22"/>
+                <w:szCs w:val="22"/>
+              </w:rPr>
+              <w:t xml:space="preserve"> Severe Storm Experiment (TASSE): Upper-air Radiosonde Observations and the Development of the “Storm Tracker</w:t>
+            </w:r>
+            <w:r>
+              <w:rPr>
+                <w:rFonts w:ascii="Calibri" w:hAnsi="Calibri"/>
+                <w:b w:val="0"/>
+                <w:color w:val="358078"/>
+                <w:sz w:val="22"/>
+                <w:szCs w:val="22"/>
+              </w:rPr>
+              <w:t>”</w:t>
+            </w:r>
+          </w:p>
+          <w:p>
+            <w:pPr>
+              <w:rPr>
+                <w:rFonts w:ascii="Wingdings" w:hAnsi="Wingdings"/>
+                <w:b/>
+                <w:smallCaps/>
+                <w:color w:val="338078"/>
+                <w:sz w:val="22"/>
+                <w:szCs w:val="22"/>
+              </w:rPr>
+            </w:pPr>
+          </w:p>
+        </w:tc>
+      </w:tr>
+      <w:tr>
+        <w:tc>
+          <w:tcPr>
+            <w:tcW w:w="2226" w:type="dxa"/>
+          </w:tcPr>
+          <w:p>
+            <w:pPr>
+              <w:rPr>
+                <w:rFonts w:ascii="Wingdings" w:hAnsi="Wingdings"/>
+                <w:smallCaps/>
+                <w:color w:val="338078"/>
+                <w:sz w:val="22"/>
+                <w:szCs w:val="22"/>
+              </w:rPr>
+            </w:pPr>
+            <w:r>
+              <w:rPr>
+                <w:rFonts w:ascii="Wingdings" w:hAnsi="Wingdings"/>
+                <w:smallCaps/>
+                <w:color w:val="338078"/>
+                <w:sz w:val="22"/>
+                <w:szCs w:val="22"/>
+              </w:rPr>
+              <w:lastRenderedPageBreak/>
               <w:t></w:t>
             </w:r>
             <w:r>
@@ -7355,7 +7662,15 @@
                 <w:sz w:val="22"/>
                 <w:szCs w:val="22"/>
               </w:rPr>
-              <w:t xml:space="preserve"> 2023</w:t>
+              <w:t xml:space="preserve"> 202</w:t>
+            </w:r>
+            <w:r>
+              <w:rPr>
+                <w:rFonts w:ascii="Calibri" w:hAnsi="Calibri"/>
+                <w:sz w:val="22"/>
+                <w:szCs w:val="22"/>
+              </w:rPr>
+              <w:t>6</w:t>
             </w:r>
           </w:p>
         </w:tc>
@@ -7387,7 +7702,43 @@
                 <w:sz w:val="22"/>
                 <w:szCs w:val="22"/>
               </w:rPr>
-              <w:t>The 15th International Conference on Mesoscale Convective Systems (ICMCS-XV)</w:t>
+              <w:t>The 1</w:t>
+            </w:r>
+            <w:r>
+              <w:rPr>
+                <w:rFonts w:ascii="Calibri" w:hAnsi="Calibri"/>
+                <w:bCs w:val="0"/>
+                <w:sz w:val="22"/>
+                <w:szCs w:val="22"/>
+              </w:rPr>
+              <w:t>7</w:t>
+            </w:r>
+            <w:r>
+              <w:rPr>
+                <w:rFonts w:ascii="Calibri" w:hAnsi="Calibri"/>
+                <w:bCs w:val="0"/>
+                <w:sz w:val="22"/>
+                <w:szCs w:val="22"/>
+              </w:rPr>
+              <w:t>th International Conference on Mesoscale Convective Systems (ICMCS-XV</w:t>
+            </w:r>
+            <w:r>
+              <w:rPr>
+                <w:rFonts w:ascii="Calibri" w:hAnsi="Calibri"/>
+                <w:bCs w:val="0"/>
+                <w:sz w:val="22"/>
+                <w:szCs w:val="22"/>
+              </w:rPr>
+              <w:t>II</w:t>
+            </w:r>
+            <w:r>
+              <w:rPr>
+                <w:rFonts w:ascii="Calibri" w:hAnsi="Calibri"/>
+                <w:bCs w:val="0"/>
+                <w:sz w:val="22"/>
+                <w:szCs w:val="22"/>
+              </w:rPr>
+              <w:t>)</w:t>
             </w:r>
           </w:p>
           <w:p>
@@ -7416,18 +7767,86 @@
                 <w:sz w:val="22"/>
                 <w:szCs w:val="22"/>
               </w:rPr>
-              <w:t xml:space="preserve">Current &amp; Future Convective Storm Modes over CONUS from GPM Observations </w:t>
-            </w:r>
-            <w:r>
-              <w:rPr>
-                <w:rFonts w:ascii="Calibri" w:hAnsi="Calibri"/>
-                <w:b w:val="0"/>
-                <w:color w:val="358078"/>
-                <w:sz w:val="22"/>
-                <w:szCs w:val="22"/>
-              </w:rPr>
-              <w:br/>
-              <w:t>and Convection-permitting Regional Climate Model Simulations</w:t>
+              <w:t xml:space="preserve">1. </w:t>
+            </w:r>
+            <w:r>
+              <w:rPr>
+                <w:rFonts w:ascii="Calibri" w:hAnsi="Calibri"/>
+                <w:b w:val="0"/>
+                <w:color w:val="358078"/>
+                <w:sz w:val="22"/>
+                <w:szCs w:val="22"/>
+              </w:rPr>
+              <w:t>Using machine learning to downscale coarse-resolution environmental variables for understanding the spatial frequency of convective storms</w:t>
+            </w:r>
+          </w:p>
+          <w:p>
+            <w:pPr>
+              <w:pStyle w:val="SectionTitle"/>
+              <w:pBdr>
+                <w:left w:val="none" w:sz="0" w:space="0" w:color="auto"/>
+              </w:pBdr>
+              <w:tabs>
+                <w:tab w:val="left" w:pos="1260"/>
+              </w:tabs>
+              <w:spacing w:before="0"/>
+              <w:rPr>
+                <w:rFonts w:ascii="Calibri" w:hAnsi="Calibri"/>
+                <w:b w:val="0"/>
+                <w:color w:val="358078"/>
+                <w:sz w:val="22"/>
+                <w:szCs w:val="22"/>
+              </w:rPr>
+            </w:pPr>
+            <w:r>
+              <w:rPr>
+                <w:rFonts w:ascii="Calibri" w:hAnsi="Calibri"/>
+                <w:b w:val="0"/>
+                <w:color w:val="358078"/>
+                <w:sz w:val="22"/>
+                <w:szCs w:val="22"/>
+              </w:rPr>
+              <w:t xml:space="preserve">2. </w:t>
+            </w:r>
+            <w:r>
+              <w:rPr>
+                <w:rFonts w:ascii="Calibri" w:hAnsi="Calibri"/>
+                <w:b w:val="0"/>
+                <w:color w:val="358078"/>
+                <w:sz w:val="22"/>
+                <w:szCs w:val="22"/>
+              </w:rPr>
+              <w:t>Leveraging Machine Learning to Study Storms for Scientific Discovery (</w:t>
+            </w:r>
+            <w:r>
+              <w:rPr>
+                <w:rFonts w:ascii="Calibri" w:hAnsi="Calibri"/>
+                <w:b w:val="0"/>
+                <w:color w:val="358078"/>
+                <w:sz w:val="22"/>
+                <w:szCs w:val="22"/>
+              </w:rPr>
+              <w:t>presented</w:t>
+            </w:r>
+            <w:r>
+              <w:rPr>
+                <w:rFonts w:ascii="Calibri" w:hAnsi="Calibri"/>
+                <w:b w:val="0"/>
+                <w:color w:val="358078"/>
+                <w:sz w:val="22"/>
+                <w:szCs w:val="22"/>
+              </w:rPr>
+              <w:t xml:space="preserve"> </w:t>
+            </w:r>
+            <w:r>
+              <w:rPr>
+                <w:rFonts w:ascii="Calibri" w:hAnsi="Calibri"/>
+                <w:b w:val="0"/>
+                <w:color w:val="358078"/>
+                <w:sz w:val="22"/>
+                <w:szCs w:val="22"/>
+              </w:rPr>
+              <w:t>by K. L. Rasmussen)</w:t>
             </w:r>
           </w:p>
           <w:p>
@@ -7473,7 +7892,6 @@
                 <w:sz w:val="22"/>
                 <w:szCs w:val="22"/>
               </w:rPr>
-              <w:lastRenderedPageBreak/>
               <w:t></w:t>
             </w:r>
             <w:r>
@@ -7482,7 +7900,7 @@
                 <w:sz w:val="22"/>
                 <w:szCs w:val="22"/>
               </w:rPr>
-              <w:t xml:space="preserve"> 2022</w:t>
+              <w:t xml:space="preserve"> 2023</w:t>
             </w:r>
           </w:p>
         </w:tc>
@@ -7514,16 +7932,7 @@
                 <w:sz w:val="22"/>
                 <w:szCs w:val="22"/>
               </w:rPr>
-              <w:t xml:space="preserve">American Meteorological Society (AMS) </w:t>
-            </w:r>
-            <w:r>
-              <w:rPr>
-                <w:rFonts w:ascii="Calibri" w:hAnsi="Calibri"/>
-                <w:bCs w:val="0"/>
-                <w:sz w:val="22"/>
-                <w:szCs w:val="22"/>
-              </w:rPr>
-              <w:t>102nd Annual Meeting</w:t>
+              <w:t>The 15th International Conference on Mesoscale Convective Systems (ICMCS-XV)</w:t>
             </w:r>
           </w:p>
           <w:p>
@@ -7552,59 +7961,18 @@
                 <w:sz w:val="22"/>
                 <w:szCs w:val="22"/>
               </w:rPr>
-              <w:t xml:space="preserve">1. </w:t>
-            </w:r>
-            <w:r>
-              <w:rPr>
-                <w:rFonts w:ascii="Calibri" w:hAnsi="Calibri"/>
-                <w:b w:val="0"/>
-                <w:color w:val="358078"/>
-                <w:sz w:val="22"/>
-                <w:szCs w:val="22"/>
-              </w:rPr>
-              <w:t>Quasi-Two-Day and Diurnal Cloud Variation Timescales over Convectively Active Regions</w:t>
-            </w:r>
-          </w:p>
-          <w:p>
-            <w:pPr>
-              <w:pStyle w:val="SectionTitle"/>
-              <w:pBdr>
-                <w:left w:val="none" w:sz="0" w:space="0" w:color="auto"/>
-              </w:pBdr>
-              <w:tabs>
-                <w:tab w:val="left" w:pos="1260"/>
-              </w:tabs>
-              <w:spacing w:before="0"/>
-              <w:rPr>
-                <w:rFonts w:ascii="Calibri" w:hAnsi="Calibri"/>
-                <w:b w:val="0"/>
-                <w:bCs w:val="0"/>
-                <w:color w:val="338078"/>
-                <w:sz w:val="22"/>
-                <w:szCs w:val="22"/>
-              </w:rPr>
-            </w:pPr>
-            <w:r>
-              <w:rPr>
-                <w:rFonts w:ascii="Calibri" w:hAnsi="Calibri"/>
-                <w:b w:val="0"/>
-                <w:bCs w:val="0"/>
-                <w:color w:val="338078"/>
-                <w:sz w:val="22"/>
-                <w:szCs w:val="22"/>
-              </w:rPr>
-              <w:t xml:space="preserve">2. </w:t>
-            </w:r>
-            <w:r>
-              <w:rPr>
-                <w:rFonts w:ascii="Calibri" w:hAnsi="Calibri"/>
-                <w:b w:val="0"/>
-                <w:bCs w:val="0"/>
-                <w:color w:val="338078"/>
-                <w:sz w:val="22"/>
-                <w:szCs w:val="22"/>
-              </w:rPr>
-              <w:t>Upper-Air Radiosonde Observations and Data Corrections of the Storm Tracker during PRECIP 2021</w:t>
+              <w:t xml:space="preserve">Current &amp; Future Convective Storm Modes over CONUS from GPM Observations </w:t>
+            </w:r>
+            <w:r>
+              <w:rPr>
+                <w:rFonts w:ascii="Calibri" w:hAnsi="Calibri"/>
+                <w:b w:val="0"/>
+                <w:color w:val="358078"/>
+                <w:sz w:val="22"/>
+                <w:szCs w:val="22"/>
+              </w:rPr>
+              <w:br/>
+              <w:t>and Convection-permitting Regional Climate Model Simulations</w:t>
             </w:r>
           </w:p>
           <w:p>
@@ -7658,7 +8026,7 @@
                 <w:sz w:val="22"/>
                 <w:szCs w:val="22"/>
               </w:rPr>
-              <w:t xml:space="preserve"> 2020</w:t>
+              <w:t xml:space="preserve"> 2022</w:t>
             </w:r>
           </w:p>
         </w:tc>
@@ -7678,49 +8046,33 @@
               <w:spacing w:before="0"/>
               <w:rPr>
                 <w:rFonts w:ascii="Calibri" w:hAnsi="Calibri"/>
-                <w:sz w:val="22"/>
-                <w:szCs w:val="22"/>
-              </w:rPr>
-            </w:pPr>
-            <w:r>
-              <w:rPr>
-                <w:rFonts w:ascii="Calibri" w:hAnsi="Calibri"/>
-                <w:bCs w:val="0"/>
-                <w:sz w:val="22"/>
-                <w:szCs w:val="22"/>
-              </w:rPr>
-              <w:t>2020 Conference on Weather Analysis and Forecasting</w:t>
-            </w:r>
-            <w:r>
-              <w:rPr>
-                <w:rFonts w:ascii="Calibri" w:hAnsi="Calibri"/>
-                <w:bCs w:val="0"/>
-                <w:sz w:val="22"/>
-                <w:szCs w:val="22"/>
-              </w:rPr>
-              <w:t xml:space="preserve"> (</w:t>
-            </w:r>
-            <w:r>
-              <w:rPr>
-                <w:rFonts w:ascii="Calibri" w:hAnsi="Calibri"/>
-                <w:sz w:val="22"/>
-                <w:szCs w:val="22"/>
-              </w:rPr>
-              <w:t>Central Weather Bureau, Taiwan</w:t>
-            </w:r>
-            <w:r>
-              <w:rPr>
-                <w:rFonts w:ascii="Calibri" w:hAnsi="Calibri"/>
-                <w:sz w:val="22"/>
-                <w:szCs w:val="22"/>
-              </w:rPr>
-              <w:t>)</w:t>
-            </w:r>
-          </w:p>
-          <w:p>
-            <w:pPr>
-              <w:pStyle w:val="SectionTitle"/>
-              <w:keepNext w:val="0"/>
+                <w:bCs w:val="0"/>
+                <w:sz w:val="22"/>
+                <w:szCs w:val="22"/>
+              </w:rPr>
+            </w:pPr>
+            <w:r>
+              <w:rPr>
+                <w:rFonts w:ascii="Calibri" w:hAnsi="Calibri"/>
+                <w:bCs w:val="0"/>
+                <w:sz w:val="22"/>
+                <w:szCs w:val="22"/>
+              </w:rPr>
+              <w:t xml:space="preserve">American Meteorological Society (AMS) </w:t>
+            </w:r>
+            <w:r>
+              <w:rPr>
+                <w:rFonts w:ascii="Calibri" w:hAnsi="Calibri"/>
+                <w:bCs w:val="0"/>
+                <w:sz w:val="22"/>
+                <w:szCs w:val="22"/>
+              </w:rPr>
+              <w:t>102nd Annual Meeting</w:t>
+            </w:r>
+          </w:p>
+          <w:p>
+            <w:pPr>
+              <w:pStyle w:val="SectionTitle"/>
               <w:pBdr>
                 <w:left w:val="none" w:sz="0" w:space="0" w:color="auto"/>
               </w:pBdr>
@@ -7730,20 +8082,31 @@
               <w:spacing w:before="0"/>
               <w:rPr>
                 <w:rFonts w:ascii="Calibri" w:hAnsi="Calibri"/>
-                <w:bCs w:val="0"/>
-                <w:sz w:val="22"/>
-                <w:szCs w:val="22"/>
-              </w:rPr>
-            </w:pPr>
-            <w:r>
-              <w:rPr>
-                <w:rFonts w:ascii="Calibri" w:hAnsi="Calibri"/>
-                <w:b w:val="0"/>
-                <w:color w:val="358078"/>
-                <w:sz w:val="22"/>
-                <w:szCs w:val="22"/>
-              </w:rPr>
-              <w:t>Quality-Controlled High-Resolution Upper-Air Sounding Dataset for TASSE: Development and Corrections of the Storm Tracker Observations</w:t>
+                <w:b w:val="0"/>
+                <w:color w:val="358078"/>
+                <w:sz w:val="22"/>
+                <w:szCs w:val="22"/>
+              </w:rPr>
+            </w:pPr>
+            <w:r>
+              <w:rPr>
+                <w:rFonts w:ascii="Calibri" w:hAnsi="Calibri"/>
+                <w:b w:val="0"/>
+                <w:color w:val="358078"/>
+                <w:sz w:val="22"/>
+                <w:szCs w:val="22"/>
+              </w:rPr>
+              <w:t xml:space="preserve">1. </w:t>
+            </w:r>
+            <w:r>
+              <w:rPr>
+                <w:rFonts w:ascii="Calibri" w:hAnsi="Calibri"/>
+                <w:b w:val="0"/>
+                <w:color w:val="358078"/>
+                <w:sz w:val="22"/>
+                <w:szCs w:val="22"/>
+              </w:rPr>
+              <w:t>Quasi-Two-Day and Diurnal Cloud Variation Timescales over Convectively Active Regions</w:t>
             </w:r>
           </w:p>
           <w:p>
@@ -7761,6 +8124,46 @@
                 <w:b w:val="0"/>
                 <w:bCs w:val="0"/>
                 <w:color w:val="338078"/>
+                <w:sz w:val="22"/>
+                <w:szCs w:val="22"/>
+              </w:rPr>
+            </w:pPr>
+            <w:r>
+              <w:rPr>
+                <w:rFonts w:ascii="Calibri" w:hAnsi="Calibri"/>
+                <w:b w:val="0"/>
+                <w:bCs w:val="0"/>
+                <w:color w:val="338078"/>
+                <w:sz w:val="22"/>
+                <w:szCs w:val="22"/>
+              </w:rPr>
+              <w:t xml:space="preserve">2. </w:t>
+            </w:r>
+            <w:r>
+              <w:rPr>
+                <w:rFonts w:ascii="Calibri" w:hAnsi="Calibri"/>
+                <w:b w:val="0"/>
+                <w:bCs w:val="0"/>
+                <w:color w:val="338078"/>
+                <w:sz w:val="22"/>
+                <w:szCs w:val="22"/>
+              </w:rPr>
+              <w:t>Upper-Air Radiosonde Observations and Data Corrections of the Storm Tracker during PRECIP 2021</w:t>
+            </w:r>
+          </w:p>
+          <w:p>
+            <w:pPr>
+              <w:pStyle w:val="SectionTitle"/>
+              <w:pBdr>
+                <w:left w:val="none" w:sz="0" w:space="0" w:color="auto"/>
+              </w:pBdr>
+              <w:tabs>
+                <w:tab w:val="left" w:pos="1260"/>
+              </w:tabs>
+              <w:spacing w:before="0"/>
+              <w:rPr>
+                <w:rFonts w:ascii="Calibri" w:hAnsi="Calibri"/>
+                <w:bCs w:val="0"/>
                 <w:sz w:val="22"/>
                 <w:szCs w:val="22"/>
               </w:rPr>
@@ -7799,7 +8202,7 @@
                 <w:sz w:val="22"/>
                 <w:szCs w:val="22"/>
               </w:rPr>
-              <w:t xml:space="preserve"> 2019</w:t>
+              <w:t xml:space="preserve"> 2020</w:t>
             </w:r>
           </w:p>
         </w:tc>
@@ -7819,43 +8222,49 @@
               <w:spacing w:before="0"/>
               <w:rPr>
                 <w:rFonts w:ascii="Calibri" w:hAnsi="Calibri"/>
-                <w:color w:val="338078"/>
-                <w:sz w:val="22"/>
-                <w:szCs w:val="22"/>
-              </w:rPr>
-            </w:pPr>
-            <w:r>
-              <w:rPr>
-                <w:rFonts w:ascii="Calibri" w:hAnsi="Calibri"/>
-                <w:bCs w:val="0"/>
-                <w:sz w:val="22"/>
-                <w:szCs w:val="22"/>
-              </w:rPr>
-              <w:t>Asia Oceania Geosciences Society (AOGS) 16</w:t>
-            </w:r>
-            <w:r>
-              <w:rPr>
-                <w:rFonts w:ascii="Calibri" w:hAnsi="Calibri"/>
-                <w:bCs w:val="0"/>
-                <w:sz w:val="22"/>
-                <w:szCs w:val="22"/>
-                <w:vertAlign w:val="superscript"/>
-              </w:rPr>
-              <w:t>th</w:t>
-            </w:r>
-            <w:r>
-              <w:rPr>
-                <w:rFonts w:ascii="Calibri" w:hAnsi="Calibri"/>
-                <w:bCs w:val="0"/>
-                <w:sz w:val="22"/>
-                <w:szCs w:val="22"/>
-              </w:rPr>
-              <w:t xml:space="preserve"> Annual Meeting</w:t>
-            </w:r>
-          </w:p>
-          <w:p>
-            <w:pPr>
-              <w:pStyle w:val="SectionTitle"/>
+                <w:sz w:val="22"/>
+                <w:szCs w:val="22"/>
+              </w:rPr>
+            </w:pPr>
+            <w:r>
+              <w:rPr>
+                <w:rFonts w:ascii="Calibri" w:hAnsi="Calibri"/>
+                <w:bCs w:val="0"/>
+                <w:sz w:val="22"/>
+                <w:szCs w:val="22"/>
+              </w:rPr>
+              <w:t>2020 Conference on Weather Analysis and Forecasting</w:t>
+            </w:r>
+            <w:r>
+              <w:rPr>
+                <w:rFonts w:ascii="Calibri" w:hAnsi="Calibri"/>
+                <w:bCs w:val="0"/>
+                <w:sz w:val="22"/>
+                <w:szCs w:val="22"/>
+              </w:rPr>
+              <w:t xml:space="preserve"> (</w:t>
+            </w:r>
+            <w:r>
+              <w:rPr>
+                <w:rFonts w:ascii="Calibri" w:hAnsi="Calibri"/>
+                <w:sz w:val="22"/>
+                <w:szCs w:val="22"/>
+              </w:rPr>
+              <w:t>Central Weather Bureau, Taiwan</w:t>
+            </w:r>
+            <w:r>
+              <w:rPr>
+                <w:rFonts w:ascii="Calibri" w:hAnsi="Calibri"/>
+                <w:sz w:val="22"/>
+                <w:szCs w:val="22"/>
+              </w:rPr>
+              <w:t>)</w:t>
+            </w:r>
+          </w:p>
+          <w:p>
+            <w:pPr>
+              <w:pStyle w:val="SectionTitle"/>
+              <w:keepNext w:val="0"/>
               <w:pBdr>
                 <w:left w:val="none" w:sz="0" w:space="0" w:color="auto"/>
               </w:pBdr>
@@ -7865,21 +8274,20 @@
               <w:spacing w:before="0"/>
               <w:rPr>
                 <w:rFonts w:ascii="Calibri" w:hAnsi="Calibri"/>
-                <w:b w:val="0"/>
-                <w:color w:val="358078"/>
-                <w:sz w:val="22"/>
-                <w:szCs w:val="22"/>
-              </w:rPr>
-            </w:pPr>
-            <w:r>
-              <w:rPr>
-                <w:rFonts w:ascii="Calibri" w:hAnsi="Calibri"/>
-                <w:b w:val="0"/>
-                <w:color w:val="358078"/>
-                <w:sz w:val="22"/>
-                <w:szCs w:val="22"/>
-              </w:rPr>
-              <w:t>Quasi-2-day Convective Disturbances Over the Equatorial Indian Ocean and Western Pacific</w:t>
+                <w:bCs w:val="0"/>
+                <w:sz w:val="22"/>
+                <w:szCs w:val="22"/>
+              </w:rPr>
+            </w:pPr>
+            <w:r>
+              <w:rPr>
+                <w:rFonts w:ascii="Calibri" w:hAnsi="Calibri"/>
+                <w:b w:val="0"/>
+                <w:color w:val="358078"/>
+                <w:sz w:val="22"/>
+                <w:szCs w:val="22"/>
+              </w:rPr>
+              <w:t>Quality-Controlled High-Resolution Upper-Air Sounding Dataset for TASSE: Development and Corrections of the Storm Tracker Observations</w:t>
             </w:r>
           </w:p>
           <w:p>
@@ -7894,170 +8302,8 @@
               <w:spacing w:before="0"/>
               <w:rPr>
                 <w:rFonts w:ascii="Calibri" w:hAnsi="Calibri"/>
-                <w:bCs w:val="0"/>
-                <w:sz w:val="22"/>
-                <w:szCs w:val="22"/>
-              </w:rPr>
-            </w:pPr>
-          </w:p>
-          <w:p>
-            <w:pPr>
-              <w:pStyle w:val="SectionTitle"/>
-              <w:pBdr>
-                <w:left w:val="none" w:sz="0" w:space="0" w:color="auto"/>
-              </w:pBdr>
-              <w:tabs>
-                <w:tab w:val="left" w:pos="1260"/>
-              </w:tabs>
-              <w:spacing w:before="0"/>
-              <w:rPr>
-                <w:rFonts w:ascii="Calibri" w:hAnsi="Calibri"/>
-                <w:sz w:val="22"/>
-                <w:szCs w:val="22"/>
-              </w:rPr>
-            </w:pPr>
-            <w:r>
-              <w:rPr>
-                <w:rFonts w:ascii="Calibri" w:hAnsi="Calibri"/>
-                <w:bCs w:val="0"/>
-                <w:sz w:val="22"/>
-                <w:szCs w:val="22"/>
-              </w:rPr>
-              <w:t>2019 Taipei Severe Weather and Extreme Precipitation (SWEP) Workshop</w:t>
-            </w:r>
-          </w:p>
-          <w:p>
-            <w:pPr>
-              <w:pStyle w:val="SectionTitle"/>
-              <w:pBdr>
-                <w:left w:val="none" w:sz="0" w:space="0" w:color="auto"/>
-              </w:pBdr>
-              <w:tabs>
-                <w:tab w:val="left" w:pos="1260"/>
-              </w:tabs>
-              <w:spacing w:before="0"/>
-              <w:rPr>
-                <w:rFonts w:ascii="Calibri" w:hAnsi="Calibri"/>
-                <w:b w:val="0"/>
-                <w:color w:val="358078"/>
-                <w:sz w:val="22"/>
-                <w:szCs w:val="22"/>
-              </w:rPr>
-            </w:pPr>
-            <w:r>
-              <w:rPr>
-                <w:rFonts w:ascii="Calibri" w:hAnsi="Calibri"/>
-                <w:b w:val="0"/>
-                <w:color w:val="358078"/>
-                <w:sz w:val="22"/>
-                <w:szCs w:val="22"/>
-              </w:rPr>
-              <w:t>Upper-air Radiosonde and “Storm Tracker” Observations in TASSE 2018</w:t>
-            </w:r>
-          </w:p>
-          <w:p>
-            <w:pPr>
-              <w:pStyle w:val="SectionTitle"/>
-              <w:pBdr>
-                <w:left w:val="none" w:sz="0" w:space="0" w:color="auto"/>
-              </w:pBdr>
-              <w:tabs>
-                <w:tab w:val="left" w:pos="1260"/>
-              </w:tabs>
-              <w:spacing w:before="0"/>
-              <w:rPr>
-                <w:rFonts w:ascii="Calibri" w:hAnsi="Calibri"/>
-                <w:b w:val="0"/>
-                <w:bCs w:val="0"/>
-                <w:color w:val="358078"/>
-                <w:sz w:val="22"/>
-                <w:szCs w:val="22"/>
-              </w:rPr>
-            </w:pPr>
-          </w:p>
-          <w:p>
-            <w:pPr>
-              <w:pStyle w:val="SectionTitle"/>
-              <w:pBdr>
-                <w:left w:val="none" w:sz="0" w:space="0" w:color="auto"/>
-              </w:pBdr>
-              <w:tabs>
-                <w:tab w:val="left" w:pos="1260"/>
-              </w:tabs>
-              <w:spacing w:before="0"/>
-              <w:rPr>
-                <w:rFonts w:ascii="Calibri" w:hAnsi="Calibri"/>
-                <w:bCs w:val="0"/>
-                <w:color w:val="338078"/>
-                <w:sz w:val="22"/>
-                <w:szCs w:val="22"/>
-              </w:rPr>
-            </w:pPr>
-            <w:r>
-              <w:rPr>
-                <w:rFonts w:ascii="Calibri" w:hAnsi="Calibri"/>
-                <w:bCs w:val="0"/>
-                <w:sz w:val="22"/>
-                <w:szCs w:val="22"/>
-              </w:rPr>
-              <w:t>13</w:t>
-            </w:r>
-            <w:r>
-              <w:rPr>
-                <w:rFonts w:ascii="Calibri" w:hAnsi="Calibri"/>
-                <w:bCs w:val="0"/>
-                <w:sz w:val="22"/>
-                <w:szCs w:val="22"/>
-                <w:vertAlign w:val="superscript"/>
-              </w:rPr>
-              <w:t>th</w:t>
-            </w:r>
-            <w:r>
-              <w:rPr>
-                <w:rFonts w:ascii="Calibri" w:hAnsi="Calibri"/>
-                <w:bCs w:val="0"/>
-                <w:sz w:val="22"/>
-                <w:szCs w:val="22"/>
-              </w:rPr>
-              <w:t xml:space="preserve"> International Conference on Mesoscale Convective Systems and High-Impact Weather in East Asia (ICMCS-XIII)</w:t>
-            </w:r>
-          </w:p>
-          <w:p>
-            <w:pPr>
-              <w:pStyle w:val="SectionTitle"/>
-              <w:pBdr>
-                <w:left w:val="none" w:sz="0" w:space="0" w:color="auto"/>
-              </w:pBdr>
-              <w:tabs>
-                <w:tab w:val="left" w:pos="1260"/>
-              </w:tabs>
-              <w:spacing w:before="0"/>
-              <w:rPr>
-                <w:rFonts w:ascii="Calibri" w:hAnsi="Calibri"/>
-                <w:b w:val="0"/>
-                <w:bCs w:val="0"/>
-                <w:color w:val="358078"/>
-                <w:sz w:val="22"/>
-                <w:szCs w:val="22"/>
-              </w:rPr>
-            </w:pPr>
-            <w:r>
-              <w:rPr>
-                <w:rFonts w:ascii="Calibri" w:hAnsi="Calibri"/>
-                <w:b w:val="0"/>
-                <w:color w:val="358078"/>
-                <w:sz w:val="22"/>
-                <w:szCs w:val="22"/>
-              </w:rPr>
-              <w:t>Characteristics of Quasi-2-Day Convective Disturbances over the Tropical Ocean</w:t>
-            </w:r>
-          </w:p>
-          <w:p>
-            <w:pPr>
-              <w:rPr>
-                <w:rFonts w:ascii="Wingdings" w:hAnsi="Wingdings"/>
-                <w:b/>
-                <w:smallCaps/>
+                <w:b w:val="0"/>
+                <w:bCs w:val="0"/>
                 <w:color w:val="338078"/>
                 <w:sz w:val="22"/>
                 <w:szCs w:val="22"/>
@@ -8097,7 +8343,7 @@
                 <w:sz w:val="22"/>
                 <w:szCs w:val="22"/>
               </w:rPr>
-              <w:t xml:space="preserve"> 2017</w:t>
+              <w:t xml:space="preserve"> 2019</w:t>
             </w:r>
           </w:p>
         </w:tc>
@@ -8117,7 +8363,6 @@
               <w:spacing w:before="0"/>
               <w:rPr>
                 <w:rFonts w:ascii="Calibri" w:hAnsi="Calibri"/>
-                <w:bCs w:val="0"/>
                 <w:color w:val="338078"/>
                 <w:sz w:val="22"/>
                 <w:szCs w:val="22"/>
@@ -8130,7 +8375,7 @@
                 <w:sz w:val="22"/>
                 <w:szCs w:val="22"/>
               </w:rPr>
-              <w:t>12</w:t>
+              <w:t>Asia Oceania Geosciences Society (AOGS) 16</w:t>
             </w:r>
             <w:r>
               <w:rPr>
@@ -8149,13 +8394,12 @@
                 <w:sz w:val="22"/>
                 <w:szCs w:val="22"/>
               </w:rPr>
-              <w:t xml:space="preserve"> International Conference on Mesoscale Convective Systems and High-Impact Weather in East Asia (ICMCS-XII)</w:t>
-            </w:r>
-          </w:p>
-          <w:p>
-            <w:pPr>
-              <w:pStyle w:val="SectionTitle"/>
-              <w:keepNext w:val="0"/>
+              <w:t xml:space="preserve"> Annual Meeting</w:t>
+            </w:r>
+          </w:p>
+          <w:p>
+            <w:pPr>
+              <w:pStyle w:val="SectionTitle"/>
               <w:pBdr>
                 <w:left w:val="none" w:sz="0" w:space="0" w:color="auto"/>
               </w:pBdr>
@@ -8165,20 +8409,191 @@
               <w:spacing w:before="0"/>
               <w:rPr>
                 <w:rFonts w:ascii="Calibri" w:hAnsi="Calibri"/>
-                <w:bCs w:val="0"/>
-                <w:sz w:val="22"/>
-                <w:szCs w:val="22"/>
-              </w:rPr>
-            </w:pPr>
-            <w:r>
-              <w:rPr>
-                <w:rFonts w:ascii="Calibri" w:hAnsi="Calibri"/>
-                <w:b w:val="0"/>
-                <w:color w:val="358078"/>
-                <w:sz w:val="22"/>
-                <w:szCs w:val="22"/>
-              </w:rPr>
-              <w:t>An Observational Study on Quasi-2-day Convective Disturbances in the Equatorial Indian Ocean during DYNAMO/AMIE/CINDY 2011</w:t>
+                <w:b w:val="0"/>
+                <w:color w:val="358078"/>
+                <w:sz w:val="22"/>
+                <w:szCs w:val="22"/>
+              </w:rPr>
+            </w:pPr>
+            <w:r>
+              <w:rPr>
+                <w:rFonts w:ascii="Calibri" w:hAnsi="Calibri"/>
+                <w:b w:val="0"/>
+                <w:color w:val="358078"/>
+                <w:sz w:val="22"/>
+                <w:szCs w:val="22"/>
+              </w:rPr>
+              <w:t>Quasi-2-day Convective Disturbances Over the Equatorial Indian Ocean and Western Pacific</w:t>
+            </w:r>
+          </w:p>
+          <w:p>
+            <w:pPr>
+              <w:pStyle w:val="SectionTitle"/>
+              <w:pBdr>
+                <w:left w:val="none" w:sz="0" w:space="0" w:color="auto"/>
+              </w:pBdr>
+              <w:tabs>
+                <w:tab w:val="left" w:pos="1260"/>
+              </w:tabs>
+              <w:spacing w:before="0"/>
+              <w:rPr>
+                <w:rFonts w:ascii="Calibri" w:hAnsi="Calibri"/>
+                <w:bCs w:val="0"/>
+                <w:sz w:val="22"/>
+                <w:szCs w:val="22"/>
+              </w:rPr>
+            </w:pPr>
+          </w:p>
+          <w:p>
+            <w:pPr>
+              <w:pStyle w:val="SectionTitle"/>
+              <w:pBdr>
+                <w:left w:val="none" w:sz="0" w:space="0" w:color="auto"/>
+              </w:pBdr>
+              <w:tabs>
+                <w:tab w:val="left" w:pos="1260"/>
+              </w:tabs>
+              <w:spacing w:before="0"/>
+              <w:rPr>
+                <w:rFonts w:ascii="Calibri" w:hAnsi="Calibri"/>
+                <w:sz w:val="22"/>
+                <w:szCs w:val="22"/>
+              </w:rPr>
+            </w:pPr>
+            <w:r>
+              <w:rPr>
+                <w:rFonts w:ascii="Calibri" w:hAnsi="Calibri"/>
+                <w:bCs w:val="0"/>
+                <w:sz w:val="22"/>
+                <w:szCs w:val="22"/>
+              </w:rPr>
+              <w:t>2019 Taipei Severe Weather and Extreme Precipitation (SWEP) Workshop</w:t>
+            </w:r>
+          </w:p>
+          <w:p>
+            <w:pPr>
+              <w:pStyle w:val="SectionTitle"/>
+              <w:pBdr>
+                <w:left w:val="none" w:sz="0" w:space="0" w:color="auto"/>
+              </w:pBdr>
+              <w:tabs>
+                <w:tab w:val="left" w:pos="1260"/>
+              </w:tabs>
+              <w:spacing w:before="0"/>
+              <w:rPr>
+                <w:rFonts w:ascii="Calibri" w:hAnsi="Calibri"/>
+                <w:b w:val="0"/>
+                <w:color w:val="358078"/>
+                <w:sz w:val="22"/>
+                <w:szCs w:val="22"/>
+              </w:rPr>
+            </w:pPr>
+            <w:r>
+              <w:rPr>
+                <w:rFonts w:ascii="Calibri" w:hAnsi="Calibri"/>
+                <w:b w:val="0"/>
+                <w:color w:val="358078"/>
+                <w:sz w:val="22"/>
+                <w:szCs w:val="22"/>
+              </w:rPr>
+              <w:t>Upper-air Radiosonde and “Storm Tracker” Observations in TASSE 2018</w:t>
+            </w:r>
+          </w:p>
+          <w:p>
+            <w:pPr>
+              <w:pStyle w:val="SectionTitle"/>
+              <w:pBdr>
+                <w:left w:val="none" w:sz="0" w:space="0" w:color="auto"/>
+              </w:pBdr>
+              <w:tabs>
+                <w:tab w:val="left" w:pos="1260"/>
+              </w:tabs>
+              <w:spacing w:before="0"/>
+              <w:rPr>
+                <w:rFonts w:ascii="Calibri" w:hAnsi="Calibri"/>
+                <w:b w:val="0"/>
+                <w:bCs w:val="0"/>
+                <w:color w:val="358078"/>
+                <w:sz w:val="22"/>
+                <w:szCs w:val="22"/>
+              </w:rPr>
+            </w:pPr>
+          </w:p>
+          <w:p>
+            <w:pPr>
+              <w:pStyle w:val="SectionTitle"/>
+              <w:pBdr>
+                <w:left w:val="none" w:sz="0" w:space="0" w:color="auto"/>
+              </w:pBdr>
+              <w:tabs>
+                <w:tab w:val="left" w:pos="1260"/>
+              </w:tabs>
+              <w:spacing w:before="0"/>
+              <w:rPr>
+                <w:rFonts w:ascii="Calibri" w:hAnsi="Calibri"/>
+                <w:bCs w:val="0"/>
+                <w:color w:val="338078"/>
+                <w:sz w:val="22"/>
+                <w:szCs w:val="22"/>
+              </w:rPr>
+            </w:pPr>
+            <w:r>
+              <w:rPr>
+                <w:rFonts w:ascii="Calibri" w:hAnsi="Calibri"/>
+                <w:bCs w:val="0"/>
+                <w:sz w:val="22"/>
+                <w:szCs w:val="22"/>
+              </w:rPr>
+              <w:t>13</w:t>
+            </w:r>
+            <w:r>
+              <w:rPr>
+                <w:rFonts w:ascii="Calibri" w:hAnsi="Calibri"/>
+                <w:bCs w:val="0"/>
+                <w:sz w:val="22"/>
+                <w:szCs w:val="22"/>
+                <w:vertAlign w:val="superscript"/>
+              </w:rPr>
+              <w:t>th</w:t>
+            </w:r>
+            <w:r>
+              <w:rPr>
+                <w:rFonts w:ascii="Calibri" w:hAnsi="Calibri"/>
+                <w:bCs w:val="0"/>
+                <w:sz w:val="22"/>
+                <w:szCs w:val="22"/>
+              </w:rPr>
+              <w:t xml:space="preserve"> International Conference on Mesoscale Convective Systems and High-Impact Weather in East Asia (ICMCS-XIII)</w:t>
+            </w:r>
+          </w:p>
+          <w:p>
+            <w:pPr>
+              <w:pStyle w:val="SectionTitle"/>
+              <w:pBdr>
+                <w:left w:val="none" w:sz="0" w:space="0" w:color="auto"/>
+              </w:pBdr>
+              <w:tabs>
+                <w:tab w:val="left" w:pos="1260"/>
+              </w:tabs>
+              <w:spacing w:before="0"/>
+              <w:rPr>
+                <w:rFonts w:ascii="Calibri" w:hAnsi="Calibri"/>
+                <w:b w:val="0"/>
+                <w:bCs w:val="0"/>
+                <w:color w:val="358078"/>
+                <w:sz w:val="22"/>
+                <w:szCs w:val="22"/>
+              </w:rPr>
+            </w:pPr>
+            <w:r>
+              <w:rPr>
+                <w:rFonts w:ascii="Calibri" w:hAnsi="Calibri"/>
+                <w:b w:val="0"/>
+                <w:color w:val="358078"/>
+                <w:sz w:val="22"/>
+                <w:szCs w:val="22"/>
+              </w:rPr>
+              <w:t>Characteristics of Quasi-2-Day Convective Disturbances over the Tropical Ocean</w:t>
             </w:r>
           </w:p>
           <w:p>
@@ -8226,7 +8641,7 @@
                 <w:sz w:val="22"/>
                 <w:szCs w:val="22"/>
               </w:rPr>
-              <w:t xml:space="preserve"> 2015</w:t>
+              <w:t xml:space="preserve"> 2017</w:t>
             </w:r>
           </w:p>
         </w:tc>
@@ -8246,20 +8661,39 @@
               <w:spacing w:before="0"/>
               <w:rPr>
                 <w:rFonts w:ascii="Calibri" w:hAnsi="Calibri"/>
-                <w:b w:val="0"/>
-                <w:bCs w:val="0"/>
-                <w:sz w:val="22"/>
-                <w:szCs w:val="22"/>
-              </w:rPr>
-            </w:pPr>
-            <w:r>
-              <w:rPr>
-                <w:rFonts w:ascii="Calibri" w:hAnsi="Calibri"/>
-                <w:bCs w:val="0"/>
-                <w:sz w:val="22"/>
-                <w:szCs w:val="22"/>
-              </w:rPr>
-              <w:t>2015 American Geophysical Union (AGU) Fall Meeting</w:t>
+                <w:bCs w:val="0"/>
+                <w:color w:val="338078"/>
+                <w:sz w:val="22"/>
+                <w:szCs w:val="22"/>
+              </w:rPr>
+            </w:pPr>
+            <w:r>
+              <w:rPr>
+                <w:rFonts w:ascii="Calibri" w:hAnsi="Calibri"/>
+                <w:bCs w:val="0"/>
+                <w:sz w:val="22"/>
+                <w:szCs w:val="22"/>
+              </w:rPr>
+              <w:t>12</w:t>
+            </w:r>
+            <w:r>
+              <w:rPr>
+                <w:rFonts w:ascii="Calibri" w:hAnsi="Calibri"/>
+                <w:bCs w:val="0"/>
+                <w:sz w:val="22"/>
+                <w:szCs w:val="22"/>
+                <w:vertAlign w:val="superscript"/>
+              </w:rPr>
+              <w:t>th</w:t>
+            </w:r>
+            <w:r>
+              <w:rPr>
+                <w:rFonts w:ascii="Calibri" w:hAnsi="Calibri"/>
+                <w:bCs w:val="0"/>
+                <w:sz w:val="22"/>
+                <w:szCs w:val="22"/>
+              </w:rPr>
+              <w:t xml:space="preserve"> International Conference on Mesoscale Convective Systems and High-Impact Weather in East Asia (ICMCS-XII)</w:t>
             </w:r>
           </w:p>
           <w:p>
@@ -8288,96 +8722,15 @@
                 <w:sz w:val="22"/>
                 <w:szCs w:val="22"/>
               </w:rPr>
-              <w:t>Two-day Convective Disturbances in the Equatorial Indian Ocean</w:t>
-            </w:r>
-          </w:p>
-          <w:p>
-            <w:pPr>
-              <w:pStyle w:val="SectionTitle"/>
-              <w:pBdr>
-                <w:left w:val="none" w:sz="0" w:space="0" w:color="auto"/>
-              </w:pBdr>
-              <w:tabs>
-                <w:tab w:val="left" w:pos="1260"/>
-              </w:tabs>
-              <w:spacing w:before="0"/>
-              <w:rPr>
-                <w:rFonts w:ascii="Calibri" w:hAnsi="Calibri"/>
-                <w:bCs w:val="0"/>
-                <w:color w:val="338078"/>
-                <w:sz w:val="22"/>
-                <w:szCs w:val="22"/>
-              </w:rPr>
-            </w:pPr>
-          </w:p>
-          <w:p>
-            <w:pPr>
-              <w:pStyle w:val="SectionTitle"/>
-              <w:pBdr>
-                <w:left w:val="none" w:sz="0" w:space="0" w:color="auto"/>
-              </w:pBdr>
-              <w:tabs>
-                <w:tab w:val="left" w:pos="1260"/>
-              </w:tabs>
-              <w:spacing w:before="0"/>
-              <w:rPr>
-                <w:rFonts w:ascii="Calibri" w:hAnsi="Calibri"/>
-                <w:color w:val="338078"/>
-                <w:sz w:val="22"/>
-                <w:szCs w:val="22"/>
-              </w:rPr>
-            </w:pPr>
-            <w:r>
-              <w:rPr>
-                <w:rFonts w:ascii="Calibri" w:hAnsi="Calibri"/>
-                <w:bCs w:val="0"/>
-                <w:sz w:val="22"/>
-                <w:szCs w:val="22"/>
-              </w:rPr>
-              <w:t>2015 International Workshop on Typhoon and Flood–APEC Experience Sharing on Hazardous Weather Events and Risk Management</w:t>
-            </w:r>
-          </w:p>
-          <w:p>
-            <w:pPr>
-              <w:pStyle w:val="SectionTitle"/>
-              <w:pBdr>
-                <w:left w:val="none" w:sz="0" w:space="0" w:color="auto"/>
-              </w:pBdr>
-              <w:tabs>
-                <w:tab w:val="left" w:pos="1260"/>
-              </w:tabs>
-              <w:spacing w:before="0"/>
-              <w:rPr>
-                <w:rFonts w:ascii="Calibri" w:hAnsi="Calibri"/>
-                <w:bCs w:val="0"/>
-                <w:sz w:val="22"/>
-                <w:szCs w:val="22"/>
-              </w:rPr>
-            </w:pPr>
-            <w:r>
-              <w:rPr>
-                <w:rFonts w:ascii="Calibri" w:hAnsi="Calibri"/>
-                <w:b w:val="0"/>
-                <w:color w:val="358078"/>
-                <w:sz w:val="22"/>
-                <w:szCs w:val="22"/>
-              </w:rPr>
-              <w:t>Two-day Disturbances over the Equatorial Indian Ocean during DYNAMO-AMIE-CINDY 2011</w:t>
-            </w:r>
-          </w:p>
-          <w:p>
-            <w:pPr>
-              <w:pStyle w:val="SectionTitle"/>
-              <w:pBdr>
-                <w:left w:val="none" w:sz="0" w:space="0" w:color="auto"/>
-              </w:pBdr>
-              <w:tabs>
-                <w:tab w:val="left" w:pos="1260"/>
-              </w:tabs>
-              <w:spacing w:before="0"/>
-              <w:rPr>
-                <w:rFonts w:ascii="Calibri" w:hAnsi="Calibri"/>
-                <w:bCs w:val="0"/>
+              <w:t>An Observational Study on Quasi-2-day Convective Disturbances in the Equatorial Indian Ocean during DYNAMO/AMIE/CINDY 2011</w:t>
+            </w:r>
+          </w:p>
+          <w:p>
+            <w:pPr>
+              <w:rPr>
+                <w:rFonts w:ascii="Wingdings" w:hAnsi="Wingdings"/>
+                <w:b/>
+                <w:smallCaps/>
                 <w:color w:val="338078"/>
                 <w:sz w:val="22"/>
                 <w:szCs w:val="22"/>
@@ -8417,7 +8770,7 @@
                 <w:sz w:val="22"/>
                 <w:szCs w:val="22"/>
               </w:rPr>
-              <w:t xml:space="preserve"> 2014</w:t>
+              <w:t xml:space="preserve"> 2015</w:t>
             </w:r>
           </w:p>
         </w:tc>
@@ -8439,44 +8792,71 @@
                 <w:rFonts w:ascii="Calibri" w:hAnsi="Calibri"/>
                 <w:b w:val="0"/>
                 <w:bCs w:val="0"/>
+                <w:sz w:val="22"/>
+                <w:szCs w:val="22"/>
+              </w:rPr>
+            </w:pPr>
+            <w:r>
+              <w:rPr>
+                <w:rFonts w:ascii="Calibri" w:hAnsi="Calibri"/>
+                <w:bCs w:val="0"/>
+                <w:sz w:val="22"/>
+                <w:szCs w:val="22"/>
+              </w:rPr>
+              <w:t>2015 American Geophysical Union (AGU) Fall Meeting</w:t>
+            </w:r>
+          </w:p>
+          <w:p>
+            <w:pPr>
+              <w:pStyle w:val="SectionTitle"/>
+              <w:keepNext w:val="0"/>
+              <w:pBdr>
+                <w:left w:val="none" w:sz="0" w:space="0" w:color="auto"/>
+              </w:pBdr>
+              <w:tabs>
+                <w:tab w:val="left" w:pos="1260"/>
+              </w:tabs>
+              <w:spacing w:before="0"/>
+              <w:rPr>
+                <w:rFonts w:ascii="Calibri" w:hAnsi="Calibri"/>
+                <w:bCs w:val="0"/>
+                <w:sz w:val="22"/>
+                <w:szCs w:val="22"/>
+              </w:rPr>
+            </w:pPr>
+            <w:r>
+              <w:rPr>
+                <w:rFonts w:ascii="Calibri" w:hAnsi="Calibri"/>
+                <w:b w:val="0"/>
+                <w:color w:val="358078"/>
+                <w:sz w:val="22"/>
+                <w:szCs w:val="22"/>
+              </w:rPr>
+              <w:t>Two-day Convective Disturbances in the Equatorial Indian Ocean</w:t>
+            </w:r>
+          </w:p>
+          <w:p>
+            <w:pPr>
+              <w:pStyle w:val="SectionTitle"/>
+              <w:pBdr>
+                <w:left w:val="none" w:sz="0" w:space="0" w:color="auto"/>
+              </w:pBdr>
+              <w:tabs>
+                <w:tab w:val="left" w:pos="1260"/>
+              </w:tabs>
+              <w:spacing w:before="0"/>
+              <w:rPr>
+                <w:rFonts w:ascii="Calibri" w:hAnsi="Calibri"/>
+                <w:bCs w:val="0"/>
                 <w:color w:val="338078"/>
                 <w:sz w:val="22"/>
                 <w:szCs w:val="22"/>
               </w:rPr>
             </w:pPr>
-            <w:r>
-              <w:rPr>
-                <w:rFonts w:ascii="Calibri" w:hAnsi="Calibri"/>
-                <w:bCs w:val="0"/>
-                <w:sz w:val="22"/>
-                <w:szCs w:val="22"/>
-              </w:rPr>
-              <w:t>Asia Oceania Geosciences Society (AOGS) 11</w:t>
-            </w:r>
-            <w:r>
-              <w:rPr>
-                <w:rFonts w:ascii="Calibri" w:hAnsi="Calibri"/>
-                <w:bCs w:val="0"/>
-                <w:sz w:val="22"/>
-                <w:szCs w:val="22"/>
-                <w:vertAlign w:val="superscript"/>
-              </w:rPr>
-              <w:t>th</w:t>
-            </w:r>
-            <w:r>
-              <w:rPr>
-                <w:rFonts w:ascii="Calibri" w:hAnsi="Calibri"/>
-                <w:bCs w:val="0"/>
-                <w:sz w:val="22"/>
-                <w:szCs w:val="22"/>
-              </w:rPr>
-              <w:t xml:space="preserve"> Annual Meeting</w:t>
-            </w:r>
-          </w:p>
-          <w:p>
-            <w:pPr>
-              <w:pStyle w:val="SectionTitle"/>
-              <w:keepNext w:val="0"/>
+          </w:p>
+          <w:p>
+            <w:pPr>
+              <w:pStyle w:val="SectionTitle"/>
               <w:pBdr>
                 <w:left w:val="none" w:sz="0" w:space="0" w:color="auto"/>
               </w:pBdr>
@@ -8486,26 +8866,24 @@
               <w:spacing w:before="0"/>
               <w:rPr>
                 <w:rFonts w:ascii="Calibri" w:hAnsi="Calibri"/>
-                <w:bCs w:val="0"/>
-                <w:sz w:val="22"/>
-                <w:szCs w:val="22"/>
-              </w:rPr>
-            </w:pPr>
-            <w:r>
-              <w:rPr>
-                <w:rFonts w:ascii="Calibri" w:hAnsi="Calibri"/>
-                <w:b w:val="0"/>
-                <w:color w:val="358078"/>
-                <w:sz w:val="22"/>
-                <w:szCs w:val="22"/>
-              </w:rPr>
-              <w:t>Characteristics and Variability of the Melting Stable Layer during DYNAMO-AMIE-CINDY 2011</w:t>
-            </w:r>
-          </w:p>
-          <w:p>
-            <w:pPr>
-              <w:pStyle w:val="SectionTitle"/>
-              <w:keepNext w:val="0"/>
+                <w:color w:val="338078"/>
+                <w:sz w:val="22"/>
+                <w:szCs w:val="22"/>
+              </w:rPr>
+            </w:pPr>
+            <w:r>
+              <w:rPr>
+                <w:rFonts w:ascii="Calibri" w:hAnsi="Calibri"/>
+                <w:bCs w:val="0"/>
+                <w:sz w:val="22"/>
+                <w:szCs w:val="22"/>
+              </w:rPr>
+              <w:t>2015 International Workshop on Typhoon and Flood–APEC Experience Sharing on Hazardous Weather Events and Risk Management</w:t>
+            </w:r>
+          </w:p>
+          <w:p>
+            <w:pPr>
+              <w:pStyle w:val="SectionTitle"/>
               <w:pBdr>
                 <w:left w:val="none" w:sz="0" w:space="0" w:color="auto"/>
               </w:pBdr>
@@ -8520,237 +8898,15 @@
                 <w:szCs w:val="22"/>
               </w:rPr>
             </w:pPr>
-          </w:p>
-          <w:p>
-            <w:pPr>
-              <w:pStyle w:val="SectionTitle"/>
-              <w:keepNext w:val="0"/>
-              <w:pBdr>
-                <w:left w:val="none" w:sz="0" w:space="0" w:color="auto"/>
-              </w:pBdr>
-              <w:tabs>
-                <w:tab w:val="left" w:pos="1260"/>
-              </w:tabs>
-              <w:spacing w:before="0"/>
-              <w:rPr>
-                <w:rFonts w:ascii="Calibri" w:hAnsi="Calibri"/>
-                <w:bCs w:val="0"/>
-                <w:sz w:val="22"/>
-                <w:szCs w:val="22"/>
-              </w:rPr>
-            </w:pPr>
-            <w:r>
-              <w:rPr>
-                <w:rFonts w:ascii="Calibri" w:hAnsi="Calibri"/>
-                <w:bCs w:val="0"/>
-                <w:sz w:val="22"/>
-                <w:szCs w:val="22"/>
-              </w:rPr>
-              <w:t>17</w:t>
-            </w:r>
-            <w:r>
-              <w:rPr>
-                <w:rFonts w:ascii="Calibri" w:hAnsi="Calibri"/>
-                <w:bCs w:val="0"/>
-                <w:sz w:val="22"/>
-                <w:szCs w:val="22"/>
-                <w:vertAlign w:val="superscript"/>
-              </w:rPr>
-              <w:t>th</w:t>
-            </w:r>
-            <w:r>
-              <w:rPr>
-                <w:rFonts w:ascii="Calibri" w:hAnsi="Calibri"/>
-                <w:bCs w:val="0"/>
-                <w:sz w:val="22"/>
-                <w:szCs w:val="22"/>
-              </w:rPr>
-              <w:t xml:space="preserve"> Symposium on Meteorological Observations and Instrumentation</w:t>
-            </w:r>
-            <w:r>
-              <w:rPr>
-                <w:rFonts w:ascii="Calibri" w:hAnsi="Calibri"/>
-                <w:bCs w:val="0"/>
-                <w:sz w:val="22"/>
-                <w:szCs w:val="22"/>
-              </w:rPr>
-              <w:t xml:space="preserve"> </w:t>
-            </w:r>
-            <w:r>
-              <w:rPr>
-                <w:rFonts w:ascii="Calibri" w:hAnsi="Calibri"/>
-                <w:bCs w:val="0"/>
-                <w:sz w:val="22"/>
-                <w:szCs w:val="22"/>
-              </w:rPr>
-              <w:t>/</w:t>
-            </w:r>
-            <w:r>
-              <w:rPr>
-                <w:rFonts w:ascii="Calibri" w:hAnsi="Calibri"/>
-                <w:bCs w:val="0"/>
-                <w:sz w:val="22"/>
-                <w:szCs w:val="22"/>
-              </w:rPr>
-              <w:t xml:space="preserve"> </w:t>
-            </w:r>
-            <w:r>
-              <w:rPr>
-                <w:rFonts w:ascii="Calibri" w:hAnsi="Calibri"/>
-                <w:bCs w:val="0"/>
-                <w:sz w:val="22"/>
-                <w:szCs w:val="22"/>
-              </w:rPr>
-              <w:t>21</w:t>
-            </w:r>
-            <w:r>
-              <w:rPr>
-                <w:rFonts w:ascii="Calibri" w:hAnsi="Calibri"/>
-                <w:bCs w:val="0"/>
-                <w:sz w:val="22"/>
-                <w:szCs w:val="22"/>
-                <w:vertAlign w:val="superscript"/>
-              </w:rPr>
-              <w:t>st</w:t>
-            </w:r>
-            <w:r>
-              <w:rPr>
-                <w:rFonts w:ascii="Calibri" w:hAnsi="Calibri"/>
-                <w:bCs w:val="0"/>
-                <w:sz w:val="22"/>
-                <w:szCs w:val="22"/>
-              </w:rPr>
-              <w:t xml:space="preserve"> Conference on Applied Climatology</w:t>
-            </w:r>
-          </w:p>
-          <w:p>
-            <w:pPr>
-              <w:pStyle w:val="SectionTitle"/>
-              <w:keepNext w:val="0"/>
-              <w:pBdr>
-                <w:left w:val="none" w:sz="0" w:space="0" w:color="auto"/>
-              </w:pBdr>
-              <w:tabs>
-                <w:tab w:val="left" w:pos="1260"/>
-              </w:tabs>
-              <w:spacing w:before="0"/>
-              <w:rPr>
-                <w:rFonts w:ascii="Calibri" w:hAnsi="Calibri"/>
-                <w:b w:val="0"/>
-                <w:bCs w:val="0"/>
-                <w:color w:val="338078"/>
-                <w:sz w:val="22"/>
-                <w:szCs w:val="22"/>
-              </w:rPr>
-            </w:pPr>
-            <w:r>
-              <w:rPr>
-                <w:rFonts w:ascii="Calibri" w:hAnsi="Calibri"/>
-                <w:b w:val="0"/>
-                <w:color w:val="358078"/>
-                <w:sz w:val="22"/>
-                <w:szCs w:val="22"/>
-              </w:rPr>
-              <w:t xml:space="preserve">Evaluation of GRUAN and </w:t>
-            </w:r>
-            <w:proofErr w:type="spellStart"/>
-            <w:r>
-              <w:rPr>
-                <w:rFonts w:ascii="Calibri" w:hAnsi="Calibri"/>
-                <w:b w:val="0"/>
-                <w:color w:val="358078"/>
-                <w:sz w:val="22"/>
-                <w:szCs w:val="22"/>
-              </w:rPr>
-              <w:t>DigiCORA</w:t>
-            </w:r>
-            <w:proofErr w:type="spellEnd"/>
-            <w:r>
-              <w:rPr>
-                <w:rFonts w:ascii="Calibri" w:hAnsi="Calibri"/>
-                <w:b w:val="0"/>
-                <w:color w:val="358078"/>
-                <w:sz w:val="22"/>
-                <w:szCs w:val="22"/>
-              </w:rPr>
-              <w:t xml:space="preserve"> Humidity Corrections to Vaisala RS92 Sounding Data during DYNAMO</w:t>
-            </w:r>
-          </w:p>
-          <w:p>
-            <w:pPr>
-              <w:pStyle w:val="SectionTitle"/>
-              <w:pBdr>
-                <w:left w:val="none" w:sz="0" w:space="0" w:color="auto"/>
-              </w:pBdr>
-              <w:tabs>
-                <w:tab w:val="left" w:pos="1260"/>
-              </w:tabs>
-              <w:spacing w:before="0"/>
-              <w:rPr>
-                <w:rFonts w:ascii="Calibri" w:hAnsi="Calibri"/>
-                <w:bCs w:val="0"/>
-                <w:color w:val="338078"/>
-                <w:sz w:val="22"/>
-                <w:szCs w:val="22"/>
-              </w:rPr>
-            </w:pPr>
-          </w:p>
-          <w:p>
-            <w:pPr>
-              <w:pStyle w:val="SectionTitle"/>
-              <w:pBdr>
-                <w:left w:val="none" w:sz="0" w:space="0" w:color="auto"/>
-              </w:pBdr>
-              <w:tabs>
-                <w:tab w:val="left" w:pos="1260"/>
-              </w:tabs>
-              <w:spacing w:before="0"/>
-              <w:rPr>
-                <w:rFonts w:ascii="Calibri" w:hAnsi="Calibri"/>
-                <w:b w:val="0"/>
-                <w:bCs w:val="0"/>
-                <w:color w:val="338078"/>
-                <w:sz w:val="22"/>
-                <w:szCs w:val="22"/>
-              </w:rPr>
-            </w:pPr>
-            <w:r>
-              <w:rPr>
-                <w:rFonts w:ascii="Calibri" w:hAnsi="Calibri"/>
-                <w:bCs w:val="0"/>
-                <w:sz w:val="22"/>
-                <w:szCs w:val="22"/>
-              </w:rPr>
-              <w:t>2014 National Conference of Graduate Students in Atmospheric Sciences</w:t>
-            </w:r>
-          </w:p>
-          <w:p>
-            <w:pPr>
-              <w:pStyle w:val="SectionTitle"/>
-              <w:keepNext w:val="0"/>
-              <w:pBdr>
-                <w:left w:val="none" w:sz="0" w:space="0" w:color="auto"/>
-              </w:pBdr>
-              <w:tabs>
-                <w:tab w:val="left" w:pos="1260"/>
-              </w:tabs>
-              <w:spacing w:before="0"/>
-              <w:rPr>
-                <w:rFonts w:ascii="Calibri" w:hAnsi="Calibri"/>
-                <w:bCs w:val="0"/>
-                <w:sz w:val="22"/>
-                <w:szCs w:val="22"/>
-              </w:rPr>
-            </w:pPr>
-            <w:r>
-              <w:rPr>
-                <w:rFonts w:ascii="Calibri" w:hAnsi="Calibri"/>
-                <w:b w:val="0"/>
-                <w:color w:val="358078"/>
-                <w:sz w:val="22"/>
-                <w:szCs w:val="22"/>
-              </w:rPr>
-              <w:t>Characteristics and Variability of the Melting Stable Layer during DYNAMO-AMIE-CINDY 2011</w:t>
+            <w:r>
+              <w:rPr>
+                <w:rFonts w:ascii="Calibri" w:hAnsi="Calibri"/>
+                <w:b w:val="0"/>
+                <w:color w:val="358078"/>
+                <w:sz w:val="22"/>
+                <w:szCs w:val="22"/>
+              </w:rPr>
+              <w:t>Two-day Disturbances over the Equatorial Indian Ocean during DYNAMO-AMIE-CINDY 2011</w:t>
             </w:r>
           </w:p>
           <w:p>
@@ -8798,6 +8954,394 @@
                 <w:szCs w:val="22"/>
               </w:rPr>
               <w:lastRenderedPageBreak/>
+              <w:t></w:t>
+            </w:r>
+            <w:r>
+              <w:rPr>
+                <w:rFonts w:ascii="Calibri" w:hAnsi="Calibri"/>
+                <w:sz w:val="22"/>
+                <w:szCs w:val="22"/>
+              </w:rPr>
+              <w:t xml:space="preserve"> 2014</w:t>
+            </w:r>
+          </w:p>
+        </w:tc>
+        <w:tc>
+          <w:tcPr>
+            <w:tcW w:w="7954" w:type="dxa"/>
+          </w:tcPr>
+          <w:p>
+            <w:pPr>
+              <w:pStyle w:val="SectionTitle"/>
+              <w:pBdr>
+                <w:left w:val="none" w:sz="0" w:space="0" w:color="auto"/>
+              </w:pBdr>
+              <w:tabs>
+                <w:tab w:val="left" w:pos="1260"/>
+              </w:tabs>
+              <w:spacing w:before="0"/>
+              <w:rPr>
+                <w:rFonts w:ascii="Calibri" w:hAnsi="Calibri"/>
+                <w:b w:val="0"/>
+                <w:bCs w:val="0"/>
+                <w:color w:val="338078"/>
+                <w:sz w:val="22"/>
+                <w:szCs w:val="22"/>
+              </w:rPr>
+            </w:pPr>
+            <w:r>
+              <w:rPr>
+                <w:rFonts w:ascii="Calibri" w:hAnsi="Calibri"/>
+                <w:bCs w:val="0"/>
+                <w:sz w:val="22"/>
+                <w:szCs w:val="22"/>
+              </w:rPr>
+              <w:t>Asia Oceania Geosciences Society (AOGS) 11</w:t>
+            </w:r>
+            <w:r>
+              <w:rPr>
+                <w:rFonts w:ascii="Calibri" w:hAnsi="Calibri"/>
+                <w:bCs w:val="0"/>
+                <w:sz w:val="22"/>
+                <w:szCs w:val="22"/>
+                <w:vertAlign w:val="superscript"/>
+              </w:rPr>
+              <w:t>th</w:t>
+            </w:r>
+            <w:r>
+              <w:rPr>
+                <w:rFonts w:ascii="Calibri" w:hAnsi="Calibri"/>
+                <w:bCs w:val="0"/>
+                <w:sz w:val="22"/>
+                <w:szCs w:val="22"/>
+              </w:rPr>
+              <w:t xml:space="preserve"> Annual Meeting</w:t>
+            </w:r>
+          </w:p>
+          <w:p>
+            <w:pPr>
+              <w:pStyle w:val="SectionTitle"/>
+              <w:keepNext w:val="0"/>
+              <w:pBdr>
+                <w:left w:val="none" w:sz="0" w:space="0" w:color="auto"/>
+              </w:pBdr>
+              <w:tabs>
+                <w:tab w:val="left" w:pos="1260"/>
+              </w:tabs>
+              <w:spacing w:before="0"/>
+              <w:rPr>
+                <w:rFonts w:ascii="Calibri" w:hAnsi="Calibri"/>
+                <w:bCs w:val="0"/>
+                <w:sz w:val="22"/>
+                <w:szCs w:val="22"/>
+              </w:rPr>
+            </w:pPr>
+            <w:r>
+              <w:rPr>
+                <w:rFonts w:ascii="Calibri" w:hAnsi="Calibri"/>
+                <w:b w:val="0"/>
+                <w:color w:val="358078"/>
+                <w:sz w:val="22"/>
+                <w:szCs w:val="22"/>
+              </w:rPr>
+              <w:t>Characteristics and Variability of the Melting Stable Layer during DYNAMO-AMIE-CINDY 2011</w:t>
+            </w:r>
+          </w:p>
+          <w:p>
+            <w:pPr>
+              <w:pStyle w:val="SectionTitle"/>
+              <w:keepNext w:val="0"/>
+              <w:pBdr>
+                <w:left w:val="none" w:sz="0" w:space="0" w:color="auto"/>
+              </w:pBdr>
+              <w:tabs>
+                <w:tab w:val="left" w:pos="1260"/>
+              </w:tabs>
+              <w:spacing w:before="0"/>
+              <w:rPr>
+                <w:rFonts w:ascii="Calibri" w:hAnsi="Calibri"/>
+                <w:bCs w:val="0"/>
+                <w:sz w:val="22"/>
+                <w:szCs w:val="22"/>
+              </w:rPr>
+            </w:pPr>
+          </w:p>
+          <w:p>
+            <w:pPr>
+              <w:pStyle w:val="SectionTitle"/>
+              <w:keepNext w:val="0"/>
+              <w:pBdr>
+                <w:left w:val="none" w:sz="0" w:space="0" w:color="auto"/>
+              </w:pBdr>
+              <w:tabs>
+                <w:tab w:val="left" w:pos="1260"/>
+              </w:tabs>
+              <w:spacing w:before="0"/>
+              <w:rPr>
+                <w:rFonts w:ascii="Calibri" w:hAnsi="Calibri"/>
+                <w:bCs w:val="0"/>
+                <w:sz w:val="22"/>
+                <w:szCs w:val="22"/>
+              </w:rPr>
+            </w:pPr>
+            <w:r>
+              <w:rPr>
+                <w:rFonts w:ascii="Calibri" w:hAnsi="Calibri"/>
+                <w:bCs w:val="0"/>
+                <w:sz w:val="22"/>
+                <w:szCs w:val="22"/>
+              </w:rPr>
+              <w:t>17</w:t>
+            </w:r>
+            <w:r>
+              <w:rPr>
+                <w:rFonts w:ascii="Calibri" w:hAnsi="Calibri"/>
+                <w:bCs w:val="0"/>
+                <w:sz w:val="22"/>
+                <w:szCs w:val="22"/>
+                <w:vertAlign w:val="superscript"/>
+              </w:rPr>
+              <w:t>th</w:t>
+            </w:r>
+            <w:r>
+              <w:rPr>
+                <w:rFonts w:ascii="Calibri" w:hAnsi="Calibri"/>
+                <w:bCs w:val="0"/>
+                <w:sz w:val="22"/>
+                <w:szCs w:val="22"/>
+              </w:rPr>
+              <w:t xml:space="preserve"> Symposium on Meteorological Observations and Instrumentation</w:t>
+            </w:r>
+            <w:r>
+              <w:rPr>
+                <w:rFonts w:ascii="Calibri" w:hAnsi="Calibri"/>
+                <w:bCs w:val="0"/>
+                <w:sz w:val="22"/>
+                <w:szCs w:val="22"/>
+              </w:rPr>
+              <w:t xml:space="preserve"> </w:t>
+            </w:r>
+            <w:r>
+              <w:rPr>
+                <w:rFonts w:ascii="Calibri" w:hAnsi="Calibri"/>
+                <w:bCs w:val="0"/>
+                <w:sz w:val="22"/>
+                <w:szCs w:val="22"/>
+              </w:rPr>
+              <w:t>/</w:t>
+            </w:r>
+            <w:r>
+              <w:rPr>
+                <w:rFonts w:ascii="Calibri" w:hAnsi="Calibri"/>
+                <w:bCs w:val="0"/>
+                <w:sz w:val="22"/>
+                <w:szCs w:val="22"/>
+              </w:rPr>
+              <w:t xml:space="preserve"> </w:t>
+            </w:r>
+            <w:r>
+              <w:rPr>
+                <w:rFonts w:ascii="Calibri" w:hAnsi="Calibri"/>
+                <w:bCs w:val="0"/>
+                <w:sz w:val="22"/>
+                <w:szCs w:val="22"/>
+              </w:rPr>
+              <w:t>21</w:t>
+            </w:r>
+            <w:r>
+              <w:rPr>
+                <w:rFonts w:ascii="Calibri" w:hAnsi="Calibri"/>
+                <w:bCs w:val="0"/>
+                <w:sz w:val="22"/>
+                <w:szCs w:val="22"/>
+                <w:vertAlign w:val="superscript"/>
+              </w:rPr>
+              <w:t>st</w:t>
+            </w:r>
+            <w:r>
+              <w:rPr>
+                <w:rFonts w:ascii="Calibri" w:hAnsi="Calibri"/>
+                <w:bCs w:val="0"/>
+                <w:sz w:val="22"/>
+                <w:szCs w:val="22"/>
+              </w:rPr>
+              <w:t xml:space="preserve"> Conference on Applied Climatology</w:t>
+            </w:r>
+          </w:p>
+          <w:p>
+            <w:pPr>
+              <w:pStyle w:val="SectionTitle"/>
+              <w:keepNext w:val="0"/>
+              <w:pBdr>
+                <w:left w:val="none" w:sz="0" w:space="0" w:color="auto"/>
+              </w:pBdr>
+              <w:tabs>
+                <w:tab w:val="left" w:pos="1260"/>
+              </w:tabs>
+              <w:spacing w:before="0"/>
+              <w:rPr>
+                <w:rFonts w:ascii="Calibri" w:hAnsi="Calibri"/>
+                <w:b w:val="0"/>
+                <w:bCs w:val="0"/>
+                <w:color w:val="338078"/>
+                <w:sz w:val="22"/>
+                <w:szCs w:val="22"/>
+              </w:rPr>
+            </w:pPr>
+            <w:r>
+              <w:rPr>
+                <w:rFonts w:ascii="Calibri" w:hAnsi="Calibri"/>
+                <w:b w:val="0"/>
+                <w:color w:val="358078"/>
+                <w:sz w:val="22"/>
+                <w:szCs w:val="22"/>
+              </w:rPr>
+              <w:t xml:space="preserve">Evaluation of GRUAN and </w:t>
+            </w:r>
+            <w:proofErr w:type="spellStart"/>
+            <w:r>
+              <w:rPr>
+                <w:rFonts w:ascii="Calibri" w:hAnsi="Calibri"/>
+                <w:b w:val="0"/>
+                <w:color w:val="358078"/>
+                <w:sz w:val="22"/>
+                <w:szCs w:val="22"/>
+              </w:rPr>
+              <w:t>DigiCORA</w:t>
+            </w:r>
+            <w:proofErr w:type="spellEnd"/>
+            <w:r>
+              <w:rPr>
+                <w:rFonts w:ascii="Calibri" w:hAnsi="Calibri"/>
+                <w:b w:val="0"/>
+                <w:color w:val="358078"/>
+                <w:sz w:val="22"/>
+                <w:szCs w:val="22"/>
+              </w:rPr>
+              <w:t xml:space="preserve"> Humidity Corrections to Vaisala RS92 Sounding Data during DYNAMO</w:t>
+            </w:r>
+          </w:p>
+          <w:p>
+            <w:pPr>
+              <w:pStyle w:val="SectionTitle"/>
+              <w:pBdr>
+                <w:left w:val="none" w:sz="0" w:space="0" w:color="auto"/>
+              </w:pBdr>
+              <w:tabs>
+                <w:tab w:val="left" w:pos="1260"/>
+              </w:tabs>
+              <w:spacing w:before="0"/>
+              <w:rPr>
+                <w:rFonts w:ascii="Calibri" w:hAnsi="Calibri"/>
+                <w:bCs w:val="0"/>
+                <w:color w:val="338078"/>
+                <w:sz w:val="22"/>
+                <w:szCs w:val="22"/>
+              </w:rPr>
+            </w:pPr>
+          </w:p>
+          <w:p>
+            <w:pPr>
+              <w:pStyle w:val="SectionTitle"/>
+              <w:pBdr>
+                <w:left w:val="none" w:sz="0" w:space="0" w:color="auto"/>
+              </w:pBdr>
+              <w:tabs>
+                <w:tab w:val="left" w:pos="1260"/>
+              </w:tabs>
+              <w:spacing w:before="0"/>
+              <w:rPr>
+                <w:rFonts w:ascii="Calibri" w:hAnsi="Calibri"/>
+                <w:b w:val="0"/>
+                <w:bCs w:val="0"/>
+                <w:color w:val="338078"/>
+                <w:sz w:val="22"/>
+                <w:szCs w:val="22"/>
+              </w:rPr>
+            </w:pPr>
+            <w:r>
+              <w:rPr>
+                <w:rFonts w:ascii="Calibri" w:hAnsi="Calibri"/>
+                <w:bCs w:val="0"/>
+                <w:sz w:val="22"/>
+                <w:szCs w:val="22"/>
+              </w:rPr>
+              <w:t>2014 National Conference of Graduate Students in Atmospheric Sciences</w:t>
+            </w:r>
+          </w:p>
+          <w:p>
+            <w:pPr>
+              <w:pStyle w:val="SectionTitle"/>
+              <w:keepNext w:val="0"/>
+              <w:pBdr>
+                <w:left w:val="none" w:sz="0" w:space="0" w:color="auto"/>
+              </w:pBdr>
+              <w:tabs>
+                <w:tab w:val="left" w:pos="1260"/>
+              </w:tabs>
+              <w:spacing w:before="0"/>
+              <w:rPr>
+                <w:rFonts w:ascii="Calibri" w:hAnsi="Calibri"/>
+                <w:bCs w:val="0"/>
+                <w:sz w:val="22"/>
+                <w:szCs w:val="22"/>
+              </w:rPr>
+            </w:pPr>
+            <w:r>
+              <w:rPr>
+                <w:rFonts w:ascii="Calibri" w:hAnsi="Calibri"/>
+                <w:b w:val="0"/>
+                <w:color w:val="358078"/>
+                <w:sz w:val="22"/>
+                <w:szCs w:val="22"/>
+              </w:rPr>
+              <w:t>Characteristics and Variability of the Melting Stable Layer during DYNAMO-AMIE-CINDY 2011</w:t>
+            </w:r>
+          </w:p>
+          <w:p>
+            <w:pPr>
+              <w:pStyle w:val="SectionTitle"/>
+              <w:pBdr>
+                <w:left w:val="none" w:sz="0" w:space="0" w:color="auto"/>
+              </w:pBdr>
+              <w:tabs>
+                <w:tab w:val="left" w:pos="1260"/>
+              </w:tabs>
+              <w:spacing w:before="0"/>
+              <w:rPr>
+                <w:rFonts w:ascii="Calibri" w:hAnsi="Calibri"/>
+                <w:bCs w:val="0"/>
+                <w:color w:val="338078"/>
+                <w:sz w:val="22"/>
+                <w:szCs w:val="22"/>
+              </w:rPr>
+            </w:pPr>
+          </w:p>
+        </w:tc>
+      </w:tr>
+      <w:tr>
+        <w:tc>
+          <w:tcPr>
+            <w:tcW w:w="2222" w:type="dxa"/>
+          </w:tcPr>
+          <w:p>
+            <w:pPr>
+              <w:rPr>
+                <w:rFonts w:ascii="Wingdings" w:hAnsi="Wingdings"/>
+                <w:smallCaps/>
+                <w:color w:val="338078"/>
+                <w:sz w:val="22"/>
+                <w:szCs w:val="22"/>
+              </w:rPr>
+            </w:pPr>
+            <w:r>
+              <w:rPr>
+                <w:rFonts w:ascii="Wingdings" w:hAnsi="Wingdings"/>
+                <w:smallCaps/>
+                <w:color w:val="338078"/>
+                <w:sz w:val="22"/>
+                <w:szCs w:val="22"/>
+              </w:rPr>
               <w:t></w:t>
             </w:r>
             <w:r>
@@ -9150,7 +9694,15 @@
                 <w:sz w:val="22"/>
                 <w:szCs w:val="22"/>
               </w:rPr>
-              <w:t xml:space="preserve"> 2025</w:t>
+              <w:t xml:space="preserve"> 202</w:t>
+            </w:r>
+            <w:r>
+              <w:rPr>
+                <w:rFonts w:ascii="Calibri" w:hAnsi="Calibri"/>
+                <w:sz w:val="22"/>
+                <w:szCs w:val="22"/>
+              </w:rPr>
+              <w:t>6</w:t>
             </w:r>
           </w:p>
         </w:tc>
@@ -9193,7 +9745,34 @@
                 <w:sz w:val="22"/>
                 <w:szCs w:val="22"/>
               </w:rPr>
-              <w:t>: v0.2.0</w:t>
+              <w:t>: v0.</w:t>
+            </w:r>
+            <w:r>
+              <w:rPr>
+                <w:rFonts w:ascii="Calibri" w:hAnsi="Calibri"/>
+                <w:bCs w:val="0"/>
+                <w:sz w:val="22"/>
+                <w:szCs w:val="22"/>
+              </w:rPr>
+              <w:t>5</w:t>
+            </w:r>
+            <w:r>
+              <w:rPr>
+                <w:rFonts w:ascii="Calibri" w:hAnsi="Calibri"/>
+                <w:bCs w:val="0"/>
+                <w:sz w:val="22"/>
+                <w:szCs w:val="22"/>
+              </w:rPr>
+              <w:t>.</w:t>
+            </w:r>
+            <w:r>
+              <w:rPr>
+                <w:rFonts w:ascii="Calibri" w:hAnsi="Calibri"/>
+                <w:bCs w:val="0"/>
+                <w:sz w:val="22"/>
+                <w:szCs w:val="22"/>
+              </w:rPr>
+              <w:t>3</w:t>
             </w:r>
           </w:p>
           <w:p>
@@ -9242,17 +9821,17 @@
                 <w:sz w:val="22"/>
                 <w:szCs w:val="22"/>
               </w:rPr>
-              <w:t>RAM-HORNS</w:t>
-            </w:r>
-            <w:r>
-              <w:rPr>
-                <w:rFonts w:ascii="Calibri" w:hAnsi="Calibri"/>
-                <w:b w:val="0"/>
-                <w:color w:val="358078"/>
-                <w:sz w:val="22"/>
-                <w:szCs w:val="22"/>
-              </w:rPr>
-              <w:t xml:space="preserve"> and </w:t>
+              <w:t>the</w:t>
+            </w:r>
+            <w:r>
+              <w:rPr>
+                <w:rFonts w:ascii="Calibri" w:hAnsi="Calibri"/>
+                <w:b w:val="0"/>
+                <w:color w:val="358078"/>
+                <w:sz w:val="22"/>
+                <w:szCs w:val="22"/>
+              </w:rPr>
+              <w:t xml:space="preserve"> </w:t>
             </w:r>
             <w:r>
               <w:rPr>
@@ -9273,6 +9852,16 @@
                 <w:szCs w:val="22"/>
               </w:rPr>
               <w:t xml:space="preserve"> projects.</w:t>
+            </w:r>
+            <w:r>
+              <w:rPr>
+                <w:rFonts w:ascii="Calibri" w:hAnsi="Calibri"/>
+                <w:b w:val="0"/>
+                <w:color w:val="358078"/>
+                <w:sz w:val="22"/>
+                <w:szCs w:val="22"/>
+              </w:rPr>
+              <w:t xml:space="preserve"> Version 0.5.3 has been delivered to ONR.</w:t>
             </w:r>
           </w:p>
           <w:p>
@@ -9718,6 +10307,365 @@
                 <w:sz w:val="22"/>
                 <w:szCs w:val="22"/>
               </w:rPr>
+              <w:t>Services</w:t>
+            </w:r>
+          </w:p>
+        </w:tc>
+        <w:tc>
+          <w:tcPr>
+            <w:tcW w:w="7950" w:type="dxa"/>
+          </w:tcPr>
+          <w:p>
+            <w:pPr>
+              <w:pStyle w:val="SectionTitle"/>
+              <w:pBdr>
+                <w:left w:val="none" w:sz="0" w:space="0" w:color="auto"/>
+              </w:pBdr>
+              <w:tabs>
+                <w:tab w:val="left" w:pos="1260"/>
+              </w:tabs>
+              <w:spacing w:before="0"/>
+              <w:rPr>
+                <w:rFonts w:ascii="Calibri" w:hAnsi="Calibri"/>
+                <w:bCs w:val="0"/>
+                <w:sz w:val="22"/>
+                <w:szCs w:val="22"/>
+              </w:rPr>
+            </w:pPr>
+            <w:r>
+              <w:rPr>
+                <w:rFonts w:ascii="Calibri" w:hAnsi="Calibri"/>
+                <w:bCs w:val="0"/>
+                <w:sz w:val="22"/>
+                <w:szCs w:val="22"/>
+              </w:rPr>
+              <w:t>Associate Editor</w:t>
+            </w:r>
+            <w:r>
+              <w:rPr>
+                <w:rFonts w:ascii="Calibri" w:hAnsi="Calibri"/>
+                <w:bCs w:val="0"/>
+                <w:sz w:val="22"/>
+                <w:szCs w:val="22"/>
+              </w:rPr>
+              <w:t xml:space="preserve"> </w:t>
+            </w:r>
+          </w:p>
+          <w:p>
+            <w:pPr>
+              <w:pStyle w:val="SectionTitle"/>
+              <w:pBdr>
+                <w:left w:val="none" w:sz="0" w:space="0" w:color="auto"/>
+              </w:pBdr>
+              <w:tabs>
+                <w:tab w:val="left" w:pos="1260"/>
+              </w:tabs>
+              <w:spacing w:before="0"/>
+              <w:rPr>
+                <w:rFonts w:ascii="Calibri" w:hAnsi="Calibri"/>
+                <w:b w:val="0"/>
+                <w:color w:val="358078"/>
+                <w:sz w:val="22"/>
+                <w:szCs w:val="22"/>
+              </w:rPr>
+            </w:pPr>
+            <w:proofErr w:type="spellStart"/>
+            <w:r>
+              <w:rPr>
+                <w:rFonts w:ascii="Calibri" w:hAnsi="Calibri"/>
+                <w:b w:val="0"/>
+                <w:color w:val="358078"/>
+                <w:sz w:val="22"/>
+                <w:szCs w:val="22"/>
+              </w:rPr>
+              <w:t xml:space="preserve">Artificial </w:t>
+            </w:r>
+            <w:proofErr w:type="spellEnd"/>
+            <w:r>
+              <w:rPr>
+                <w:rFonts w:ascii="Calibri" w:hAnsi="Calibri"/>
+                <w:b w:val="0"/>
+                <w:color w:val="358078"/>
+                <w:sz w:val="22"/>
+                <w:szCs w:val="22"/>
+              </w:rPr>
+              <w:t>Intelligence for the Earth Systems (AIES) (ISSN: 2769-7525)</w:t>
+            </w:r>
+          </w:p>
+          <w:p>
+            <w:pPr>
+              <w:pStyle w:val="SectionTitle"/>
+              <w:pBdr>
+                <w:left w:val="none" w:sz="0" w:space="0" w:color="auto"/>
+              </w:pBdr>
+              <w:tabs>
+                <w:tab w:val="left" w:pos="1260"/>
+              </w:tabs>
+              <w:spacing w:before="0"/>
+              <w:rPr>
+                <w:rFonts w:ascii="Calibri" w:hAnsi="Calibri"/>
+                <w:b w:val="0"/>
+                <w:sz w:val="22"/>
+                <w:szCs w:val="22"/>
+              </w:rPr>
+            </w:pPr>
+          </w:p>
+          <w:p>
+            <w:pPr>
+              <w:pStyle w:val="SectionTitle"/>
+              <w:pBdr>
+                <w:left w:val="none" w:sz="0" w:space="0" w:color="auto"/>
+              </w:pBdr>
+              <w:tabs>
+                <w:tab w:val="left" w:pos="1260"/>
+              </w:tabs>
+              <w:spacing w:before="0"/>
+              <w:rPr>
+                <w:rFonts w:ascii="Calibri" w:hAnsi="Calibri"/>
+                <w:bCs w:val="0"/>
+                <w:sz w:val="22"/>
+                <w:szCs w:val="22"/>
+              </w:rPr>
+            </w:pPr>
+            <w:r>
+              <w:rPr>
+                <w:rFonts w:ascii="Calibri" w:hAnsi="Calibri"/>
+                <w:bCs w:val="0"/>
+                <w:sz w:val="22"/>
+                <w:szCs w:val="22"/>
+              </w:rPr>
+              <w:t>Peer Reviews</w:t>
+            </w:r>
+            <w:r>
+              <w:rPr>
+                <w:rFonts w:ascii="Calibri" w:hAnsi="Calibri"/>
+                <w:bCs w:val="0"/>
+                <w:sz w:val="22"/>
+                <w:szCs w:val="22"/>
+              </w:rPr>
+              <w:t xml:space="preserve"> </w:t>
+            </w:r>
+            <w:r>
+              <w:rPr>
+                <w:rFonts w:ascii="Calibri" w:hAnsi="Calibri"/>
+                <w:bCs w:val="0"/>
+                <w:sz w:val="22"/>
+                <w:szCs w:val="22"/>
+              </w:rPr>
+              <w:br/>
+            </w:r>
+            <w:r>
+              <w:rPr>
+                <w:rFonts w:ascii="Calibri" w:hAnsi="Calibri"/>
+                <w:b w:val="0"/>
+                <w:color w:val="358078"/>
+                <w:sz w:val="22"/>
+                <w:szCs w:val="22"/>
+              </w:rPr>
+              <w:t>Artificial Intelligence for the Earth Systems (AIES) (ISSN: 2769-7525)</w:t>
+            </w:r>
+            <w:r>
+              <w:rPr>
+                <w:rFonts w:ascii="Calibri" w:hAnsi="Calibri"/>
+                <w:b w:val="0"/>
+                <w:color w:val="358078"/>
+                <w:sz w:val="22"/>
+                <w:szCs w:val="22"/>
+              </w:rPr>
+              <w:br/>
+            </w:r>
+            <w:r>
+              <w:rPr>
+                <w:rFonts w:ascii="Calibri" w:hAnsi="Calibri"/>
+                <w:b w:val="0"/>
+                <w:color w:val="358078"/>
+                <w:sz w:val="22"/>
+                <w:szCs w:val="22"/>
+              </w:rPr>
+              <w:t>Asia-Pacific Journal of Atmospheric Sciences (ISSN: 1976-7951)</w:t>
+            </w:r>
+            <w:r>
+              <w:rPr>
+                <w:rFonts w:ascii="Calibri" w:hAnsi="Calibri"/>
+                <w:b w:val="0"/>
+                <w:color w:val="358078"/>
+                <w:sz w:val="22"/>
+                <w:szCs w:val="22"/>
+              </w:rPr>
+              <w:br/>
+            </w:r>
+            <w:r>
+              <w:rPr>
+                <w:rFonts w:ascii="Calibri" w:hAnsi="Calibri"/>
+                <w:b w:val="0"/>
+                <w:color w:val="358078"/>
+                <w:sz w:val="22"/>
+                <w:szCs w:val="22"/>
+              </w:rPr>
+              <w:t>Bulletin of the American Meteorological Society (BAMS) (ISSN: 1520-0477)</w:t>
+            </w:r>
+            <w:r>
+              <w:rPr>
+                <w:rFonts w:ascii="Calibri" w:hAnsi="Calibri"/>
+                <w:b w:val="0"/>
+                <w:color w:val="358078"/>
+                <w:sz w:val="22"/>
+                <w:szCs w:val="22"/>
+              </w:rPr>
+              <w:br/>
+            </w:r>
+            <w:r>
+              <w:rPr>
+                <w:rFonts w:ascii="Calibri" w:hAnsi="Calibri"/>
+                <w:b w:val="0"/>
+                <w:color w:val="358078"/>
+                <w:sz w:val="22"/>
+                <w:szCs w:val="22"/>
+              </w:rPr>
+              <w:t>Climate Dynamics (ISSN: 0930-7575)</w:t>
+            </w:r>
+            <w:r>
+              <w:rPr>
+                <w:rFonts w:ascii="Calibri" w:hAnsi="Calibri"/>
+                <w:b w:val="0"/>
+                <w:color w:val="358078"/>
+                <w:sz w:val="22"/>
+                <w:szCs w:val="22"/>
+              </w:rPr>
+              <w:br/>
+            </w:r>
+            <w:r>
+              <w:rPr>
+                <w:rFonts w:ascii="Calibri" w:hAnsi="Calibri"/>
+                <w:b w:val="0"/>
+                <w:color w:val="358078"/>
+                <w:sz w:val="22"/>
+                <w:szCs w:val="22"/>
+              </w:rPr>
+              <w:lastRenderedPageBreak/>
+              <w:t>Journal of Atmospheric and Oceanic Technology (JAOT) (ISSN: 1520-0426)</w:t>
+            </w:r>
+            <w:r>
+              <w:rPr>
+                <w:rFonts w:ascii="Calibri" w:hAnsi="Calibri"/>
+                <w:b w:val="0"/>
+                <w:color w:val="358078"/>
+                <w:sz w:val="22"/>
+                <w:szCs w:val="22"/>
+              </w:rPr>
+              <w:br/>
+            </w:r>
+            <w:r>
+              <w:rPr>
+                <w:rFonts w:ascii="Calibri" w:hAnsi="Calibri"/>
+                <w:b w:val="0"/>
+                <w:color w:val="358078"/>
+                <w:sz w:val="22"/>
+                <w:szCs w:val="22"/>
+              </w:rPr>
+              <w:t>Journal of Geophysical Research: Atmospheres (JGR: Atmospheres) (ISSN: 2169-8996)</w:t>
+            </w:r>
+            <w:r>
+              <w:rPr>
+                <w:rFonts w:ascii="Calibri" w:hAnsi="Calibri"/>
+                <w:b w:val="0"/>
+                <w:color w:val="358078"/>
+                <w:sz w:val="22"/>
+                <w:szCs w:val="22"/>
+              </w:rPr>
+              <w:br/>
+            </w:r>
+            <w:r>
+              <w:rPr>
+                <w:rFonts w:ascii="Calibri" w:hAnsi="Calibri"/>
+                <w:b w:val="0"/>
+                <w:color w:val="358078"/>
+                <w:sz w:val="22"/>
+                <w:szCs w:val="22"/>
+              </w:rPr>
+              <w:t>Monthly Weather Review (MWR) (ISSN: 1520-0493)</w:t>
+            </w:r>
+            <w:r>
+              <w:rPr>
+                <w:rFonts w:ascii="Calibri" w:hAnsi="Calibri"/>
+                <w:b w:val="0"/>
+                <w:color w:val="358078"/>
+                <w:sz w:val="22"/>
+                <w:szCs w:val="22"/>
+              </w:rPr>
+              <w:br/>
+            </w:r>
+            <w:r>
+              <w:rPr>
+                <w:rFonts w:ascii="Calibri" w:hAnsi="Calibri"/>
+                <w:b w:val="0"/>
+                <w:color w:val="358078"/>
+                <w:sz w:val="22"/>
+                <w:szCs w:val="22"/>
+              </w:rPr>
+              <w:t>Quarterly Journal of the Royal Meteorological Society (QJRMS) (ISSN: 1477-870X)</w:t>
+            </w:r>
+          </w:p>
+          <w:p>
+            <w:pPr>
+              <w:pStyle w:val="SectionTitle"/>
+              <w:pBdr>
+                <w:left w:val="none" w:sz="0" w:space="0" w:color="auto"/>
+              </w:pBdr>
+              <w:tabs>
+                <w:tab w:val="left" w:pos="1260"/>
+              </w:tabs>
+              <w:spacing w:before="0"/>
+              <w:rPr>
+                <w:rFonts w:ascii="Calibri" w:hAnsi="Calibri"/>
+                <w:bCs w:val="0"/>
+                <w:sz w:val="22"/>
+                <w:szCs w:val="22"/>
+              </w:rPr>
+            </w:pPr>
+          </w:p>
+        </w:tc>
+      </w:tr>
+      <w:tr>
+        <w:tc>
+          <w:tcPr>
+            <w:tcW w:w="2226" w:type="dxa"/>
+          </w:tcPr>
+          <w:p>
+            <w:pPr>
+              <w:rPr>
+                <w:rFonts w:ascii="Wingdings" w:hAnsi="Wingdings"/>
+                <w:smallCaps/>
+                <w:color w:val="338078"/>
+                <w:sz w:val="22"/>
+                <w:szCs w:val="22"/>
+              </w:rPr>
+            </w:pPr>
+            <w:r>
+              <w:rPr>
+                <w:rFonts w:ascii="Wingdings" w:hAnsi="Wingdings"/>
+                <w:smallCaps/>
+                <w:color w:val="338078"/>
+                <w:sz w:val="22"/>
+                <w:szCs w:val="22"/>
+              </w:rPr>
+              <w:lastRenderedPageBreak/>
+              <w:t></w:t>
+            </w:r>
+            <w:r>
+              <w:rPr>
+                <w:rFonts w:ascii="Calibri" w:hAnsi="Calibri"/>
+                <w:sz w:val="22"/>
+                <w:szCs w:val="22"/>
+              </w:rPr>
+              <w:t xml:space="preserve"> </w:t>
+            </w:r>
+            <w:r>
+              <w:rPr>
+                <w:rFonts w:ascii="Calibri" w:hAnsi="Calibri"/>
+                <w:sz w:val="22"/>
+                <w:szCs w:val="22"/>
+              </w:rPr>
               <w:t>Conferences and Workshops</w:t>
             </w:r>
           </w:p>
@@ -10662,7 +11610,6 @@
           <w:smallCaps/>
           <w:color w:val="338078"/>
         </w:rPr>
-        <w:lastRenderedPageBreak/>
         <w:t>+   FIELD CAMPAIGNS</w:t>
       </w:r>
     </w:p>

--- a/cv/CV_HungjuiYu_full_2026.docx
+++ b/cv/CV_HungjuiYu_full_2026.docx
@@ -134,27 +134,7 @@
                                 <w:sz w:val="22"/>
                                 <w:szCs w:val="22"/>
                               </w:rPr>
-                              <w:t>Cooperative Institute for Research in the Atmosphere</w:t>
-                            </w:r>
-                            <w:r>
-                              <w:rPr>
-                                <w:rFonts w:ascii="Calibri" w:hAnsi="Calibri"/>
-                                <w:bCs/>
-                                <w:color w:val="FFFFFF"/>
-                                <w:sz w:val="22"/>
-                                <w:szCs w:val="22"/>
-                              </w:rPr>
-                              <w:t xml:space="preserve"> (CIRA)</w:t>
-                            </w:r>
-                            <w:r>
-                              <w:rPr>
-                                <w:rFonts w:ascii="Calibri" w:hAnsi="Calibri"/>
-                                <w:bCs/>
-                                <w:color w:val="FFFFFF"/>
-                                <w:sz w:val="22"/>
-                                <w:szCs w:val="22"/>
-                              </w:rPr>
-                              <w:t xml:space="preserve"> | Department of Atmospheric Science</w:t>
+                              <w:t>Cooperative Institute for Research in the Atmosphere (CIRA) | Department of Atmospheric Science</w:t>
                             </w:r>
                             <w:r>
                               <w:rPr>
@@ -165,26 +145,7 @@
                                 <w:szCs w:val="22"/>
                               </w:rPr>
                               <w:br/>
-                            </w:r>
-                            <w:r>
-                              <w:rPr>
-                                <w:rFonts w:ascii="Calibri" w:hAnsi="Calibri"/>
-                                <w:bCs/>
-                                <w:color w:val="FFFFFF"/>
-                                <w:sz w:val="22"/>
-                                <w:szCs w:val="22"/>
-                              </w:rPr>
-                              <w:t>Colorado State University</w:t>
-                            </w:r>
-                            <w:r>
-                              <w:rPr>
-                                <w:rFonts w:ascii="Calibri" w:hAnsi="Calibri"/>
-                                <w:bCs/>
-                                <w:color w:val="FFFFFF"/>
-                                <w:sz w:val="22"/>
-                                <w:szCs w:val="22"/>
-                              </w:rPr>
-                              <w:t xml:space="preserve"> (CSU)</w:t>
+                              <w:t>Colorado State University (CSU)</w:t>
                             </w:r>
                           </w:p>
                           <w:p>
@@ -234,19 +195,7 @@
                                 <w:sz w:val="22"/>
                                 <w:szCs w:val="22"/>
                               </w:rPr>
-                              <w:t xml:space="preserve">Contact: </w:t>
-                            </w:r>
-                            <w:r>
-                              <w:rPr>
-                                <w:rFonts w:ascii="Calibri" w:hAnsi="Calibri"/>
-                                <w:bCs/>
-                                <w:i/>
-                                <w:iCs/>
-                                <w:color w:val="FFFFFF"/>
-                                <w:sz w:val="22"/>
-                                <w:szCs w:val="22"/>
-                              </w:rPr>
-                              <w:t>hungjui@colostate.edu</w:t>
+                              <w:t>Contact: hungjui@colostate.edu</w:t>
                             </w:r>
                           </w:p>
                           <w:p>
@@ -300,7 +249,7 @@
                 <v:stroke joinstyle="miter"/>
                 <v:path gradientshapeok="t" o:connecttype="rect"/>
               </v:shapetype>
-              <v:shape id="Text Box 2" o:spid="_x0000_s1026" type="#_x0000_t202" style="width:521.9pt;height:55.15pt;visibility:visible;mso-wrap-style:square;mso-left-percent:-10001;mso-top-percent:-10001;mso-position-horizontal:absolute;mso-position-horizontal-relative:char;mso-position-vertical:absolute;mso-position-vertical-relative:line;mso-left-percent:-10001;mso-top-percent:-10001;v-text-anchor:top" o:gfxdata="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" fillcolor="#338078" stroked="f" strokeweight="3pt">
+              <v:shape id="Text Box 2" o:spid="_x0000_s1026" type="#_x0000_t202" style="width:521.9pt;height:55.15pt;visibility:visible;mso-wrap-style:square;mso-left-percent:-10001;mso-top-percent:-10001;mso-position-horizontal:absolute;mso-position-horizontal-relative:char;mso-position-vertical:absolute;mso-position-vertical-relative:line;mso-left-percent:-10001;mso-top-percent:-10001;v-text-anchor:top" o:gfxdata="UEsDBBQABgAIAAAAIQC2gziS/gAAAOEBAAATAAAAW0NvbnRlbnRfVHlwZXNdLnhtbJSRQU7DMBBF 90jcwfIWJU67QAgl6YK0S0CoHGBkTxKLZGx5TGhvj5O2G0SRWNoz/78nu9wcxkFMGNg6quQqL6RA 0s5Y6ir5vt9lD1JwBDIwOMJKHpHlpr69KfdHjyxSmriSfYz+USnWPY7AufNIadK6MEJMx9ApD/oD OlTrorhX2lFEilmcO2RdNtjC5xDF9pCuTyYBB5bi6bQ4syoJ3g9WQ0ymaiLzg5KdCXlKLjvcW893 SUOqXwnz5DrgnHtJTxOsQfEKIT7DmDSUCaxw7Rqn8787ZsmRM9e2VmPeBN4uqYvTtW7jvijg9N/y JsXecLq0q+WD6m8AAAD//wMAUEsDBBQABgAIAAAAIQA4/SH/1gAAAJQBAAALAAAAX3JlbHMvLnJl bHOkkMFqwzAMhu+DvYPRfXGawxijTi+j0GvpHsDYimMaW0Yy2fr2M4PBMnrbUb/Q94l/f/hMi1qR JVI2sOt6UJgd+ZiDgffL8ekFlFSbvV0oo4EbChzGx4f9GRdb25HMsYhqlCwG5lrLq9biZkxWOiqY 22YiTra2kYMu1l1tQD30/bPm3wwYN0x18gb45AdQl1tp5j/sFB2T0FQ7R0nTNEV3j6o9feQzro1i OWA14Fm+Q8a1a8+Bvu/d/dMb2JY5uiPbhG/ktn4cqGU/er3pcvwCAAD//wMAUEsDBBQABgAIAAAA IQCAS5+c5wEAALMDAAAOAAAAZHJzL2Uyb0RvYy54bWysU8tu2zAQvBfoPxC815IdxXYEy0GbIEWB 9AGk/QCKoiyiFJdd0pbcr++Schy3vRW9EFzucrgzO9zcjr1hB4Veg634fJZzpqyERttdxb99fXiz 5swHYRthwKqKH5Xnt9vXrzaDK9UCOjCNQkYg1peDq3gXgiuzzMtO9cLPwClLyRawF4FC3GUNioHQ e5Mt8nyZDYCNQ5DKezq9n5J8m/DbVsnwuW29CsxUnHoLacW01nHNthtR7lC4TstTG+IfuuiFtvTo GepeBMH2qP+C6rVE8NCGmYQ+g7bVUiUOxGae/8HmqRNOJS4kjndnmfz/g5WfDk/uC7IwvoORBphI ePcI8rsnbbLB+fJUEzX1pY/V9fARGpqm2AdIN8YW+0ifCDGCIaWPZ3XVGJikw+VysbopCs4k5VZ5 Pr8uovyZKJ9vO/ThvYKexU3FkaaX0MXh0Yep9LkkPubB6OZBG5MC3NV3BtlB0KSvrtb5an1C/63M 2FhsIV6bEONJohmZTRzDWI+UjHRraI5EGGFyDjmdNh3gT84Gck3F/Y+9QMWZ+WBpLDfzoog2S0Fx vVpQgJeZ+jIjrCSoigfOpu1dmKy5d6h3Hb00zcPCWxK61UmDl65OfZMzkoonF0frXcap6uWvbX8B AAD//wMAUEsDBBQABgAIAAAAIQD/m6Hj3QAAAAsBAAAPAAAAZHJzL2Rvd25yZXYueG1sTI9BT8Mw DIXvSPyHyEjcWDIGCHVNpw00IXHbmMTVa0ITaJyqSdfy7/G4wOXJ1pOf31euptCKk+2Tj6RhPlMg LNXReGo0HN62N48gUkYy2EayGr5tglV1eVFiYeJIO3va50ZwCKUCNbicu0LKVDsbMM1iZ4m9j9gH zLz2jTQ9jhweWnmr1IMM6Ik/OOzsk7P1134IGvzBNR2Opt4N/j29fG4369f7jdbXV9PzkmW9BJHt lP8u4MzA/aHiYsc4kEmi1cA0+VfPnrpbMMyRp7lagKxK+Z+h+gEAAP//AwBQSwECLQAUAAYACAAA ACEAtoM4kv4AAADhAQAAEwAAAAAAAAAAAAAAAAAAAAAAW0NvbnRlbnRfVHlwZXNdLnhtbFBLAQIt ABQABgAIAAAAIQA4/SH/1gAAAJQBAAALAAAAAAAAAAAAAAAAAC8BAABfcmVscy8ucmVsc1BLAQIt ABQABgAIAAAAIQCAS5+c5wEAALMDAAAOAAAAAAAAAAAAAAAAAC4CAABkcnMvZTJvRG9jLnhtbFBL AQItABQABgAIAAAAIQD/m6Hj3QAAAAsBAAAPAAAAAAAAAAAAAAAAAEEEAABkcnMvZG93bnJldi54 bWxQSwUGAAAAAAQABADzAAAASwUAAAAA " fillcolor="#338078" stroked="f" strokeweight="3pt">
                 <v:path arrowok="t"/>
                 <v:textbox>
                   <w:txbxContent>
@@ -323,57 +272,9 @@
                           <w:sz w:val="22"/>
                           <w:szCs w:val="22"/>
                         </w:rPr>
-                        <w:t>Cooperative Institute for Research in the Atmosphere</w:t>
-                      </w:r>
-                      <w:r>
-                        <w:rPr>
-                          <w:rFonts w:ascii="Calibri" w:hAnsi="Calibri"/>
-                          <w:bCs/>
-                          <w:color w:val="FFFFFF"/>
-                          <w:sz w:val="22"/>
-                          <w:szCs w:val="22"/>
-                        </w:rPr>
-                        <w:t xml:space="preserve"> (CIRA)</w:t>
-                      </w:r>
-                      <w:r>
-                        <w:rPr>
-                          <w:rFonts w:ascii="Calibri" w:hAnsi="Calibri"/>
-                          <w:bCs/>
-                          <w:color w:val="FFFFFF"/>
-                          <w:sz w:val="22"/>
-                          <w:szCs w:val="22"/>
-                        </w:rPr>
-                        <w:t xml:space="preserve"> | Department of Atmospheric Science</w:t>
-                      </w:r>
-                      <w:r>
-                        <w:rPr>
-                          <w:rFonts w:ascii="Calibri" w:hAnsi="Calibri"/>
-                          <w:bCs/>
-                          <w:color w:val="FFFFFF"/>
-                          <w:sz w:val="22"/>
-                          <w:szCs w:val="22"/>
-                        </w:rPr>
+                        <w:t xml:space="preserve">Cooperative Institute for Research in the Atmosphere (CIRA) | Department of Atmospheric Science</w:t>
                         <w:br/>
-                      </w:r>
-                      <w:r>
-                        <w:rPr>
-                          <w:rFonts w:ascii="Calibri" w:hAnsi="Calibri"/>
-                          <w:bCs/>
-                          <w:color w:val="FFFFFF"/>
-                          <w:sz w:val="22"/>
-                          <w:szCs w:val="22"/>
-                        </w:rPr>
-                        <w:t>Colorado State University</w:t>
-                      </w:r>
-                      <w:r>
-                        <w:rPr>
-                          <w:rFonts w:ascii="Calibri" w:hAnsi="Calibri"/>
-                          <w:bCs/>
-                          <w:color w:val="FFFFFF"/>
-                          <w:sz w:val="22"/>
-                          <w:szCs w:val="22"/>
-                        </w:rPr>
-                        <w:t xml:space="preserve"> (CSU)</w:t>
+                        <w:t xml:space="preserve">Colorado State University (CSU)</w:t>
                       </w:r>
                     </w:p>
                     <w:p>
@@ -423,19 +324,7 @@
                           <w:sz w:val="22"/>
                           <w:szCs w:val="22"/>
                         </w:rPr>
-                        <w:t xml:space="preserve">Contact: </w:t>
-                      </w:r>
-                      <w:r>
-                        <w:rPr>
-                          <w:rFonts w:ascii="Calibri" w:hAnsi="Calibri"/>
-                          <w:bCs/>
-                          <w:i/>
-                          <w:iCs/>
-                          <w:color w:val="FFFFFF"/>
-                          <w:sz w:val="22"/>
-                          <w:szCs w:val="22"/>
-                        </w:rPr>
-                        <w:t>hungjui@colostate.edu</w:t>
+                        <w:t xml:space="preserve">Contact: hungjui@colostate.edu</w:t>
                       </w:r>
                     </w:p>
                     <w:p>
@@ -513,16 +402,7 @@
           <w:smallCaps/>
           <w:color w:val="338078"/>
         </w:rPr>
-        <w:t xml:space="preserve">+   </w:t>
-      </w:r>
-      <w:r>
-        <w:rPr>
-          <w:rFonts w:ascii="Calibri" w:hAnsi="Calibri"/>
-          <w:b/>
-          <w:smallCaps/>
-          <w:color w:val="338078"/>
-        </w:rPr>
-        <w:t>CURRENT POSITION</w:t>
+        <w:t>+   CURRENT POSITION</w:t>
       </w:r>
     </w:p>
     <w:tbl>
@@ -614,23 +494,7 @@
                 <w:sz w:val="22"/>
                 <w:szCs w:val="22"/>
               </w:rPr>
-              <w:t>Cooperative Institute for Research in the Atmosphere</w:t>
-            </w:r>
-            <w:r>
-              <w:rPr>
-                <w:rFonts w:ascii="Calibri" w:hAnsi="Calibri"/>
-                <w:sz w:val="22"/>
-                <w:szCs w:val="22"/>
-              </w:rPr>
-              <w:t xml:space="preserve"> (CIRA)</w:t>
-            </w:r>
-            <w:r>
-              <w:rPr>
-                <w:rFonts w:ascii="Calibri" w:hAnsi="Calibri"/>
-                <w:sz w:val="22"/>
-                <w:szCs w:val="22"/>
-              </w:rPr>
-              <w:t>, Colorado State University (CSU)</w:t>
+              <w:t>Cooperative Institute for Research in the Atmosphere (CIRA), Colorado State University (CSU)</w:t>
             </w:r>
             <w:r>
               <w:rPr>
@@ -639,13 +503,6 @@
                 <w:szCs w:val="22"/>
               </w:rPr>
               <w:br/>
-            </w:r>
-            <w:r>
-              <w:rPr>
-                <w:rFonts w:ascii="Calibri" w:hAnsi="Calibri"/>
-                <w:sz w:val="22"/>
-                <w:szCs w:val="22"/>
-              </w:rPr>
               <w:t>Fort Collins, CO, USA</w:t>
             </w:r>
           </w:p>
@@ -684,43 +541,7 @@
           <w:smallCaps/>
           <w:color w:val="338078"/>
         </w:rPr>
-        <w:t xml:space="preserve">+   </w:t>
-      </w:r>
-      <w:r>
-        <w:rPr>
-          <w:rFonts w:ascii="Calibri" w:hAnsi="Calibri"/>
-          <w:b/>
-          <w:smallCaps/>
-          <w:color w:val="338078"/>
-        </w:rPr>
-        <w:t>R</w:t>
-      </w:r>
-      <w:r>
-        <w:rPr>
-          <w:rFonts w:ascii="Calibri" w:hAnsi="Calibri"/>
-          <w:b/>
-          <w:smallCaps/>
-          <w:color w:val="338078"/>
-        </w:rPr>
-        <w:t>ESEARCH</w:t>
-      </w:r>
-      <w:r>
-        <w:rPr>
-          <w:rFonts w:ascii="Calibri" w:hAnsi="Calibri"/>
-          <w:b/>
-          <w:smallCaps/>
-          <w:color w:val="338078"/>
-        </w:rPr>
-        <w:t xml:space="preserve"> T</w:t>
-      </w:r>
-      <w:r>
-        <w:rPr>
-          <w:rFonts w:ascii="Calibri" w:hAnsi="Calibri"/>
-          <w:b/>
-          <w:smallCaps/>
-          <w:color w:val="338078"/>
-        </w:rPr>
-        <w:t>OPICS</w:t>
+        <w:t>+   RESEARCH TOPICS</w:t>
       </w:r>
     </w:p>
     <w:tbl>
@@ -800,147 +621,7 @@
                 <w:sz w:val="22"/>
                 <w:szCs w:val="22"/>
               </w:rPr>
-              <w:t xml:space="preserve"> </w:t>
-            </w:r>
-            <w:r>
-              <w:rPr>
-                <w:rFonts w:ascii="Calibri" w:hAnsi="Calibri"/>
-                <w:b/>
-                <w:bCs/>
-                <w:sz w:val="22"/>
-                <w:szCs w:val="22"/>
-              </w:rPr>
-              <w:t xml:space="preserve">3D </w:t>
-            </w:r>
-            <w:r>
-              <w:rPr>
-                <w:rFonts w:ascii="Calibri" w:hAnsi="Calibri"/>
-                <w:b/>
-                <w:bCs/>
-                <w:sz w:val="22"/>
-                <w:szCs w:val="22"/>
-              </w:rPr>
-              <w:t xml:space="preserve">Cloud Structure and </w:t>
-            </w:r>
-            <w:r>
-              <w:rPr>
-                <w:rFonts w:ascii="Calibri" w:hAnsi="Calibri"/>
-                <w:b/>
-                <w:bCs/>
-                <w:sz w:val="22"/>
-                <w:szCs w:val="22"/>
-              </w:rPr>
-              <w:t>V</w:t>
-            </w:r>
-            <w:r>
-              <w:rPr>
-                <w:rFonts w:ascii="Calibri" w:hAnsi="Calibri"/>
-                <w:b/>
-                <w:bCs/>
-                <w:sz w:val="22"/>
-                <w:szCs w:val="22"/>
-              </w:rPr>
-              <w:t xml:space="preserve">ariability </w:t>
-            </w:r>
-            <w:r>
-              <w:rPr>
-                <w:rFonts w:ascii="Calibri" w:hAnsi="Calibri"/>
-                <w:b/>
-                <w:bCs/>
-                <w:sz w:val="22"/>
-                <w:szCs w:val="22"/>
-              </w:rPr>
-              <w:t>in</w:t>
-            </w:r>
-            <w:r>
-              <w:rPr>
-                <w:rFonts w:ascii="Calibri" w:hAnsi="Calibri"/>
-                <w:b/>
-                <w:bCs/>
-                <w:sz w:val="22"/>
-                <w:szCs w:val="22"/>
-              </w:rPr>
-              <w:t xml:space="preserve"> the</w:t>
-            </w:r>
-            <w:r>
-              <w:rPr>
-                <w:rFonts w:ascii="Calibri" w:hAnsi="Calibri"/>
-                <w:b/>
-                <w:bCs/>
-                <w:sz w:val="22"/>
-                <w:szCs w:val="22"/>
-              </w:rPr>
-              <w:t xml:space="preserve"> </w:t>
-            </w:r>
-            <w:r>
-              <w:rPr>
-                <w:rFonts w:ascii="Calibri" w:hAnsi="Calibri"/>
-                <w:b/>
-                <w:bCs/>
-                <w:sz w:val="22"/>
-                <w:szCs w:val="22"/>
-              </w:rPr>
-              <w:t>C</w:t>
-            </w:r>
-            <w:r>
-              <w:rPr>
-                <w:rFonts w:ascii="Calibri" w:hAnsi="Calibri"/>
-                <w:b/>
-                <w:bCs/>
-                <w:sz w:val="22"/>
-                <w:szCs w:val="22"/>
-              </w:rPr>
-              <w:t xml:space="preserve">urrent and </w:t>
-            </w:r>
-            <w:r>
-              <w:rPr>
-                <w:rFonts w:ascii="Calibri" w:hAnsi="Calibri"/>
-                <w:b/>
-                <w:bCs/>
-                <w:sz w:val="22"/>
-                <w:szCs w:val="22"/>
-              </w:rPr>
-              <w:t>F</w:t>
-            </w:r>
-            <w:r>
-              <w:rPr>
-                <w:rFonts w:ascii="Calibri" w:hAnsi="Calibri"/>
-                <w:b/>
-                <w:bCs/>
-                <w:sz w:val="22"/>
-                <w:szCs w:val="22"/>
-              </w:rPr>
-              <w:t xml:space="preserve">uture </w:t>
-            </w:r>
-            <w:r>
-              <w:rPr>
-                <w:rFonts w:ascii="Calibri" w:hAnsi="Calibri"/>
-                <w:b/>
-                <w:bCs/>
-                <w:sz w:val="22"/>
-                <w:szCs w:val="22"/>
-              </w:rPr>
-              <w:t>C</w:t>
-            </w:r>
-            <w:r>
-              <w:rPr>
-                <w:rFonts w:ascii="Calibri" w:hAnsi="Calibri"/>
-                <w:b/>
-                <w:bCs/>
-                <w:sz w:val="22"/>
-                <w:szCs w:val="22"/>
-              </w:rPr>
-              <w:t>limat</w:t>
-            </w:r>
-            <w:r>
-              <w:rPr>
-                <w:rFonts w:ascii="Calibri" w:hAnsi="Calibri"/>
-                <w:b/>
-                <w:bCs/>
-                <w:sz w:val="22"/>
-                <w:szCs w:val="22"/>
-              </w:rPr>
-              <w:t>e</w:t>
+              <w:t xml:space="preserve"> 3D Cloud Structure and Variability in the Current and Future Climate</w:t>
             </w:r>
           </w:p>
           <w:p>
@@ -979,57 +660,7 @@
                 <w:sz w:val="22"/>
                 <w:szCs w:val="22"/>
               </w:rPr>
-              <w:t xml:space="preserve"> </w:t>
-            </w:r>
-            <w:r>
-              <w:rPr>
-                <w:rFonts w:ascii="Calibri" w:hAnsi="Calibri"/>
-                <w:b/>
-                <w:bCs/>
-                <w:sz w:val="22"/>
-                <w:szCs w:val="22"/>
-              </w:rPr>
-              <w:t>Mesoscale Convective Process</w:t>
-            </w:r>
-            <w:r>
-              <w:rPr>
-                <w:rFonts w:ascii="Calibri" w:hAnsi="Calibri"/>
-                <w:b/>
-                <w:bCs/>
-                <w:sz w:val="22"/>
-                <w:szCs w:val="22"/>
-              </w:rPr>
-              <w:t xml:space="preserve"> and </w:t>
-            </w:r>
-            <w:r>
-              <w:rPr>
-                <w:rFonts w:ascii="Calibri" w:hAnsi="Calibri"/>
-                <w:b/>
-                <w:bCs/>
-                <w:sz w:val="22"/>
-                <w:szCs w:val="22"/>
-              </w:rPr>
-              <w:t>the E</w:t>
-            </w:r>
-            <w:r>
-              <w:rPr>
-                <w:rFonts w:ascii="Calibri" w:hAnsi="Calibri"/>
-                <w:b/>
-                <w:bCs/>
-                <w:sz w:val="22"/>
-                <w:szCs w:val="22"/>
-              </w:rPr>
-              <w:t>nvironments</w:t>
-            </w:r>
-            <w:r>
-              <w:rPr>
-                <w:rFonts w:ascii="Calibri" w:hAnsi="Calibri"/>
-                <w:b/>
-                <w:bCs/>
-                <w:sz w:val="22"/>
-                <w:szCs w:val="22"/>
-              </w:rPr>
-              <w:t xml:space="preserve"> using Machine Learning</w:t>
+              <w:t xml:space="preserve"> Mesoscale Convective Process and the Environments using Machine Learning</w:t>
             </w:r>
           </w:p>
           <w:p>
@@ -1066,17 +697,7 @@
                 <w:sz w:val="22"/>
                 <w:szCs w:val="22"/>
               </w:rPr>
-              <w:t xml:space="preserve"> </w:t>
-            </w:r>
-            <w:r>
-              <w:rPr>
-                <w:rFonts w:ascii="Calibri" w:hAnsi="Calibri"/>
-                <w:b/>
-                <w:bCs/>
-                <w:sz w:val="22"/>
-                <w:szCs w:val="22"/>
-              </w:rPr>
-              <w:t>Application of Remote Sensing and Numerical Modeling to Aviation and Severe Weather Hazards</w:t>
+              <w:t xml:space="preserve"> Application of Remote Sensing to Satellite Missions, Aviation and Severe Weather Hazards</w:t>
             </w:r>
           </w:p>
         </w:tc>
@@ -1123,27 +744,7 @@
                 <w:sz w:val="22"/>
                 <w:szCs w:val="22"/>
               </w:rPr>
-              <w:t xml:space="preserve"> </w:t>
-            </w:r>
-            <w:r>
-              <w:rPr>
-                <w:rFonts w:ascii="Calibri" w:hAnsi="Calibri"/>
-                <w:b/>
-                <w:bCs/>
-                <w:sz w:val="22"/>
-                <w:szCs w:val="22"/>
-              </w:rPr>
-              <w:t xml:space="preserve">Global </w:t>
-            </w:r>
-            <w:r>
-              <w:rPr>
-                <w:rFonts w:ascii="Calibri" w:hAnsi="Calibri"/>
-                <w:b/>
-                <w:bCs/>
-                <w:sz w:val="22"/>
-                <w:szCs w:val="22"/>
-              </w:rPr>
-              <w:t>Spatial and Temporal Variability of Mesoscale Convective Systems &amp; Organized Convection</w:t>
+              <w:t xml:space="preserve"> Global Spatial and Temporal Variability of Mesoscale Convective Systems &amp; Organized Convection</w:t>
             </w:r>
           </w:p>
         </w:tc>
@@ -1195,16 +796,7 @@
                 <w:sz w:val="22"/>
                 <w:szCs w:val="22"/>
               </w:rPr>
-              <w:t>O</w:t>
-            </w:r>
-            <w:r>
-              <w:rPr>
-                <w:rFonts w:asciiTheme="minorHAnsi" w:hAnsiTheme="minorHAnsi" w:cstheme="minorHAnsi"/>
-                <w:b/>
-                <w:sz w:val="22"/>
-                <w:szCs w:val="22"/>
-              </w:rPr>
-              <w:t xml:space="preserve">bservational </w:t>
+              <w:t xml:space="preserve">Observational </w:t>
             </w:r>
             <w:r>
               <w:rPr>
@@ -1214,87 +806,7 @@
                 <w:sz w:val="22"/>
                 <w:szCs w:val="22"/>
               </w:rPr>
-              <w:t>Field Campaign</w:t>
-            </w:r>
-            <w:r>
-              <w:rPr>
-                <w:rFonts w:ascii="Calibri" w:hAnsi="Calibri"/>
-                <w:b/>
-                <w:bCs/>
-                <w:sz w:val="22"/>
-                <w:szCs w:val="22"/>
-              </w:rPr>
-              <w:t>s</w:t>
-            </w:r>
-            <w:r>
-              <w:rPr>
-                <w:rFonts w:ascii="Calibri" w:hAnsi="Calibri"/>
-                <w:b/>
-                <w:bCs/>
-                <w:sz w:val="22"/>
-                <w:szCs w:val="22"/>
-              </w:rPr>
-              <w:t xml:space="preserve">, and </w:t>
-            </w:r>
-            <w:r>
-              <w:rPr>
-                <w:rFonts w:ascii="Calibri" w:hAnsi="Calibri"/>
-                <w:b/>
-                <w:bCs/>
-                <w:sz w:val="22"/>
-                <w:szCs w:val="22"/>
-              </w:rPr>
-              <w:t>Radar/</w:t>
-            </w:r>
-            <w:r>
-              <w:rPr>
-                <w:rFonts w:ascii="Calibri" w:hAnsi="Calibri"/>
-                <w:b/>
-                <w:bCs/>
-                <w:sz w:val="22"/>
-                <w:szCs w:val="22"/>
-              </w:rPr>
-              <w:t>Radiosonde Operation</w:t>
-            </w:r>
-            <w:r>
-              <w:rPr>
-                <w:rFonts w:ascii="Calibri" w:hAnsi="Calibri"/>
-                <w:b/>
-                <w:bCs/>
-                <w:sz w:val="22"/>
-                <w:szCs w:val="22"/>
-              </w:rPr>
-              <w:t>s</w:t>
-            </w:r>
-            <w:r>
-              <w:rPr>
-                <w:rFonts w:ascii="Calibri" w:hAnsi="Calibri"/>
-                <w:b/>
-                <w:bCs/>
-                <w:sz w:val="22"/>
-                <w:szCs w:val="22"/>
-              </w:rPr>
-              <w:t>, Data Quality Control</w:t>
-            </w:r>
-            <w:r>
-              <w:rPr>
-                <w:rFonts w:ascii="Calibri" w:hAnsi="Calibri"/>
-                <w:b/>
-                <w:bCs/>
-                <w:sz w:val="22"/>
-                <w:szCs w:val="22"/>
-              </w:rPr>
-              <w:t xml:space="preserve"> and</w:t>
-            </w:r>
-            <w:r>
-              <w:rPr>
-                <w:rFonts w:ascii="Calibri" w:hAnsi="Calibri"/>
-                <w:b/>
-                <w:bCs/>
-                <w:sz w:val="22"/>
-                <w:szCs w:val="22"/>
-              </w:rPr>
-              <w:t xml:space="preserve"> Analysis</w:t>
+              <w:t>Field Campaigns, and Radar/Radiosonde Operations, Data Quality Control and Analysis</w:t>
             </w:r>
           </w:p>
         </w:tc>
@@ -1481,47 +993,7 @@
                 <w:sz w:val="22"/>
                 <w:szCs w:val="22"/>
               </w:rPr>
-              <w:t xml:space="preserve"> Department of Atmospheric Sciences, National</w:t>
-            </w:r>
-            <w:r>
-              <w:rPr>
-                <w:rFonts w:ascii="Calibri" w:hAnsi="Calibri"/>
-                <w:b w:val="0"/>
-                <w:bCs w:val="0"/>
-                <w:sz w:val="22"/>
-                <w:szCs w:val="22"/>
-              </w:rPr>
-              <w:t xml:space="preserve"> </w:t>
-            </w:r>
-            <w:r>
-              <w:rPr>
-                <w:rFonts w:ascii="Calibri" w:hAnsi="Calibri"/>
-                <w:b w:val="0"/>
-                <w:bCs w:val="0"/>
-                <w:sz w:val="22"/>
-                <w:szCs w:val="22"/>
-              </w:rPr>
-              <w:t>Taiwan</w:t>
-            </w:r>
-            <w:r>
-              <w:rPr>
-                <w:rFonts w:ascii="Calibri" w:hAnsi="Calibri"/>
-                <w:b w:val="0"/>
-                <w:bCs w:val="0"/>
-                <w:sz w:val="22"/>
-                <w:szCs w:val="22"/>
-              </w:rPr>
-              <w:t xml:space="preserve"> </w:t>
-            </w:r>
-            <w:r>
-              <w:rPr>
-                <w:rFonts w:ascii="Calibri" w:hAnsi="Calibri"/>
-                <w:b w:val="0"/>
-                <w:bCs w:val="0"/>
-                <w:sz w:val="22"/>
-                <w:szCs w:val="22"/>
-              </w:rPr>
-              <w:t>University</w:t>
+              <w:t xml:space="preserve"> Department of Atmospheric Sciences, National Taiwan University</w:t>
             </w:r>
           </w:p>
           <w:p>
@@ -1942,25 +1414,7 @@
           <w:smallCaps/>
           <w:color w:val="338078"/>
         </w:rPr>
-        <w:t xml:space="preserve">+   </w:t>
-      </w:r>
-      <w:r>
-        <w:rPr>
-          <w:rFonts w:ascii="Calibri" w:hAnsi="Calibri"/>
-          <w:b/>
-          <w:smallCaps/>
-          <w:color w:val="338078"/>
-        </w:rPr>
-        <w:t xml:space="preserve">PROFSESIONAL </w:t>
-      </w:r>
-      <w:r>
-        <w:rPr>
-          <w:rFonts w:ascii="Calibri" w:hAnsi="Calibri"/>
-          <w:b/>
-          <w:smallCaps/>
-          <w:color w:val="338078"/>
-        </w:rPr>
-        <w:t>EXPERIENCE</w:t>
+        <w:t>+   PROFESSIONAL EXPERIENCE</w:t>
       </w:r>
     </w:p>
     <w:tbl>
@@ -2060,34 +1514,7 @@
                 <w:sz w:val="22"/>
                 <w:szCs w:val="22"/>
               </w:rPr>
-              <w:t>202</w:t>
-            </w:r>
-            <w:r>
-              <w:rPr>
-                <w:rFonts w:ascii="Calibri" w:hAnsi="Calibri"/>
-                <w:bCs/>
-                <w:sz w:val="22"/>
-                <w:szCs w:val="22"/>
-              </w:rPr>
-              <w:t>5</w:t>
-            </w:r>
-            <w:r>
-              <w:rPr>
-                <w:rFonts w:ascii="Calibri" w:hAnsi="Calibri"/>
-                <w:bCs/>
-                <w:sz w:val="22"/>
-                <w:szCs w:val="22"/>
-              </w:rPr>
-              <w:t xml:space="preserve"> – </w:t>
-            </w:r>
-            <w:r>
-              <w:rPr>
-                <w:rFonts w:ascii="Calibri" w:hAnsi="Calibri"/>
-                <w:bCs/>
-                <w:sz w:val="22"/>
-                <w:szCs w:val="22"/>
-              </w:rPr>
-              <w:t>present</w:t>
+              <w:t>2025 – present</w:t>
             </w:r>
           </w:p>
         </w:tc>
@@ -2113,93 +1540,26 @@
                 <w:sz w:val="22"/>
                 <w:szCs w:val="22"/>
               </w:rPr>
-              <w:t>Resch Sci</w:t>
-            </w:r>
-            <w:r>
-              <w:rPr>
-                <w:rFonts w:ascii="Calibri" w:hAnsi="Calibri"/>
-                <w:b/>
-                <w:bCs/>
-                <w:sz w:val="22"/>
-                <w:szCs w:val="22"/>
-              </w:rPr>
-              <w:t>entist</w:t>
-            </w:r>
-            <w:r>
-              <w:rPr>
-                <w:rFonts w:ascii="Calibri" w:hAnsi="Calibri"/>
-                <w:b/>
-                <w:bCs/>
-                <w:sz w:val="22"/>
-                <w:szCs w:val="22"/>
-              </w:rPr>
-              <w:t xml:space="preserve">/Scholar </w:t>
-            </w:r>
-            <w:r>
-              <w:rPr>
-                <w:rFonts w:ascii="Calibri" w:hAnsi="Calibri"/>
-                <w:b/>
-                <w:bCs/>
-                <w:sz w:val="22"/>
-                <w:szCs w:val="22"/>
-              </w:rPr>
-              <w:t xml:space="preserve">I: </w:t>
-            </w:r>
-            <w:r>
-              <w:rPr>
-                <w:rFonts w:ascii="Calibri" w:hAnsi="Calibri"/>
-                <w:b/>
-                <w:bCs/>
-                <w:sz w:val="22"/>
-                <w:szCs w:val="22"/>
-              </w:rPr>
-              <w:t>Cloud Properties &amp; Cloud-Free Line of Sight Specialist</w:t>
-            </w:r>
-          </w:p>
-          <w:p>
-            <w:pPr>
-              <w:rPr>
-                <w:rFonts w:ascii="Calibri" w:hAnsi="Calibri"/>
-                <w:color w:val="358078"/>
-                <w:sz w:val="22"/>
-                <w:szCs w:val="22"/>
-              </w:rPr>
-            </w:pPr>
-            <w:r>
-              <w:rPr>
-                <w:rFonts w:ascii="Calibri" w:hAnsi="Calibri"/>
-                <w:color w:val="358078"/>
-                <w:sz w:val="22"/>
-                <w:szCs w:val="22"/>
-              </w:rPr>
-              <w:t>Cooperative Institute for Research in the Atmosphere</w:t>
-            </w:r>
-            <w:r>
-              <w:rPr>
-                <w:rFonts w:ascii="Calibri" w:hAnsi="Calibri"/>
-                <w:color w:val="358078"/>
-                <w:sz w:val="22"/>
-                <w:szCs w:val="22"/>
-              </w:rPr>
-              <w:t xml:space="preserve"> (CIRA)</w:t>
-            </w:r>
-            <w:r>
-              <w:rPr>
-                <w:rFonts w:ascii="Calibri" w:hAnsi="Calibri"/>
-                <w:color w:val="358078"/>
-                <w:sz w:val="22"/>
-                <w:szCs w:val="22"/>
-              </w:rPr>
-              <w:t>, Colorado State University</w:t>
-            </w:r>
-            <w:r>
-              <w:rPr>
-                <w:rFonts w:ascii="Calibri" w:hAnsi="Calibri"/>
-                <w:color w:val="358078"/>
-                <w:sz w:val="22"/>
-                <w:szCs w:val="22"/>
-              </w:rPr>
-              <w:t xml:space="preserve"> (CSU)</w:t>
+              <w:t>Research Scientist/Scholar I: Cloud Properties &amp; Cloud-Free Line of Sight Specialist</w:t>
+            </w:r>
+          </w:p>
+          <w:p>
+            <w:pPr>
+              <w:rPr>
+                <w:rFonts w:ascii="Calibri" w:hAnsi="Calibri"/>
+                <w:color w:val="358078"/>
+                <w:sz w:val="22"/>
+                <w:szCs w:val="22"/>
+              </w:rPr>
+            </w:pPr>
+            <w:r>
+              <w:rPr>
+                <w:rFonts w:ascii="Calibri" w:hAnsi="Calibri"/>
+                <w:color w:val="358078"/>
+                <w:sz w:val="22"/>
+                <w:szCs w:val="22"/>
+              </w:rPr>
+              <w:t>Cooperative Institute for Research in the Atmosphere (CIRA), Colorado State University (CSU)</w:t>
             </w:r>
           </w:p>
           <w:p>
@@ -2223,7 +1583,7 @@
                 <w:sz w:val="22"/>
                 <w:szCs w:val="22"/>
               </w:rPr>
-              <w:t xml:space="preserve">OVERCAST Project </w:t>
+              <w:t>OVERCAST Project</w:t>
             </w:r>
             <w:r>
               <w:rPr>
@@ -2241,43 +1601,7 @@
                 <w:sz w:val="22"/>
                 <w:szCs w:val="22"/>
               </w:rPr>
-              <w:t xml:space="preserve">Major developer of the </w:t>
-            </w:r>
-            <w:r>
-              <w:rPr>
-                <w:rFonts w:ascii="Calibri" w:hAnsi="Calibri"/>
-                <w:color w:val="358078"/>
-                <w:sz w:val="22"/>
-                <w:szCs w:val="22"/>
-              </w:rPr>
-              <w:t xml:space="preserve">DCFLOS package </w:t>
-            </w:r>
-            <w:r>
-              <w:rPr>
-                <w:rFonts w:ascii="Calibri" w:hAnsi="Calibri"/>
-                <w:color w:val="358078"/>
-                <w:sz w:val="22"/>
-                <w:szCs w:val="22"/>
-              </w:rPr>
-              <w:t>with CIRA 3D cloud dataset</w:t>
-            </w:r>
-            <w:r>
-              <w:rPr>
-                <w:rFonts w:ascii="Calibri" w:hAnsi="Calibri"/>
-                <w:color w:val="358078"/>
-                <w:sz w:val="22"/>
-                <w:szCs w:val="22"/>
-              </w:rPr>
-              <w:t xml:space="preserve"> for OVERCAST project</w:t>
-            </w:r>
-            <w:r>
-              <w:rPr>
-                <w:rFonts w:ascii="Calibri" w:hAnsi="Calibri"/>
-                <w:color w:val="358078"/>
-                <w:sz w:val="22"/>
-                <w:szCs w:val="22"/>
-              </w:rPr>
-              <w:t>.</w:t>
+              <w:t>Major developer of the Deterministic Cloud-Free Line-of-Sight (DCFLOS) application with the CIRA 3D cloud dataset.</w:t>
             </w:r>
           </w:p>
           <w:p>
@@ -2301,7 +1625,71 @@
                 <w:sz w:val="22"/>
                 <w:szCs w:val="22"/>
               </w:rPr>
-              <w:t>CAIG Project</w:t>
+              <w:lastRenderedPageBreak/>
+              <w:t>INCUS Project</w:t>
+            </w:r>
+            <w:r>
+              <w:rPr>
+                <w:rFonts w:ascii="Calibri" w:hAnsi="Calibri"/>
+                <w:bCs/>
+                <w:sz w:val="22"/>
+                <w:szCs w:val="22"/>
+              </w:rPr>
+              <w:br/>
+            </w:r>
+            <w:r>
+              <w:rPr>
+                <w:rFonts w:ascii="Calibri" w:hAnsi="Calibri"/>
+                <w:color w:val="358078"/>
+                <w:sz w:val="22"/>
+                <w:szCs w:val="22"/>
+              </w:rPr>
+              <w:t>M</w:t>
+            </w:r>
+            <w:r>
+              <w:rPr>
+                <w:rFonts w:ascii="Calibri" w:hAnsi="Calibri"/>
+                <w:color w:val="358078"/>
+                <w:sz w:val="22"/>
+                <w:szCs w:val="22"/>
+              </w:rPr>
+              <w:t xml:space="preserve">ajor developer of the auxiliary lightning (AUX-LIGHT) </w:t>
+            </w:r>
+            <w:r>
+              <w:rPr>
+                <w:rFonts w:ascii="Calibri" w:hAnsi="Calibri"/>
+                <w:color w:val="358078"/>
+                <w:sz w:val="22"/>
+                <w:szCs w:val="22"/>
+              </w:rPr>
+              <w:t xml:space="preserve">product </w:t>
+            </w:r>
+            <w:r>
+              <w:rPr>
+                <w:rFonts w:ascii="Calibri" w:hAnsi="Calibri"/>
+                <w:color w:val="358078"/>
+                <w:sz w:val="22"/>
+                <w:szCs w:val="22"/>
+              </w:rPr>
+              <w:t xml:space="preserve">and </w:t>
+            </w:r>
+            <w:r>
+              <w:rPr>
+                <w:rFonts w:ascii="Calibri" w:hAnsi="Calibri"/>
+                <w:color w:val="358078"/>
+                <w:sz w:val="22"/>
+                <w:szCs w:val="22"/>
+              </w:rPr>
+              <w:t xml:space="preserve">co-lead of </w:t>
+            </w:r>
+            <w:r>
+              <w:rPr>
+                <w:rFonts w:ascii="Calibri" w:hAnsi="Calibri"/>
+                <w:color w:val="358078"/>
+                <w:sz w:val="22"/>
+                <w:szCs w:val="22"/>
+              </w:rPr>
+              <w:t>level 4 satellite ephemeris (4-ORBIT) product.</w:t>
             </w:r>
           </w:p>
           <w:p>
@@ -2325,8 +1713,78 @@
                 <w:sz w:val="22"/>
                 <w:szCs w:val="22"/>
               </w:rPr>
-              <w:t>INCUS Project</w:t>
-            </w:r>
+              <w:t>CAIG Project</w:t>
+            </w:r>
+            <w:r>
+              <w:rPr>
+                <w:rFonts w:ascii="Calibri" w:hAnsi="Calibri"/>
+                <w:bCs/>
+                <w:sz w:val="22"/>
+                <w:szCs w:val="22"/>
+              </w:rPr>
+              <w:br/>
+            </w:r>
+            <w:r>
+              <w:rPr>
+                <w:rFonts w:ascii="Calibri" w:hAnsi="Calibri"/>
+                <w:color w:val="358078"/>
+                <w:sz w:val="22"/>
+                <w:szCs w:val="22"/>
+              </w:rPr>
+              <w:t>Co-I and major contributor to Application 2.</w:t>
+            </w:r>
+          </w:p>
+          <w:p>
+            <w:pPr>
+              <w:pStyle w:val="ListParagraph"/>
+              <w:numPr>
+                <w:ilvl w:val="0"/>
+                <w:numId w:val="23"/>
+              </w:numPr>
+              <w:rPr>
+                <w:rFonts w:ascii="Calibri" w:hAnsi="Calibri"/>
+                <w:color w:val="358078"/>
+                <w:sz w:val="22"/>
+                <w:szCs w:val="22"/>
+              </w:rPr>
+            </w:pPr>
+            <w:r>
+              <w:rPr>
+                <w:rFonts w:ascii="Calibri" w:hAnsi="Calibri"/>
+                <w:bCs/>
+                <w:sz w:val="22"/>
+                <w:szCs w:val="22"/>
+              </w:rPr>
+              <w:t>NOAA MAPP Project</w:t>
+            </w:r>
+            <w:r>
+              <w:rPr>
+                <w:rFonts w:ascii="Calibri" w:hAnsi="Calibri"/>
+                <w:bCs/>
+                <w:sz w:val="22"/>
+                <w:szCs w:val="22"/>
+              </w:rPr>
+              <w:br/>
+            </w:r>
+            <w:r>
+              <w:rPr>
+                <w:rFonts w:ascii="Calibri" w:hAnsi="Calibri"/>
+                <w:color w:val="358078"/>
+                <w:sz w:val="22"/>
+                <w:szCs w:val="22"/>
+              </w:rPr>
+              <w:t>Co-I and Objective 1 lead.</w:t>
+            </w:r>
+          </w:p>
+          <w:p>
+            <w:pPr>
+              <w:rPr>
+                <w:rFonts w:ascii="Calibri" w:hAnsi="Calibri"/>
+                <w:color w:val="358078"/>
+                <w:sz w:val="22"/>
+                <w:szCs w:val="22"/>
+              </w:rPr>
+            </w:pPr>
           </w:p>
         </w:tc>
       </w:tr>
@@ -2374,34 +1832,7 @@
                 <w:sz w:val="22"/>
                 <w:szCs w:val="22"/>
               </w:rPr>
-              <w:t>202</w:t>
-            </w:r>
-            <w:r>
-              <w:rPr>
-                <w:rFonts w:ascii="Calibri" w:hAnsi="Calibri"/>
-                <w:bCs/>
-                <w:sz w:val="22"/>
-                <w:szCs w:val="22"/>
-              </w:rPr>
-              <w:t>3</w:t>
-            </w:r>
-            <w:r>
-              <w:rPr>
-                <w:rFonts w:ascii="Calibri" w:hAnsi="Calibri"/>
-                <w:bCs/>
-                <w:sz w:val="22"/>
-                <w:szCs w:val="22"/>
-              </w:rPr>
-              <w:t xml:space="preserve"> – </w:t>
-            </w:r>
-            <w:r>
-              <w:rPr>
-                <w:rFonts w:ascii="Calibri" w:hAnsi="Calibri"/>
-                <w:bCs/>
-                <w:sz w:val="22"/>
-                <w:szCs w:val="22"/>
-              </w:rPr>
-              <w:t>2025</w:t>
+              <w:t>2023 – 2025</w:t>
             </w:r>
           </w:p>
         </w:tc>
@@ -2426,7 +1857,7 @@
                 <w:sz w:val="22"/>
                 <w:szCs w:val="22"/>
               </w:rPr>
-              <w:t>Postdoctoral Fellow</w:t>
+              <w:t>Postdoctoral Fellow (extended offer of Research Scientist 1)</w:t>
             </w:r>
             <w:r>
               <w:rPr>
@@ -2436,16 +1867,6 @@
                 <w:sz w:val="22"/>
                 <w:szCs w:val="22"/>
               </w:rPr>
-              <w:t xml:space="preserve"> (extended offer of Research Scientist 1)</w:t>
-            </w:r>
-            <w:r>
-              <w:rPr>
-                <w:rFonts w:ascii="Calibri" w:hAnsi="Calibri"/>
-                <w:b/>
-                <w:bCs/>
-                <w:sz w:val="22"/>
-                <w:szCs w:val="22"/>
-              </w:rPr>
               <w:br/>
             </w:r>
             <w:r>
@@ -2455,34 +1876,7 @@
                 <w:sz w:val="22"/>
                 <w:szCs w:val="22"/>
               </w:rPr>
-              <w:t>Cooperative Institute for Research in the Atmosphere</w:t>
-            </w:r>
-            <w:r>
-              <w:rPr>
-                <w:rFonts w:ascii="Calibri" w:hAnsi="Calibri"/>
-                <w:color w:val="358078"/>
-                <w:sz w:val="22"/>
-                <w:szCs w:val="22"/>
-              </w:rPr>
-              <w:t xml:space="preserve"> (CIRA)</w:t>
-            </w:r>
-            <w:r>
-              <w:rPr>
-                <w:rFonts w:ascii="Calibri" w:hAnsi="Calibri"/>
-                <w:color w:val="358078"/>
-                <w:sz w:val="22"/>
-                <w:szCs w:val="22"/>
-              </w:rPr>
-              <w:t>, Colorado State University</w:t>
-            </w:r>
-            <w:r>
-              <w:rPr>
-                <w:rFonts w:ascii="Calibri" w:hAnsi="Calibri"/>
-                <w:color w:val="358078"/>
-                <w:sz w:val="22"/>
-                <w:szCs w:val="22"/>
-              </w:rPr>
-              <w:t xml:space="preserve"> (CSU)</w:t>
+              <w:t>Cooperative Institute for Research in the Atmosphere (CIRA), Colorado State University (CSU)</w:t>
             </w:r>
           </w:p>
           <w:p>
@@ -2506,7 +1900,7 @@
                 <w:sz w:val="22"/>
                 <w:szCs w:val="22"/>
               </w:rPr>
-              <w:t>P</w:t>
+              <w:t>RAM-HORNS/OVERCAST Project</w:t>
             </w:r>
             <w:r>
               <w:rPr>
@@ -2515,26 +1909,6 @@
                 <w:sz w:val="22"/>
                 <w:szCs w:val="22"/>
               </w:rPr>
-              <w:t xml:space="preserve">ackage development: </w:t>
-            </w:r>
-            <w:proofErr w:type="spellStart"/>
-            <w:r>
-              <w:rPr>
-                <w:rFonts w:ascii="Calibri" w:hAnsi="Calibri"/>
-                <w:bCs/>
-                <w:sz w:val="22"/>
-                <w:szCs w:val="22"/>
-              </w:rPr>
-              <w:t>DCFLOS_toolbox</w:t>
-            </w:r>
-            <w:proofErr w:type="spellEnd"/>
-            <w:r>
-              <w:rPr>
-                <w:rFonts w:ascii="Calibri" w:hAnsi="Calibri"/>
-                <w:bCs/>
-                <w:sz w:val="22"/>
-                <w:szCs w:val="22"/>
-              </w:rPr>
               <w:br/>
             </w:r>
             <w:r>
@@ -2544,61 +1918,25 @@
                 <w:sz w:val="22"/>
                 <w:szCs w:val="22"/>
               </w:rPr>
-              <w:t xml:space="preserve">Major developer of the Python package for estimating </w:t>
-            </w:r>
-            <w:r>
-              <w:rPr>
-                <w:rFonts w:ascii="Calibri" w:hAnsi="Calibri"/>
-                <w:color w:val="358078"/>
-                <w:sz w:val="22"/>
-                <w:szCs w:val="22"/>
-              </w:rPr>
-              <w:t xml:space="preserve">Deterministic </w:t>
-            </w:r>
-            <w:r>
-              <w:rPr>
-                <w:rFonts w:ascii="Calibri" w:hAnsi="Calibri"/>
-                <w:color w:val="358078"/>
-                <w:sz w:val="22"/>
-                <w:szCs w:val="22"/>
-              </w:rPr>
-              <w:t xml:space="preserve">Cloud-Free Line-of-Sight </w:t>
-            </w:r>
-            <w:r>
-              <w:rPr>
-                <w:rFonts w:ascii="Calibri" w:hAnsi="Calibri"/>
-                <w:color w:val="358078"/>
-                <w:sz w:val="22"/>
-                <w:szCs w:val="22"/>
-              </w:rPr>
-              <w:t xml:space="preserve">(DCFLOS) </w:t>
-            </w:r>
-            <w:r>
-              <w:rPr>
-                <w:rFonts w:ascii="Calibri" w:hAnsi="Calibri"/>
-                <w:color w:val="358078"/>
-                <w:sz w:val="22"/>
-                <w:szCs w:val="22"/>
-              </w:rPr>
-              <w:t>with CIRA 3D cloud dataset</w:t>
-            </w:r>
-            <w:r>
-              <w:rPr>
-                <w:rFonts w:ascii="Calibri" w:hAnsi="Calibri"/>
-                <w:color w:val="358078"/>
-                <w:sz w:val="22"/>
-                <w:szCs w:val="22"/>
-              </w:rPr>
-              <w:t xml:space="preserve"> for RAM-HORNS/OVERCAST projects</w:t>
-            </w:r>
-            <w:r>
-              <w:rPr>
-                <w:rFonts w:ascii="Calibri" w:hAnsi="Calibri"/>
-                <w:color w:val="358078"/>
-                <w:sz w:val="22"/>
-                <w:szCs w:val="22"/>
-              </w:rPr>
-              <w:t>.</w:t>
+              <w:t>Major developer for the DCFLOS</w:t>
+            </w:r>
+            <w:r>
+              <w:rPr>
+                <w:rFonts w:ascii="Calibri" w:hAnsi="Calibri"/>
+                <w:color w:val="358078"/>
+                <w:sz w:val="22"/>
+                <w:szCs w:val="22"/>
+              </w:rPr>
+              <w:t xml:space="preserve"> application</w:t>
+            </w:r>
+            <w:r>
+              <w:rPr>
+                <w:rFonts w:ascii="Calibri" w:hAnsi="Calibri"/>
+                <w:color w:val="358078"/>
+                <w:sz w:val="22"/>
+                <w:szCs w:val="22"/>
+              </w:rPr>
+              <w:t xml:space="preserve"> with CIRA 3D cloud dataset under RAM-HORNS/OVERCAST projects.</w:t>
             </w:r>
           </w:p>
           <w:p>
@@ -2628,6 +1966,7 @@
                 <w:color w:val="338078"/>
                 <w:sz w:val="22"/>
                 <w:szCs w:val="22"/>
+                <w:lang w:eastAsia="zh-TW"/>
               </w:rPr>
             </w:pPr>
             <w:r>
@@ -2657,7 +1996,7 @@
                 <w:sz w:val="22"/>
                 <w:szCs w:val="22"/>
               </w:rPr>
-              <w:t>2020 – present</w:t>
+              <w:t>2020 – 2023</w:t>
             </w:r>
           </w:p>
         </w:tc>
@@ -2751,17 +2090,7 @@
                 <w:sz w:val="22"/>
                 <w:szCs w:val="22"/>
               </w:rPr>
-              <w:t xml:space="preserve">Participation in </w:t>
-            </w:r>
-            <w:r>
-              <w:rPr>
-                <w:rFonts w:ascii="Calibri" w:hAnsi="Calibri"/>
-                <w:b w:val="0"/>
-                <w:color w:val="358078"/>
-                <w:sz w:val="22"/>
-                <w:szCs w:val="22"/>
-              </w:rPr>
-              <w:t>Radiosonde operation, radar strategy decision-making, personnel training, and instrument development for the campaign and radiosonde network</w:t>
+              <w:t>Participation in Radiosonde operation, radar strategy decision-making, personnel training, and instrument development for the campaign and radiosonde network</w:t>
             </w:r>
           </w:p>
           <w:p>
@@ -2792,25 +2121,7 @@
                 <w:sz w:val="22"/>
                 <w:szCs w:val="22"/>
               </w:rPr>
-              <w:t xml:space="preserve">Package </w:t>
-            </w:r>
-            <w:r>
-              <w:rPr>
-                <w:rFonts w:ascii="Calibri" w:hAnsi="Calibri"/>
-                <w:b w:val="0"/>
-                <w:sz w:val="22"/>
-                <w:szCs w:val="22"/>
-              </w:rPr>
-              <w:t>development: Cloud System Classificatio</w:t>
-            </w:r>
-            <w:r>
-              <w:rPr>
-                <w:rFonts w:ascii="Calibri" w:hAnsi="Calibri"/>
-                <w:b w:val="0"/>
-                <w:sz w:val="22"/>
-                <w:szCs w:val="22"/>
-              </w:rPr>
-              <w:t>n</w:t>
+              <w:t>Package development: Cloud System Classification</w:t>
             </w:r>
             <w:r>
               <w:rPr>
@@ -2829,17 +2140,7 @@
                 <w:sz w:val="22"/>
                 <w:szCs w:val="22"/>
               </w:rPr>
-              <w:t xml:space="preserve">Major developer </w:t>
-            </w:r>
-            <w:r>
-              <w:rPr>
-                <w:rFonts w:ascii="Calibri" w:hAnsi="Calibri"/>
-                <w:b w:val="0"/>
-                <w:color w:val="358078"/>
-                <w:sz w:val="22"/>
-                <w:szCs w:val="22"/>
-              </w:rPr>
-              <w:t>of the TRMM-heritage Storm Mode classification Python package for multiple observation and numerical model datasets.</w:t>
+              <w:t>Major developer of the TRMM-heritage Storm Mode classification Python package for multiple observation and numerical model datasets.</w:t>
             </w:r>
           </w:p>
           <w:p>
@@ -2985,27 +2286,7 @@
                 <w:sz w:val="22"/>
                 <w:szCs w:val="22"/>
               </w:rPr>
-              <w:t xml:space="preserve">Field Campaign: </w:t>
-            </w:r>
-            <w:proofErr w:type="spellStart"/>
-            <w:r>
-              <w:rPr>
-                <w:rFonts w:ascii="Calibri" w:hAnsi="Calibri"/>
-                <w:b w:val="0"/>
-                <w:sz w:val="22"/>
-                <w:szCs w:val="22"/>
-              </w:rPr>
-              <w:t>TAipei</w:t>
-            </w:r>
-            <w:proofErr w:type="spellEnd"/>
-            <w:r>
-              <w:rPr>
-                <w:rFonts w:ascii="Calibri" w:hAnsi="Calibri"/>
-                <w:b w:val="0"/>
-                <w:sz w:val="22"/>
-                <w:szCs w:val="22"/>
-              </w:rPr>
-              <w:t xml:space="preserve"> Severe Storm Experiment (TASSE)</w:t>
+              <w:t>Field Campaign: TAipei Severe Storm Experiment (TASSE)</w:t>
             </w:r>
             <w:r>
               <w:rPr>
@@ -3024,27 +2305,7 @@
                 <w:sz w:val="22"/>
                 <w:szCs w:val="22"/>
               </w:rPr>
-              <w:t xml:space="preserve">Major field campaign coordinator for </w:t>
-            </w:r>
-            <w:r>
-              <w:rPr>
-                <w:rFonts w:ascii="Calibri" w:hAnsi="Calibri"/>
-                <w:b w:val="0"/>
-                <w:color w:val="358078"/>
-                <w:sz w:val="22"/>
-                <w:szCs w:val="22"/>
-              </w:rPr>
-              <w:t>decision-making, weather analysis, personnel training, and instrument development for the radiosonde network</w:t>
-            </w:r>
-            <w:r>
-              <w:rPr>
-                <w:rFonts w:ascii="Calibri" w:hAnsi="Calibri"/>
-                <w:b w:val="0"/>
-                <w:color w:val="358078"/>
-                <w:sz w:val="22"/>
-                <w:szCs w:val="22"/>
-              </w:rPr>
-              <w:t>.</w:t>
+              <w:t>Major field campaign coordinator for decision-making, weather analysis, personnel training, and instrument development for the radiosonde network.</w:t>
             </w:r>
           </w:p>
           <w:p>
@@ -3214,25 +2475,7 @@
           <w:smallCaps/>
           <w:color w:val="338078"/>
         </w:rPr>
-        <w:t xml:space="preserve">+   GRANTS </w:t>
-      </w:r>
-      <w:r>
-        <w:rPr>
-          <w:rFonts w:ascii="Calibri" w:hAnsi="Calibri"/>
-          <w:b/>
-          <w:smallCaps/>
-          <w:color w:val="338078"/>
-        </w:rPr>
-        <w:t>and</w:t>
-      </w:r>
-      <w:r>
-        <w:rPr>
-          <w:rFonts w:ascii="Calibri" w:hAnsi="Calibri"/>
-          <w:b/>
-          <w:smallCaps/>
-          <w:color w:val="338078"/>
-        </w:rPr>
-        <w:t xml:space="preserve"> FELLOWSHIP</w:t>
+        <w:t>+   GRANTS and FELLOWSHIP</w:t>
       </w:r>
     </w:p>
     <w:tbl>
@@ -3363,43 +2606,7 @@
                 <w:sz w:val="22"/>
                 <w:szCs w:val="22"/>
               </w:rPr>
-              <w:t>U.S. Office of Naval Research (ONR)</w:t>
-            </w:r>
-            <w:r>
-              <w:rPr>
-                <w:rFonts w:ascii="Calibri" w:hAnsi="Calibri"/>
-                <w:bCs w:val="0"/>
-                <w:sz w:val="22"/>
-                <w:szCs w:val="22"/>
-              </w:rPr>
-              <w:t xml:space="preserve"> </w:t>
-            </w:r>
-            <w:r>
-              <w:rPr>
-                <w:rFonts w:ascii="Calibri" w:hAnsi="Calibri"/>
-                <w:bCs w:val="0"/>
-                <w:sz w:val="22"/>
-                <w:szCs w:val="22"/>
-              </w:rPr>
-              <w:t>RAM-HORNS (Research Advances in Meteorology</w:t>
-            </w:r>
-            <w:r>
-              <w:rPr>
-                <w:rFonts w:ascii="Calibri" w:hAnsi="Calibri"/>
-                <w:bCs w:val="0"/>
-                <w:sz w:val="22"/>
-                <w:szCs w:val="22"/>
-              </w:rPr>
-              <w:t>-</w:t>
-            </w:r>
-            <w:r>
-              <w:rPr>
-                <w:rFonts w:ascii="Calibri" w:hAnsi="Calibri"/>
-                <w:bCs w:val="0"/>
-                <w:sz w:val="22"/>
-                <w:szCs w:val="22"/>
-              </w:rPr>
-              <w:t xml:space="preserve">Honing Operational Readiness for National Security) and Optical Variability Evaluation of Regional Cloud Asymmetries in Space and Time (OVERCAST) </w:t>
+              <w:t xml:space="preserve">U.S. Office of Naval Research (ONR) RAM-HORNS (Research Advances in Meteorology-Honing Operational Readiness for National Security) and Optical Variability Evaluation of Regional Cloud Asymmetries in Space and Time (OVERCAST) </w:t>
             </w:r>
           </w:p>
           <w:p>
@@ -3429,117 +2636,7 @@
                 <w:sz w:val="22"/>
                 <w:szCs w:val="22"/>
               </w:rPr>
-              <w:t>A</w:t>
-            </w:r>
-            <w:r>
-              <w:rPr>
-                <w:rFonts w:ascii="Calibri" w:hAnsi="Calibri"/>
-                <w:b w:val="0"/>
-                <w:color w:val="358078"/>
-                <w:sz w:val="22"/>
-                <w:szCs w:val="22"/>
-              </w:rPr>
-              <w:t xml:space="preserve">s the </w:t>
-            </w:r>
-            <w:r>
-              <w:rPr>
-                <w:rFonts w:ascii="Calibri" w:hAnsi="Calibri"/>
-                <w:b w:val="0"/>
-                <w:color w:val="358078"/>
-                <w:sz w:val="22"/>
-                <w:szCs w:val="22"/>
-              </w:rPr>
-              <w:t>lead</w:t>
-            </w:r>
-            <w:r>
-              <w:rPr>
-                <w:rFonts w:ascii="Calibri" w:hAnsi="Calibri"/>
-                <w:b w:val="0"/>
-                <w:color w:val="358078"/>
-                <w:sz w:val="22"/>
-                <w:szCs w:val="22"/>
-              </w:rPr>
-              <w:t xml:space="preserve"> developer</w:t>
-            </w:r>
-            <w:r>
-              <w:rPr>
-                <w:rFonts w:ascii="Calibri" w:hAnsi="Calibri"/>
-                <w:b w:val="0"/>
-                <w:color w:val="358078"/>
-                <w:sz w:val="22"/>
-                <w:szCs w:val="22"/>
-              </w:rPr>
-              <w:t xml:space="preserve"> </w:t>
-            </w:r>
-            <w:r>
-              <w:rPr>
-                <w:rFonts w:ascii="Calibri" w:hAnsi="Calibri"/>
-                <w:b w:val="0"/>
-                <w:color w:val="358078"/>
-                <w:sz w:val="22"/>
-                <w:szCs w:val="22"/>
-              </w:rPr>
-              <w:t>of</w:t>
-            </w:r>
-            <w:r>
-              <w:rPr>
-                <w:rFonts w:ascii="Calibri" w:hAnsi="Calibri"/>
-                <w:b w:val="0"/>
-                <w:color w:val="358078"/>
-                <w:sz w:val="22"/>
-                <w:szCs w:val="22"/>
-              </w:rPr>
-              <w:t xml:space="preserve"> the</w:t>
-            </w:r>
-            <w:r>
-              <w:rPr>
-                <w:rFonts w:ascii="Calibri" w:hAnsi="Calibri"/>
-                <w:b w:val="0"/>
-                <w:color w:val="358078"/>
-                <w:sz w:val="22"/>
-                <w:szCs w:val="22"/>
-              </w:rPr>
-              <w:t xml:space="preserve"> Deterministic-Cloud-Free Line-of-Sight (DCFLOS)</w:t>
-            </w:r>
-            <w:r>
-              <w:rPr>
-                <w:rFonts w:ascii="Calibri" w:hAnsi="Calibri"/>
-                <w:b w:val="0"/>
-                <w:color w:val="358078"/>
-                <w:sz w:val="22"/>
-                <w:szCs w:val="22"/>
-              </w:rPr>
-              <w:t xml:space="preserve"> </w:t>
-            </w:r>
-            <w:r>
-              <w:rPr>
-                <w:rFonts w:ascii="Calibri" w:hAnsi="Calibri"/>
-                <w:b w:val="0"/>
-                <w:color w:val="358078"/>
-                <w:sz w:val="22"/>
-                <w:szCs w:val="22"/>
-              </w:rPr>
-              <w:t>algorithm and tool in Task</w:t>
-            </w:r>
-            <w:r>
-              <w:rPr>
-                <w:rFonts w:ascii="Calibri" w:hAnsi="Calibri"/>
-                <w:b w:val="0"/>
-                <w:color w:val="358078"/>
-                <w:sz w:val="22"/>
-                <w:szCs w:val="22"/>
-              </w:rPr>
-              <w:t xml:space="preserve"> </w:t>
-            </w:r>
-            <w:r>
-              <w:rPr>
-                <w:rFonts w:ascii="Calibri" w:hAnsi="Calibri"/>
-                <w:b w:val="0"/>
-                <w:color w:val="358078"/>
-                <w:sz w:val="22"/>
-                <w:szCs w:val="22"/>
-              </w:rPr>
-              <w:t>5.</w:t>
+              <w:t>As the lead developer of the Deterministic Cloud-Free Line-of-Sight (DCFLOS) algorithm and tool in Task 5.</w:t>
             </w:r>
             <w:r>
               <w:rPr>
@@ -3550,36 +2647,7 @@
                 <w:szCs w:val="22"/>
               </w:rPr>
               <w:br/>
-            </w:r>
-            <w:r>
-              <w:rPr>
-                <w:rFonts w:ascii="Calibri" w:hAnsi="Calibri"/>
-                <w:b w:val="0"/>
-                <w:color w:val="358078"/>
-                <w:sz w:val="22"/>
-                <w:szCs w:val="22"/>
-              </w:rPr>
-              <w:t xml:space="preserve">PI: </w:t>
-            </w:r>
-            <w:r>
-              <w:rPr>
-                <w:rFonts w:ascii="Calibri" w:hAnsi="Calibri"/>
-                <w:b w:val="0"/>
-                <w:color w:val="358078"/>
-                <w:sz w:val="22"/>
-                <w:szCs w:val="22"/>
-              </w:rPr>
-              <w:t>Steven D. Miller</w:t>
-            </w:r>
-            <w:r>
-              <w:rPr>
-                <w:rFonts w:ascii="Calibri" w:hAnsi="Calibri"/>
-                <w:b w:val="0"/>
-                <w:color w:val="358078"/>
-                <w:sz w:val="22"/>
-                <w:szCs w:val="22"/>
-              </w:rPr>
-              <w:t xml:space="preserve"> (CSU)</w:t>
+              <w:t>PI: Dr. Steven D. Miller (CSU)</w:t>
             </w:r>
           </w:p>
           <w:p>
@@ -3629,6 +2697,7 @@
                 <w:sz w:val="22"/>
                 <w:szCs w:val="22"/>
               </w:rPr>
+              <w:lastRenderedPageBreak/>
               <w:t></w:t>
             </w:r>
             <w:r>
@@ -3668,43 +2737,7 @@
                 <w:sz w:val="22"/>
                 <w:szCs w:val="22"/>
               </w:rPr>
-              <w:t xml:space="preserve">National Science Foundation (NSF) </w:t>
-            </w:r>
-            <w:r>
-              <w:rPr>
-                <w:rFonts w:ascii="Calibri" w:hAnsi="Calibri"/>
-                <w:bCs w:val="0"/>
-                <w:sz w:val="22"/>
-                <w:szCs w:val="22"/>
-              </w:rPr>
-              <w:t>Collaborations in Artificial Intelligence and Geosciences (CAIG)</w:t>
-            </w:r>
-            <w:r>
-              <w:rPr>
-                <w:rFonts w:ascii="Calibri" w:hAnsi="Calibri"/>
-                <w:bCs w:val="0"/>
-                <w:sz w:val="22"/>
-                <w:szCs w:val="22"/>
-              </w:rPr>
-              <w:t xml:space="preserve"> Program (Award #: </w:t>
-            </w:r>
-            <w:r>
-              <w:rPr>
-                <w:rFonts w:ascii="Calibri" w:hAnsi="Calibri"/>
-                <w:bCs w:val="0"/>
-                <w:sz w:val="22"/>
-                <w:szCs w:val="22"/>
-              </w:rPr>
-              <w:t>2425923</w:t>
-            </w:r>
-            <w:r>
-              <w:rPr>
-                <w:rFonts w:ascii="Calibri" w:hAnsi="Calibri"/>
-                <w:bCs w:val="0"/>
-                <w:sz w:val="22"/>
-                <w:szCs w:val="22"/>
-              </w:rPr>
-              <w:t>)</w:t>
+              <w:t>National Science Foundation (NSF) Collaborations in Artificial Intelligence and Geosciences (CAIG) Program (Award #: 2425923)</w:t>
             </w:r>
           </w:p>
           <w:p>
@@ -3734,27 +2767,7 @@
                 <w:sz w:val="22"/>
                 <w:szCs w:val="22"/>
               </w:rPr>
-              <w:t>“</w:t>
-            </w:r>
-            <w:r>
-              <w:rPr>
-                <w:rFonts w:ascii="Calibri" w:hAnsi="Calibri"/>
-                <w:b w:val="0"/>
-                <w:color w:val="358078"/>
-                <w:sz w:val="22"/>
-                <w:szCs w:val="22"/>
-              </w:rPr>
-              <w:t>Toward a Deeper Understanding of Cloud Processes and Future Storm Modes using AI</w:t>
-            </w:r>
-            <w:r>
-              <w:rPr>
-                <w:rFonts w:ascii="Calibri" w:hAnsi="Calibri"/>
-                <w:b w:val="0"/>
-                <w:color w:val="358078"/>
-                <w:sz w:val="22"/>
-                <w:szCs w:val="22"/>
-              </w:rPr>
-              <w:t>”</w:t>
+              <w:t>“Toward a Deeper Understanding of Cloud Processes and Future Storm Modes using AI”</w:t>
             </w:r>
           </w:p>
           <w:p>
@@ -3784,37 +2797,7 @@
                 <w:sz w:val="22"/>
                 <w:szCs w:val="22"/>
               </w:rPr>
-              <w:t xml:space="preserve">As </w:t>
-            </w:r>
-            <w:r>
-              <w:rPr>
-                <w:rFonts w:ascii="Calibri" w:hAnsi="Calibri"/>
-                <w:b w:val="0"/>
-                <w:color w:val="358078"/>
-                <w:sz w:val="22"/>
-                <w:szCs w:val="22"/>
-              </w:rPr>
-              <w:t xml:space="preserve">co-I </w:t>
-            </w:r>
-            <w:r>
-              <w:rPr>
-                <w:rFonts w:ascii="Calibri" w:hAnsi="Calibri"/>
-                <w:b w:val="0"/>
-                <w:color w:val="358078"/>
-                <w:sz w:val="22"/>
-                <w:szCs w:val="22"/>
-              </w:rPr>
-              <w:t>and</w:t>
-            </w:r>
-            <w:r>
-              <w:rPr>
-                <w:rFonts w:ascii="Calibri" w:hAnsi="Calibri"/>
-                <w:b w:val="0"/>
-                <w:color w:val="358078"/>
-                <w:sz w:val="22"/>
-                <w:szCs w:val="22"/>
-              </w:rPr>
-              <w:t xml:space="preserve"> major contributor to the Application 2.</w:t>
+              <w:t>As co-I and major contributor to the Application 2.</w:t>
             </w:r>
           </w:p>
           <w:p>
@@ -3844,27 +2827,7 @@
                 <w:sz w:val="22"/>
                 <w:szCs w:val="22"/>
               </w:rPr>
-              <w:t xml:space="preserve">PI: </w:t>
-            </w:r>
-            <w:r>
-              <w:rPr>
-                <w:rFonts w:ascii="Calibri" w:hAnsi="Calibri"/>
-                <w:b w:val="0"/>
-                <w:color w:val="358078"/>
-                <w:sz w:val="22"/>
-                <w:szCs w:val="22"/>
-              </w:rPr>
-              <w:t>Imme Ebert-Uphoff</w:t>
-            </w:r>
-            <w:r>
-              <w:rPr>
-                <w:rFonts w:ascii="Calibri" w:hAnsi="Calibri"/>
-                <w:b w:val="0"/>
-                <w:color w:val="358078"/>
-                <w:sz w:val="22"/>
-                <w:szCs w:val="22"/>
-              </w:rPr>
-              <w:t xml:space="preserve"> (CSU)</w:t>
+              <w:t>PI: Dr. Imme Ebert-Uphoff (CSU)</w:t>
             </w:r>
           </w:p>
           <w:p>
@@ -3913,7 +2876,6 @@
                 <w:sz w:val="22"/>
                 <w:szCs w:val="22"/>
               </w:rPr>
-              <w:lastRenderedPageBreak/>
               <w:t></w:t>
             </w:r>
             <w:r>
@@ -3946,222 +2908,83 @@
                 <w:szCs w:val="22"/>
               </w:rPr>
             </w:pPr>
-            <w:proofErr w:type="spellStart"/>
-            <w:r>
-              <w:rPr>
-                <w:rFonts w:ascii="Calibri" w:hAnsi="Calibri"/>
-                <w:bCs w:val="0"/>
-                <w:sz w:val="22"/>
-                <w:szCs w:val="22"/>
-              </w:rPr>
-              <w:t>INvestigation</w:t>
-            </w:r>
-            <w:proofErr w:type="spellEnd"/>
-            <w:r>
-              <w:rPr>
-                <w:rFonts w:ascii="Calibri" w:hAnsi="Calibri"/>
-                <w:bCs w:val="0"/>
-                <w:sz w:val="22"/>
-                <w:szCs w:val="22"/>
-              </w:rPr>
-              <w:t xml:space="preserve"> of Convective </w:t>
-            </w:r>
-            <w:proofErr w:type="spellStart"/>
-            <w:r>
-              <w:rPr>
-                <w:rFonts w:ascii="Calibri" w:hAnsi="Calibri"/>
-                <w:bCs w:val="0"/>
-                <w:sz w:val="22"/>
-                <w:szCs w:val="22"/>
-              </w:rPr>
-              <w:t>UpdraftS</w:t>
-            </w:r>
-            <w:proofErr w:type="spellEnd"/>
-            <w:r>
-              <w:rPr>
-                <w:rFonts w:ascii="Calibri" w:hAnsi="Calibri"/>
-                <w:bCs w:val="0"/>
-                <w:sz w:val="22"/>
-                <w:szCs w:val="22"/>
-              </w:rPr>
-              <w:t xml:space="preserve"> (INCUS) </w:t>
-            </w:r>
-            <w:r>
-              <w:rPr>
-                <w:rFonts w:ascii="Calibri" w:hAnsi="Calibri"/>
-                <w:bCs w:val="0"/>
-                <w:sz w:val="22"/>
-                <w:szCs w:val="22"/>
-              </w:rPr>
-              <w:t>M</w:t>
-            </w:r>
-            <w:r>
-              <w:rPr>
-                <w:rFonts w:ascii="Calibri" w:hAnsi="Calibri"/>
-                <w:bCs w:val="0"/>
-                <w:sz w:val="22"/>
-                <w:szCs w:val="22"/>
-              </w:rPr>
-              <w:t>ission</w:t>
-            </w:r>
-          </w:p>
-          <w:p>
-            <w:pPr>
-              <w:pStyle w:val="SectionTitle"/>
-              <w:pBdr>
-                <w:left w:val="none" w:sz="0" w:space="0" w:color="auto"/>
-              </w:pBdr>
-              <w:tabs>
-                <w:tab w:val="left" w:pos="1260"/>
-              </w:tabs>
-              <w:spacing w:before="0"/>
-              <w:rPr>
-                <w:rFonts w:ascii="Calibri" w:hAnsi="Calibri"/>
-                <w:b w:val="0"/>
-                <w:color w:val="358078"/>
-                <w:sz w:val="22"/>
-                <w:szCs w:val="22"/>
-              </w:rPr>
-            </w:pPr>
-            <w:r>
-              <w:rPr>
-                <w:rFonts w:ascii="Calibri" w:hAnsi="Calibri"/>
-                <w:b w:val="0"/>
-                <w:color w:val="358078"/>
-                <w:sz w:val="22"/>
-                <w:szCs w:val="22"/>
-              </w:rPr>
-              <w:t>As l</w:t>
-            </w:r>
-            <w:r>
-              <w:rPr>
-                <w:rFonts w:ascii="Calibri" w:hAnsi="Calibri"/>
-                <w:b w:val="0"/>
-                <w:color w:val="358078"/>
-                <w:sz w:val="22"/>
-                <w:szCs w:val="22"/>
-              </w:rPr>
-              <w:t>ead</w:t>
-            </w:r>
-            <w:r>
-              <w:rPr>
-                <w:rFonts w:ascii="Calibri" w:hAnsi="Calibri"/>
-                <w:b w:val="0"/>
-                <w:color w:val="358078"/>
-                <w:sz w:val="22"/>
-                <w:szCs w:val="22"/>
-              </w:rPr>
-              <w:t xml:space="preserve"> </w:t>
-            </w:r>
-            <w:r>
-              <w:rPr>
-                <w:rFonts w:ascii="Calibri" w:hAnsi="Calibri"/>
-                <w:b w:val="0"/>
-                <w:color w:val="358078"/>
-                <w:sz w:val="22"/>
-                <w:szCs w:val="22"/>
-              </w:rPr>
-              <w:t xml:space="preserve">algorithm </w:t>
-            </w:r>
-            <w:r>
-              <w:rPr>
-                <w:rFonts w:ascii="Calibri" w:hAnsi="Calibri"/>
-                <w:b w:val="0"/>
-                <w:color w:val="358078"/>
-                <w:sz w:val="22"/>
-                <w:szCs w:val="22"/>
-              </w:rPr>
-              <w:t xml:space="preserve">developer </w:t>
-            </w:r>
-            <w:r>
-              <w:rPr>
-                <w:rFonts w:ascii="Calibri" w:hAnsi="Calibri"/>
-                <w:b w:val="0"/>
-                <w:color w:val="358078"/>
-                <w:sz w:val="22"/>
-                <w:szCs w:val="22"/>
-              </w:rPr>
-              <w:t xml:space="preserve">for products </w:t>
-            </w:r>
-            <w:r>
-              <w:rPr>
-                <w:rFonts w:ascii="Calibri" w:hAnsi="Calibri"/>
-                <w:b w:val="0"/>
-                <w:color w:val="358078"/>
-                <w:sz w:val="22"/>
-                <w:szCs w:val="22"/>
-              </w:rPr>
-              <w:t>“</w:t>
-            </w:r>
-            <w:r>
-              <w:rPr>
-                <w:rFonts w:ascii="Calibri" w:hAnsi="Calibri"/>
-                <w:b w:val="0"/>
-                <w:color w:val="358078"/>
-                <w:sz w:val="22"/>
-                <w:szCs w:val="22"/>
-              </w:rPr>
-              <w:t>4-ORBIT</w:t>
-            </w:r>
-            <w:r>
-              <w:rPr>
-                <w:rFonts w:ascii="Calibri" w:hAnsi="Calibri"/>
-                <w:b w:val="0"/>
-                <w:color w:val="358078"/>
-                <w:sz w:val="22"/>
-                <w:szCs w:val="22"/>
-              </w:rPr>
-              <w:t>” and</w:t>
-            </w:r>
-            <w:r>
-              <w:rPr>
-                <w:rFonts w:ascii="Calibri" w:hAnsi="Calibri"/>
-                <w:b w:val="0"/>
-                <w:color w:val="358078"/>
-                <w:sz w:val="22"/>
-                <w:szCs w:val="22"/>
-              </w:rPr>
-              <w:t xml:space="preserve"> </w:t>
-            </w:r>
-            <w:r>
-              <w:rPr>
-                <w:rFonts w:ascii="Calibri" w:hAnsi="Calibri"/>
-                <w:b w:val="0"/>
-                <w:color w:val="358078"/>
-                <w:sz w:val="22"/>
-                <w:szCs w:val="22"/>
-              </w:rPr>
-              <w:t>“</w:t>
-            </w:r>
-            <w:r>
-              <w:rPr>
-                <w:rFonts w:ascii="Calibri" w:hAnsi="Calibri"/>
-                <w:b w:val="0"/>
-                <w:color w:val="358078"/>
-                <w:sz w:val="22"/>
-                <w:szCs w:val="22"/>
-              </w:rPr>
-              <w:t>AUX-LIGHT</w:t>
-            </w:r>
-            <w:r>
-              <w:rPr>
-                <w:rFonts w:ascii="Calibri" w:hAnsi="Calibri"/>
-                <w:b w:val="0"/>
-                <w:color w:val="358078"/>
-                <w:sz w:val="22"/>
-                <w:szCs w:val="22"/>
-              </w:rPr>
-              <w:t>”</w:t>
-            </w:r>
-            <w:r>
-              <w:rPr>
-                <w:rFonts w:ascii="Calibri" w:hAnsi="Calibri"/>
-                <w:b w:val="0"/>
-                <w:color w:val="358078"/>
-                <w:sz w:val="22"/>
-                <w:szCs w:val="22"/>
-              </w:rPr>
-              <w:t>.</w:t>
+            <w:r>
+              <w:rPr>
+                <w:rFonts w:ascii="Calibri" w:hAnsi="Calibri"/>
+                <w:bCs w:val="0"/>
+                <w:sz w:val="22"/>
+                <w:szCs w:val="22"/>
+              </w:rPr>
+              <w:t>INvestigation of Convective UpdraftS (INCUS) Mission</w:t>
+            </w:r>
+          </w:p>
+          <w:p>
+            <w:pPr>
+              <w:pStyle w:val="SectionTitle"/>
+              <w:pBdr>
+                <w:left w:val="none" w:sz="0" w:space="0" w:color="auto"/>
+              </w:pBdr>
+              <w:tabs>
+                <w:tab w:val="left" w:pos="1260"/>
+              </w:tabs>
+              <w:spacing w:before="0"/>
+              <w:rPr>
+                <w:rFonts w:ascii="Calibri" w:hAnsi="Calibri"/>
+                <w:b w:val="0"/>
+                <w:color w:val="358078"/>
+                <w:sz w:val="22"/>
+                <w:szCs w:val="22"/>
+              </w:rPr>
+            </w:pPr>
+            <w:r>
+              <w:rPr>
+                <w:rFonts w:ascii="Calibri" w:hAnsi="Calibri"/>
+                <w:b w:val="0"/>
+                <w:color w:val="358078"/>
+                <w:sz w:val="22"/>
+                <w:szCs w:val="22"/>
+              </w:rPr>
+              <w:t xml:space="preserve">As </w:t>
+            </w:r>
+            <w:r>
+              <w:rPr>
+                <w:rFonts w:ascii="Calibri" w:hAnsi="Calibri"/>
+                <w:b w:val="0"/>
+                <w:color w:val="358078"/>
+                <w:sz w:val="22"/>
+                <w:szCs w:val="22"/>
+              </w:rPr>
+              <w:t>major</w:t>
+            </w:r>
+            <w:r>
+              <w:rPr>
+                <w:rFonts w:ascii="Calibri" w:hAnsi="Calibri"/>
+                <w:b w:val="0"/>
+                <w:color w:val="358078"/>
+                <w:sz w:val="22"/>
+                <w:szCs w:val="22"/>
+              </w:rPr>
+              <w:t xml:space="preserve"> algorithm developer for AUX-LIGHT </w:t>
+            </w:r>
+            <w:r>
+              <w:rPr>
+                <w:rFonts w:ascii="Calibri" w:hAnsi="Calibri"/>
+                <w:b w:val="0"/>
+                <w:color w:val="358078"/>
+                <w:sz w:val="22"/>
+                <w:szCs w:val="22"/>
+              </w:rPr>
+              <w:t>product and co-lead of</w:t>
+            </w:r>
+            <w:r>
+              <w:rPr>
+                <w:rFonts w:ascii="Calibri" w:hAnsi="Calibri"/>
+                <w:b w:val="0"/>
+                <w:color w:val="358078"/>
+                <w:sz w:val="22"/>
+                <w:szCs w:val="22"/>
+              </w:rPr>
+              <w:t xml:space="preserve"> 4-ORBIT product.</w:t>
             </w:r>
             <w:r>
               <w:rPr>
@@ -4172,75 +2995,36 @@
                 <w:szCs w:val="22"/>
               </w:rPr>
               <w:br/>
-            </w:r>
-            <w:r>
-              <w:rPr>
-                <w:rFonts w:ascii="Calibri" w:hAnsi="Calibri"/>
-                <w:b w:val="0"/>
-                <w:color w:val="358078"/>
-                <w:sz w:val="22"/>
-                <w:szCs w:val="22"/>
-              </w:rPr>
-              <w:t xml:space="preserve">PI: Dr. </w:t>
-            </w:r>
-            <w:r>
-              <w:rPr>
-                <w:rFonts w:ascii="Calibri" w:hAnsi="Calibri"/>
-                <w:b w:val="0"/>
-                <w:color w:val="358078"/>
-                <w:sz w:val="22"/>
-                <w:szCs w:val="22"/>
-              </w:rPr>
-              <w:t>Susan van den Heever</w:t>
-            </w:r>
-            <w:r>
-              <w:rPr>
-                <w:rFonts w:ascii="Calibri" w:hAnsi="Calibri"/>
-                <w:b w:val="0"/>
-                <w:color w:val="358078"/>
-                <w:sz w:val="22"/>
-                <w:szCs w:val="22"/>
-              </w:rPr>
-              <w:t xml:space="preserve"> (CSU)</w:t>
-            </w:r>
-          </w:p>
-          <w:p>
-            <w:pPr>
-              <w:pStyle w:val="SectionTitle"/>
-              <w:pBdr>
-                <w:left w:val="none" w:sz="0" w:space="0" w:color="auto"/>
-              </w:pBdr>
-              <w:tabs>
-                <w:tab w:val="left" w:pos="1260"/>
-              </w:tabs>
-              <w:spacing w:before="0"/>
-              <w:rPr>
-                <w:rFonts w:ascii="Calibri" w:hAnsi="Calibri"/>
-                <w:b w:val="0"/>
-                <w:color w:val="358078"/>
-                <w:sz w:val="22"/>
-                <w:szCs w:val="22"/>
-              </w:rPr>
-            </w:pPr>
-            <w:r>
-              <w:rPr>
-                <w:rFonts w:ascii="Calibri" w:hAnsi="Calibri"/>
-                <w:b w:val="0"/>
-                <w:color w:val="358078"/>
-                <w:sz w:val="22"/>
-                <w:szCs w:val="22"/>
-              </w:rPr>
-              <w:t>D</w:t>
-            </w:r>
-            <w:r>
-              <w:rPr>
-                <w:rFonts w:ascii="Calibri" w:hAnsi="Calibri"/>
-                <w:b w:val="0"/>
-                <w:color w:val="358078"/>
-                <w:sz w:val="22"/>
-                <w:szCs w:val="22"/>
-              </w:rPr>
-              <w:t>PI: Dr. Kristen Rasmussen (CSU)</w:t>
+              <w:t>PI: Dr. Susan van den Heever (CSU)</w:t>
+            </w:r>
+          </w:p>
+          <w:p>
+            <w:pPr>
+              <w:pStyle w:val="SectionTitle"/>
+              <w:pBdr>
+                <w:left w:val="none" w:sz="0" w:space="0" w:color="auto"/>
+              </w:pBdr>
+              <w:tabs>
+                <w:tab w:val="left" w:pos="1260"/>
+              </w:tabs>
+              <w:spacing w:before="0"/>
+              <w:rPr>
+                <w:rFonts w:ascii="Calibri" w:hAnsi="Calibri"/>
+                <w:b w:val="0"/>
+                <w:color w:val="358078"/>
+                <w:sz w:val="22"/>
+                <w:szCs w:val="22"/>
+              </w:rPr>
+            </w:pPr>
+            <w:r>
+              <w:rPr>
+                <w:rFonts w:ascii="Calibri" w:hAnsi="Calibri"/>
+                <w:b w:val="0"/>
+                <w:color w:val="358078"/>
+                <w:sz w:val="22"/>
+                <w:szCs w:val="22"/>
+              </w:rPr>
+              <w:t>DPI: Dr. Kristen Rasmussen (CSU)</w:t>
             </w:r>
           </w:p>
           <w:p>
@@ -4327,39 +3111,7 @@
                 <w:sz w:val="22"/>
                 <w:szCs w:val="22"/>
               </w:rPr>
-              <w:t>NOAA Climate Program Office</w:t>
-            </w:r>
-            <w:r>
-              <w:rPr>
-                <w:rFonts w:ascii="Calibri" w:hAnsi="Calibri"/>
-                <w:sz w:val="22"/>
-                <w:szCs w:val="22"/>
-              </w:rPr>
-              <w:t xml:space="preserve"> (CPO),</w:t>
-            </w:r>
-            <w:r>
-              <w:rPr>
-                <w:rFonts w:ascii="Calibri" w:hAnsi="Calibri"/>
-                <w:sz w:val="22"/>
-                <w:szCs w:val="22"/>
-              </w:rPr>
-              <w:t xml:space="preserve"> Modeling, Analysis, Predictions, and Projections </w:t>
-            </w:r>
-            <w:r>
-              <w:rPr>
-                <w:rFonts w:ascii="Calibri" w:hAnsi="Calibri"/>
-                <w:sz w:val="22"/>
-                <w:szCs w:val="22"/>
-              </w:rPr>
-              <w:t xml:space="preserve">(MAPP) </w:t>
-            </w:r>
-            <w:r>
-              <w:rPr>
-                <w:rFonts w:ascii="Calibri" w:hAnsi="Calibri"/>
-                <w:sz w:val="22"/>
-                <w:szCs w:val="22"/>
-              </w:rPr>
-              <w:t>Program</w:t>
+              <w:t>NOAA Climate Program Office (CPO), Modeling, Analysis, Predictions, and Projections (MAPP) Program</w:t>
             </w:r>
           </w:p>
           <w:p>
@@ -4389,27 +3141,7 @@
                 <w:sz w:val="22"/>
                 <w:szCs w:val="22"/>
               </w:rPr>
-              <w:t>“</w:t>
-            </w:r>
-            <w:r>
-              <w:rPr>
-                <w:rFonts w:ascii="Calibri" w:hAnsi="Calibri"/>
-                <w:b w:val="0"/>
-                <w:color w:val="358078"/>
-                <w:sz w:val="22"/>
-                <w:szCs w:val="22"/>
-              </w:rPr>
-              <w:t>Storm Mode Classification as a Process-Oriented Tool to Diagnose Precipitation Biases in Climate Models</w:t>
-            </w:r>
-            <w:r>
-              <w:rPr>
-                <w:rFonts w:ascii="Calibri" w:hAnsi="Calibri"/>
-                <w:b w:val="0"/>
-                <w:color w:val="358078"/>
-                <w:sz w:val="22"/>
-                <w:szCs w:val="22"/>
-              </w:rPr>
-              <w:t>”</w:t>
+              <w:t>“Storm Mode Classification as a Process-Oriented Tool to Diagnose Precipitation Biases in Climate Models”</w:t>
             </w:r>
           </w:p>
           <w:p>
@@ -4439,77 +3171,7 @@
                 <w:sz w:val="22"/>
                 <w:szCs w:val="22"/>
               </w:rPr>
-              <w:t xml:space="preserve">As </w:t>
-            </w:r>
-            <w:r>
-              <w:rPr>
-                <w:rFonts w:ascii="Calibri" w:hAnsi="Calibri"/>
-                <w:b w:val="0"/>
-                <w:color w:val="358078"/>
-                <w:sz w:val="22"/>
-                <w:szCs w:val="22"/>
-              </w:rPr>
-              <w:t xml:space="preserve">co-I </w:t>
-            </w:r>
-            <w:r>
-              <w:rPr>
-                <w:rFonts w:ascii="Calibri" w:hAnsi="Calibri"/>
-                <w:b w:val="0"/>
-                <w:color w:val="358078"/>
-                <w:sz w:val="22"/>
-                <w:szCs w:val="22"/>
-              </w:rPr>
-              <w:t>and</w:t>
-            </w:r>
-            <w:r>
-              <w:rPr>
-                <w:rFonts w:ascii="Calibri" w:hAnsi="Calibri"/>
-                <w:b w:val="0"/>
-                <w:color w:val="358078"/>
-                <w:sz w:val="22"/>
-                <w:szCs w:val="22"/>
-              </w:rPr>
-              <w:t xml:space="preserve"> the </w:t>
-            </w:r>
-            <w:r>
-              <w:rPr>
-                <w:rFonts w:ascii="Calibri" w:hAnsi="Calibri"/>
-                <w:b w:val="0"/>
-                <w:color w:val="358078"/>
-                <w:sz w:val="22"/>
-                <w:szCs w:val="22"/>
-              </w:rPr>
-              <w:t>O</w:t>
-            </w:r>
-            <w:r>
-              <w:rPr>
-                <w:rFonts w:ascii="Calibri" w:hAnsi="Calibri"/>
-                <w:b w:val="0"/>
-                <w:color w:val="358078"/>
-                <w:sz w:val="22"/>
-                <w:szCs w:val="22"/>
-              </w:rPr>
-              <w:t>bjective 1</w:t>
-            </w:r>
-            <w:r>
-              <w:rPr>
-                <w:rFonts w:ascii="Calibri" w:hAnsi="Calibri"/>
-                <w:b w:val="0"/>
-                <w:color w:val="358078"/>
-                <w:sz w:val="22"/>
-                <w:szCs w:val="22"/>
-              </w:rPr>
-              <w:t xml:space="preserve"> lead</w:t>
-            </w:r>
-            <w:r>
-              <w:rPr>
-                <w:rFonts w:ascii="Calibri" w:hAnsi="Calibri"/>
-                <w:b w:val="0"/>
-                <w:color w:val="358078"/>
-                <w:sz w:val="22"/>
-                <w:szCs w:val="22"/>
-              </w:rPr>
-              <w:t>.</w:t>
+              <w:t>As co-I and the Objective 1 lead.</w:t>
             </w:r>
           </w:p>
           <w:p>
@@ -5063,27 +3725,15 @@
                 <w:szCs w:val="22"/>
               </w:rPr>
             </w:pPr>
-            <w:proofErr w:type="spellStart"/>
-            <w:r>
-              <w:rPr>
-                <w:rFonts w:ascii="Calibri" w:hAnsi="Calibri"/>
-                <w:b w:val="0"/>
-                <w:bCs w:val="0"/>
-                <w:sz w:val="22"/>
-                <w:szCs w:val="22"/>
-              </w:rPr>
-              <w:t>Dongwei</w:t>
-            </w:r>
-            <w:proofErr w:type="spellEnd"/>
-            <w:r>
-              <w:rPr>
-                <w:rFonts w:ascii="Calibri" w:hAnsi="Calibri"/>
-                <w:b w:val="0"/>
-                <w:bCs w:val="0"/>
-                <w:sz w:val="22"/>
-                <w:szCs w:val="22"/>
-              </w:rPr>
-              <w:t xml:space="preserve"> Chen, Emily J. King, </w:t>
+            <w:r>
+              <w:rPr>
+                <w:rFonts w:ascii="Calibri" w:hAnsi="Calibri"/>
+                <w:b w:val="0"/>
+                <w:bCs w:val="0"/>
+                <w:sz w:val="22"/>
+                <w:szCs w:val="22"/>
+              </w:rPr>
+              <w:t xml:space="preserve">Dongwei Chen, Emily J. King, </w:t>
             </w:r>
             <w:r>
               <w:rPr>
@@ -5187,119 +3837,7 @@
                 <w:sz w:val="22"/>
                 <w:szCs w:val="22"/>
               </w:rPr>
-              <w:t xml:space="preserve">., </w:t>
-            </w:r>
-            <w:r>
-              <w:rPr>
-                <w:rFonts w:ascii="Calibri" w:hAnsi="Calibri"/>
-                <w:b w:val="0"/>
-                <w:sz w:val="22"/>
-                <w:szCs w:val="22"/>
-              </w:rPr>
-              <w:t xml:space="preserve">Ver </w:t>
-            </w:r>
-            <w:proofErr w:type="spellStart"/>
-            <w:r>
-              <w:rPr>
-                <w:rFonts w:ascii="Calibri" w:hAnsi="Calibri"/>
-                <w:b w:val="0"/>
-                <w:sz w:val="22"/>
-                <w:szCs w:val="22"/>
-              </w:rPr>
-              <w:t>Hoef</w:t>
-            </w:r>
-            <w:proofErr w:type="spellEnd"/>
-            <w:r>
-              <w:rPr>
-                <w:rFonts w:ascii="Calibri" w:hAnsi="Calibri"/>
-                <w:b w:val="0"/>
-                <w:sz w:val="22"/>
-                <w:szCs w:val="22"/>
-              </w:rPr>
-              <w:t xml:space="preserve">, L., </w:t>
-            </w:r>
-            <w:r>
-              <w:rPr>
-                <w:rFonts w:ascii="Calibri" w:hAnsi="Calibri"/>
-                <w:b w:val="0"/>
-                <w:sz w:val="22"/>
-                <w:szCs w:val="22"/>
-              </w:rPr>
-              <w:t>Rasmussen, K. L.,</w:t>
-            </w:r>
-            <w:r>
-              <w:rPr>
-                <w:rFonts w:ascii="Calibri" w:hAnsi="Calibri"/>
-                <w:b w:val="0"/>
-                <w:sz w:val="22"/>
-                <w:szCs w:val="22"/>
-              </w:rPr>
-              <w:t xml:space="preserve"> Ebert-Uphoff, I. (202</w:t>
-            </w:r>
-            <w:r>
-              <w:rPr>
-                <w:rFonts w:ascii="Calibri" w:hAnsi="Calibri"/>
-                <w:b w:val="0"/>
-                <w:sz w:val="22"/>
-                <w:szCs w:val="22"/>
-              </w:rPr>
-              <w:t>6</w:t>
-            </w:r>
-            <w:r>
-              <w:rPr>
-                <w:rFonts w:ascii="Calibri" w:hAnsi="Calibri"/>
-                <w:b w:val="0"/>
-                <w:sz w:val="22"/>
-                <w:szCs w:val="22"/>
-              </w:rPr>
-              <w:t>)</w:t>
-            </w:r>
-            <w:r>
-              <w:rPr>
-                <w:rFonts w:ascii="Calibri" w:hAnsi="Calibri"/>
-                <w:b w:val="0"/>
-                <w:sz w:val="22"/>
-                <w:szCs w:val="22"/>
-              </w:rPr>
-              <w:t>.</w:t>
-            </w:r>
-            <w:r>
-              <w:rPr>
-                <w:rFonts w:ascii="Calibri" w:hAnsi="Calibri"/>
-                <w:b w:val="0"/>
-                <w:sz w:val="22"/>
-                <w:szCs w:val="22"/>
-              </w:rPr>
-              <w:t xml:space="preserve"> </w:t>
-            </w:r>
-            <w:r>
-              <w:rPr>
-                <w:rFonts w:ascii="Calibri" w:hAnsi="Calibri"/>
-                <w:b w:val="0"/>
-                <w:sz w:val="22"/>
-                <w:szCs w:val="22"/>
-              </w:rPr>
-              <w:t xml:space="preserve">Exploring the Ability of Machine Learning to Infer </w:t>
-            </w:r>
-            <w:proofErr w:type="spellStart"/>
-            <w:r>
-              <w:rPr>
-                <w:rFonts w:ascii="Calibri" w:hAnsi="Calibri"/>
-                <w:b w:val="0"/>
-                <w:sz w:val="22"/>
-                <w:szCs w:val="22"/>
-              </w:rPr>
-              <w:t>Subgrid</w:t>
-            </w:r>
-            <w:proofErr w:type="spellEnd"/>
-            <w:r>
-              <w:rPr>
-                <w:rFonts w:ascii="Calibri" w:hAnsi="Calibri"/>
-                <w:b w:val="0"/>
-                <w:sz w:val="22"/>
-                <w:szCs w:val="22"/>
-              </w:rPr>
-              <w:t>-scale Convective Cloud Fraction from Coarse-Resolution Environmental Conditions</w:t>
+              <w:t>., Ver Hoef, L., Rasmussen, K. L., Ebert-Uphoff, I. (2026). Exploring the Ability of Machine Learning to Infer Subgrid-scale Convective Cloud Fraction from Coarse-Resolution Environmental Conditions</w:t>
             </w:r>
             <w:r>
               <w:rPr>
@@ -5321,31 +3859,7 @@
                 <w:sz w:val="22"/>
                 <w:szCs w:val="22"/>
               </w:rPr>
-              <w:t>Artificial Intelligence for the Earth Systems</w:t>
-            </w:r>
-            <w:r>
-              <w:rPr>
-                <w:rFonts w:ascii="Calibri" w:hAnsi="Calibri"/>
-                <w:b w:val="0"/>
-                <w:bCs w:val="0"/>
-                <w:i/>
-                <w:iCs/>
-                <w:sz w:val="22"/>
-                <w:szCs w:val="22"/>
-              </w:rPr>
-              <w:t xml:space="preserve">. </w:t>
-            </w:r>
-            <w:r>
-              <w:rPr>
-                <w:rFonts w:ascii="Calibri" w:hAnsi="Calibri"/>
-                <w:b w:val="0"/>
-                <w:bCs w:val="0"/>
-                <w:i/>
-                <w:iCs/>
-                <w:sz w:val="22"/>
-                <w:szCs w:val="22"/>
-              </w:rPr>
-              <w:t>https://doi.org/10.1175/AIES-D-25-0085.1</w:t>
+              <w:t>Artificial Intelligence for the Earth Systems. https://doi.org/10.1175/AIES-D-25-0085.1</w:t>
             </w:r>
           </w:p>
           <w:p>
@@ -5408,54 +3922,17 @@
                 <w:sz w:val="22"/>
                 <w:szCs w:val="22"/>
               </w:rPr>
-              <w:t>., Rasmussen, K. L.,</w:t>
-            </w:r>
-            <w:r>
-              <w:rPr>
-                <w:rFonts w:ascii="Calibri" w:hAnsi="Calibri"/>
-                <w:b w:val="0"/>
-                <w:sz w:val="22"/>
-                <w:szCs w:val="22"/>
-              </w:rPr>
-              <w:t xml:space="preserve"> Dolan, B</w:t>
-            </w:r>
-            <w:r>
-              <w:rPr>
-                <w:rFonts w:ascii="Calibri" w:hAnsi="Calibri"/>
-                <w:b w:val="0"/>
-                <w:sz w:val="22"/>
-                <w:szCs w:val="22"/>
-              </w:rPr>
-              <w:t>.</w:t>
-            </w:r>
-            <w:r>
-              <w:rPr>
-                <w:rFonts w:ascii="Calibri" w:hAnsi="Calibri"/>
-                <w:b w:val="0"/>
-                <w:sz w:val="22"/>
-                <w:szCs w:val="22"/>
-              </w:rPr>
-              <w:t xml:space="preserve"> (2025). </w:t>
-            </w:r>
-            <w:r>
-              <w:rPr>
-                <w:rFonts w:ascii="Calibri" w:hAnsi="Calibri"/>
-                <w:b w:val="0"/>
-                <w:bCs w:val="0"/>
-                <w:sz w:val="22"/>
-                <w:szCs w:val="22"/>
-              </w:rPr>
-              <w:t>Current and Future Convective Storm Modes over CONUS from GPM Observations and Convection-Permitting Regional Climate Model Simulations</w:t>
-            </w:r>
-            <w:r>
-              <w:rPr>
-                <w:rFonts w:ascii="Calibri" w:hAnsi="Calibri"/>
-                <w:b w:val="0"/>
-                <w:bCs w:val="0"/>
-                <w:sz w:val="22"/>
-                <w:szCs w:val="22"/>
-              </w:rPr>
-              <w:t xml:space="preserve">. </w:t>
+              <w:t xml:space="preserve">., Rasmussen, K. L., Dolan, B. (2025). </w:t>
+            </w:r>
+            <w:r>
+              <w:rPr>
+                <w:rFonts w:ascii="Calibri" w:hAnsi="Calibri"/>
+                <w:b w:val="0"/>
+                <w:bCs w:val="0"/>
+                <w:sz w:val="22"/>
+                <w:szCs w:val="22"/>
+              </w:rPr>
+              <w:t xml:space="preserve">Current and Future Convective Storm Modes over CONUS from GPM Observations and Convection-Permitting Regional Climate Model Simulations. </w:t>
             </w:r>
             <w:r>
               <w:rPr>
@@ -5467,31 +3944,7 @@
                 <w:sz w:val="22"/>
                 <w:szCs w:val="22"/>
               </w:rPr>
-              <w:t>(</w:t>
-            </w:r>
-            <w:r>
-              <w:rPr>
-                <w:rFonts w:ascii="Calibri" w:hAnsi="Calibri"/>
-                <w:b w:val="0"/>
-                <w:bCs w:val="0"/>
-                <w:i/>
-                <w:iCs/>
-                <w:sz w:val="22"/>
-                <w:szCs w:val="22"/>
-              </w:rPr>
-              <w:t>reformatting for submission</w:t>
-            </w:r>
-            <w:r>
-              <w:rPr>
-                <w:rFonts w:ascii="Calibri" w:hAnsi="Calibri"/>
-                <w:b w:val="0"/>
-                <w:bCs w:val="0"/>
-                <w:i/>
-                <w:iCs/>
-                <w:sz w:val="22"/>
-                <w:szCs w:val="22"/>
-              </w:rPr>
-              <w:t>)</w:t>
+              <w:t>(reformatting for submission)</w:t>
             </w:r>
           </w:p>
           <w:p>
@@ -5568,109 +4021,7 @@
                 <w:sz w:val="22"/>
                 <w:szCs w:val="22"/>
               </w:rPr>
-              <w:t>H</w:t>
-            </w:r>
-            <w:r>
-              <w:rPr>
-                <w:rFonts w:ascii="Calibri" w:hAnsi="Calibri"/>
-                <w:b w:val="0"/>
-                <w:bCs w:val="0"/>
-                <w:sz w:val="22"/>
-                <w:szCs w:val="22"/>
-              </w:rPr>
-              <w:t>.</w:t>
-            </w:r>
-            <w:r>
-              <w:rPr>
-                <w:rFonts w:ascii="Calibri" w:hAnsi="Calibri"/>
-                <w:b w:val="0"/>
-                <w:bCs w:val="0"/>
-                <w:sz w:val="22"/>
-                <w:szCs w:val="22"/>
-              </w:rPr>
-              <w:t>-C</w:t>
-            </w:r>
-            <w:r>
-              <w:rPr>
-                <w:rFonts w:ascii="Calibri" w:hAnsi="Calibri"/>
-                <w:b w:val="0"/>
-                <w:bCs w:val="0"/>
-                <w:sz w:val="22"/>
-                <w:szCs w:val="22"/>
-              </w:rPr>
-              <w:t>.</w:t>
-            </w:r>
-            <w:r>
-              <w:rPr>
-                <w:rFonts w:ascii="Calibri" w:hAnsi="Calibri"/>
-                <w:b w:val="0"/>
-                <w:bCs w:val="0"/>
-                <w:sz w:val="22"/>
-                <w:szCs w:val="22"/>
-              </w:rPr>
-              <w:t xml:space="preserve"> Kuo, T</w:t>
-            </w:r>
-            <w:r>
-              <w:rPr>
-                <w:rFonts w:ascii="Calibri" w:hAnsi="Calibri"/>
-                <w:b w:val="0"/>
-                <w:bCs w:val="0"/>
-                <w:sz w:val="22"/>
-                <w:szCs w:val="22"/>
-              </w:rPr>
-              <w:t>.</w:t>
-            </w:r>
-            <w:r>
-              <w:rPr>
-                <w:rFonts w:ascii="Calibri" w:hAnsi="Calibri"/>
-                <w:b w:val="0"/>
-                <w:bCs w:val="0"/>
-                <w:sz w:val="22"/>
-                <w:szCs w:val="22"/>
-              </w:rPr>
-              <w:t>-S</w:t>
-            </w:r>
-            <w:r>
-              <w:rPr>
-                <w:rFonts w:ascii="Calibri" w:hAnsi="Calibri"/>
-                <w:b w:val="0"/>
-                <w:bCs w:val="0"/>
-                <w:sz w:val="22"/>
-                <w:szCs w:val="22"/>
-              </w:rPr>
-              <w:t>.</w:t>
-            </w:r>
-            <w:r>
-              <w:rPr>
-                <w:rFonts w:ascii="Calibri" w:hAnsi="Calibri"/>
-                <w:b w:val="0"/>
-                <w:bCs w:val="0"/>
-                <w:sz w:val="22"/>
-                <w:szCs w:val="22"/>
-              </w:rPr>
-              <w:t xml:space="preserve"> </w:t>
-            </w:r>
-            <w:proofErr w:type="spellStart"/>
-            <w:r>
-              <w:rPr>
-                <w:rFonts w:ascii="Calibri" w:hAnsi="Calibri"/>
-                <w:b w:val="0"/>
-                <w:bCs w:val="0"/>
-                <w:sz w:val="22"/>
-                <w:szCs w:val="22"/>
-              </w:rPr>
-              <w:t>Yo</w:t>
-            </w:r>
-            <w:proofErr w:type="spellEnd"/>
-            <w:r>
-              <w:rPr>
-                <w:rFonts w:ascii="Calibri" w:hAnsi="Calibri"/>
-                <w:b w:val="0"/>
-                <w:bCs w:val="0"/>
-                <w:sz w:val="22"/>
-                <w:szCs w:val="22"/>
-              </w:rPr>
-              <w:t xml:space="preserve">, </w:t>
+              <w:t xml:space="preserve">H.-C. Kuo, T.-S. Yo, </w:t>
             </w:r>
             <w:r>
               <w:rPr>
@@ -5689,177 +4040,7 @@
                 <w:sz w:val="22"/>
                 <w:szCs w:val="22"/>
               </w:rPr>
-              <w:t>, S</w:t>
-            </w:r>
-            <w:r>
-              <w:rPr>
-                <w:rFonts w:ascii="Calibri" w:hAnsi="Calibri"/>
-                <w:b w:val="0"/>
-                <w:bCs w:val="0"/>
-                <w:sz w:val="22"/>
-                <w:szCs w:val="22"/>
-              </w:rPr>
-              <w:t>.</w:t>
-            </w:r>
-            <w:r>
-              <w:rPr>
-                <w:rFonts w:ascii="Calibri" w:hAnsi="Calibri"/>
-                <w:b w:val="0"/>
-                <w:bCs w:val="0"/>
-                <w:sz w:val="22"/>
-                <w:szCs w:val="22"/>
-              </w:rPr>
-              <w:t>-H</w:t>
-            </w:r>
-            <w:r>
-              <w:rPr>
-                <w:rFonts w:ascii="Calibri" w:hAnsi="Calibri"/>
-                <w:b w:val="0"/>
-                <w:bCs w:val="0"/>
-                <w:sz w:val="22"/>
-                <w:szCs w:val="22"/>
-              </w:rPr>
-              <w:t>.</w:t>
-            </w:r>
-            <w:r>
-              <w:rPr>
-                <w:rFonts w:ascii="Calibri" w:hAnsi="Calibri"/>
-                <w:b w:val="0"/>
-                <w:bCs w:val="0"/>
-                <w:sz w:val="22"/>
-                <w:szCs w:val="22"/>
-              </w:rPr>
-              <w:t xml:space="preserve"> Su, C</w:t>
-            </w:r>
-            <w:r>
-              <w:rPr>
-                <w:rFonts w:ascii="Calibri" w:hAnsi="Calibri"/>
-                <w:b w:val="0"/>
-                <w:bCs w:val="0"/>
-                <w:sz w:val="22"/>
-                <w:szCs w:val="22"/>
-              </w:rPr>
-              <w:t>.</w:t>
-            </w:r>
-            <w:r>
-              <w:rPr>
-                <w:rFonts w:ascii="Calibri" w:hAnsi="Calibri"/>
-                <w:b w:val="0"/>
-                <w:bCs w:val="0"/>
-                <w:sz w:val="22"/>
-                <w:szCs w:val="22"/>
-              </w:rPr>
-              <w:t>-H</w:t>
-            </w:r>
-            <w:r>
-              <w:rPr>
-                <w:rFonts w:ascii="Calibri" w:hAnsi="Calibri"/>
-                <w:b w:val="0"/>
-                <w:bCs w:val="0"/>
-                <w:sz w:val="22"/>
-                <w:szCs w:val="22"/>
-              </w:rPr>
-              <w:t>.</w:t>
-            </w:r>
-            <w:r>
-              <w:rPr>
-                <w:rFonts w:ascii="Calibri" w:hAnsi="Calibri"/>
-                <w:b w:val="0"/>
-                <w:bCs w:val="0"/>
-                <w:sz w:val="22"/>
-                <w:szCs w:val="22"/>
-              </w:rPr>
-              <w:t xml:space="preserve"> Liu, P</w:t>
-            </w:r>
-            <w:r>
-              <w:rPr>
-                <w:rFonts w:ascii="Calibri" w:hAnsi="Calibri"/>
-                <w:b w:val="0"/>
-                <w:bCs w:val="0"/>
-                <w:sz w:val="22"/>
-                <w:szCs w:val="22"/>
-              </w:rPr>
-              <w:t>.</w:t>
-            </w:r>
-            <w:r>
-              <w:rPr>
-                <w:rFonts w:ascii="Calibri" w:hAnsi="Calibri"/>
-                <w:b w:val="0"/>
-                <w:bCs w:val="0"/>
-                <w:sz w:val="22"/>
-                <w:szCs w:val="22"/>
-              </w:rPr>
-              <w:t>-H</w:t>
-            </w:r>
-            <w:r>
-              <w:rPr>
-                <w:rFonts w:ascii="Calibri" w:hAnsi="Calibri"/>
-                <w:b w:val="0"/>
-                <w:bCs w:val="0"/>
-                <w:sz w:val="22"/>
-                <w:szCs w:val="22"/>
-              </w:rPr>
-              <w:t>.</w:t>
-            </w:r>
-            <w:r>
-              <w:rPr>
-                <w:rFonts w:ascii="Calibri" w:hAnsi="Calibri"/>
-                <w:b w:val="0"/>
-                <w:bCs w:val="0"/>
-                <w:sz w:val="22"/>
-                <w:szCs w:val="22"/>
-              </w:rPr>
-              <w:t xml:space="preserve"> Lin</w:t>
-            </w:r>
-            <w:r>
-              <w:rPr>
-                <w:rFonts w:ascii="Calibri" w:hAnsi="Calibri"/>
-                <w:b w:val="0"/>
-                <w:bCs w:val="0"/>
-                <w:sz w:val="22"/>
-                <w:szCs w:val="22"/>
-              </w:rPr>
-              <w:t xml:space="preserve"> (2025). </w:t>
-            </w:r>
-            <w:r>
-              <w:rPr>
-                <w:rFonts w:ascii="Calibri" w:hAnsi="Calibri"/>
-                <w:b w:val="0"/>
-                <w:bCs w:val="0"/>
-                <w:sz w:val="22"/>
-                <w:szCs w:val="22"/>
-              </w:rPr>
-              <w:t xml:space="preserve">Data Quality Control and Calibration for Mini-Radiosonde System </w:t>
-            </w:r>
-            <w:r>
-              <w:rPr>
-                <w:rFonts w:ascii="Calibri" w:hAnsi="Calibri"/>
-                <w:b w:val="0"/>
-                <w:bCs w:val="0"/>
-                <w:sz w:val="22"/>
-                <w:szCs w:val="22"/>
-              </w:rPr>
-              <w:t>“</w:t>
-            </w:r>
-            <w:r>
-              <w:rPr>
-                <w:rFonts w:ascii="Calibri" w:hAnsi="Calibri"/>
-                <w:b w:val="0"/>
-                <w:bCs w:val="0"/>
-                <w:sz w:val="22"/>
-                <w:szCs w:val="22"/>
-              </w:rPr>
-              <w:t>Storm Tracker” in Taiwan</w:t>
-            </w:r>
-            <w:r>
-              <w:rPr>
-                <w:rFonts w:ascii="Calibri" w:hAnsi="Calibri"/>
-                <w:b w:val="0"/>
-                <w:bCs w:val="0"/>
-                <w:sz w:val="22"/>
-                <w:szCs w:val="22"/>
-              </w:rPr>
-              <w:t xml:space="preserve">. </w:t>
+              <w:t xml:space="preserve">, S.-H. Su, C.-H. Liu, P.-H. Lin (2025). Data Quality Control and Calibration for Mini-Radiosonde System “Storm Tracker” in Taiwan. </w:t>
             </w:r>
             <w:r>
               <w:rPr>
@@ -5886,7 +4067,6 @@
               <w:lastRenderedPageBreak/>
               <w:t>the Meteorological Society of Japan Ser II (</w:t>
             </w:r>
-            <w:proofErr w:type="spellStart"/>
             <w:r>
               <w:rPr>
                 <w:rFonts w:ascii="Microsoft JhengHei" w:eastAsia="Microsoft JhengHei" w:hAnsi="Microsoft JhengHei" w:cs="Microsoft JhengHei" w:hint="eastAsia"/>
@@ -5899,7 +4079,6 @@
               </w:rPr>
               <w:t>気象集誌</w:t>
             </w:r>
-            <w:proofErr w:type="spellEnd"/>
             <w:r>
               <w:rPr>
                 <w:rFonts w:ascii="Calibri" w:hAnsi="Calibri" w:hint="eastAsia"/>
@@ -5990,49 +4169,7 @@
                 <w:sz w:val="22"/>
                 <w:szCs w:val="22"/>
               </w:rPr>
-              <w:t xml:space="preserve">. </w:t>
-            </w:r>
-            <w:proofErr w:type="spellStart"/>
-            <w:r>
-              <w:rPr>
-                <w:rFonts w:ascii="Calibri" w:hAnsi="Calibri"/>
-                <w:b w:val="0"/>
-                <w:bCs w:val="0"/>
-                <w:sz w:val="22"/>
-                <w:szCs w:val="22"/>
-              </w:rPr>
-              <w:t>doi</w:t>
-            </w:r>
-            <w:proofErr w:type="spellEnd"/>
-            <w:r>
-              <w:rPr>
-                <w:rFonts w:ascii="Calibri" w:hAnsi="Calibri"/>
-                <w:b w:val="0"/>
-                <w:bCs w:val="0"/>
-                <w:sz w:val="22"/>
-                <w:szCs w:val="22"/>
-              </w:rPr>
-              <w:t xml:space="preserve">: </w:t>
-            </w:r>
-            <w:r>
-              <w:rPr>
-                <w:rFonts w:ascii="Calibri" w:hAnsi="Calibri"/>
-                <w:b w:val="0"/>
-                <w:bCs w:val="0"/>
-                <w:sz w:val="22"/>
-                <w:szCs w:val="22"/>
-              </w:rPr>
-              <w:t>10.2151/jmsj.2025-029</w:t>
-            </w:r>
-            <w:r>
-              <w:rPr>
-                <w:rFonts w:ascii="Calibri" w:hAnsi="Calibri"/>
-                <w:b w:val="0"/>
-                <w:bCs w:val="0"/>
-                <w:sz w:val="22"/>
-                <w:szCs w:val="22"/>
-              </w:rPr>
-              <w:t>.</w:t>
+              <w:t>. doi: 10.2151/jmsj.2025-029.</w:t>
             </w:r>
           </w:p>
           <w:p>
@@ -6164,47 +4301,7 @@
                 <w:sz w:val="22"/>
                 <w:szCs w:val="22"/>
               </w:rPr>
-              <w:t xml:space="preserve">, B.-F. Chen, and K. Tsuboki </w:t>
-            </w:r>
-            <w:r>
-              <w:rPr>
-                <w:rFonts w:ascii="Calibri" w:hAnsi="Calibri"/>
-                <w:b w:val="0"/>
-                <w:bCs w:val="0"/>
-                <w:sz w:val="22"/>
-                <w:szCs w:val="22"/>
-              </w:rPr>
-              <w:t>(</w:t>
-            </w:r>
-            <w:r>
-              <w:rPr>
-                <w:rFonts w:ascii="Calibri" w:hAnsi="Calibri"/>
-                <w:b w:val="0"/>
-                <w:bCs w:val="0"/>
-                <w:sz w:val="22"/>
-                <w:szCs w:val="22"/>
-              </w:rPr>
-              <w:t>2021</w:t>
-            </w:r>
-            <w:r>
-              <w:rPr>
-                <w:rFonts w:ascii="Calibri" w:hAnsi="Calibri"/>
-                <w:b w:val="0"/>
-                <w:bCs w:val="0"/>
-                <w:sz w:val="22"/>
-                <w:szCs w:val="22"/>
-              </w:rPr>
-              <w:t>).</w:t>
-            </w:r>
-            <w:r>
-              <w:rPr>
-                <w:rFonts w:ascii="Calibri" w:hAnsi="Calibri"/>
-                <w:b w:val="0"/>
-                <w:bCs w:val="0"/>
-                <w:sz w:val="22"/>
-                <w:szCs w:val="22"/>
-              </w:rPr>
-              <w:t xml:space="preserve"> Effects of mid-level moisture and environmental flow on the development of afternoon thunderstorms in Taipei. </w:t>
+              <w:t xml:space="preserve">, B.-F. Chen, and K. Tsuboki (2021). Effects of mid-level moisture and environmental flow on the development of afternoon thunderstorms in Taipei. </w:t>
             </w:r>
             <w:r>
               <w:rPr>
@@ -6226,17 +4323,7 @@
                 <w:sz w:val="22"/>
                 <w:szCs w:val="22"/>
               </w:rPr>
-              <w:t>, doi: 10.3319/TAO.2021.11.17.01</w:t>
-            </w:r>
-            <w:r>
-              <w:rPr>
-                <w:rFonts w:ascii="Calibri" w:hAnsi="Calibri"/>
-                <w:b w:val="0"/>
-                <w:bCs w:val="0"/>
-                <w:sz w:val="22"/>
-                <w:szCs w:val="22"/>
-              </w:rPr>
-              <w:t>.</w:t>
+              <w:t>, doi: 10.3319/TAO.2021.11.17.01.</w:t>
             </w:r>
           </w:p>
           <w:p>
@@ -6324,7 +4411,7 @@
                 <w:sz w:val="22"/>
                 <w:szCs w:val="22"/>
               </w:rPr>
-              <w:t>(10), 5395-5406.</w:t>
+              <w:t>(10), 5395-5406. https://doi.org/10.5194/amt-13-5395-2020</w:t>
             </w:r>
           </w:p>
           <w:p>
@@ -6409,7 +4496,7 @@
                 <w:sz w:val="22"/>
                 <w:szCs w:val="22"/>
               </w:rPr>
-              <w:t>(9), 2867-2888.</w:t>
+              <w:t>(9), 2867-2888. https://doi.org/10.1175/JAS-D-17-0351.1</w:t>
             </w:r>
           </w:p>
           <w:p>
@@ -6473,29 +4560,7 @@
                 <w:sz w:val="22"/>
                 <w:szCs w:val="22"/>
               </w:rPr>
-              <w:t xml:space="preserve">, Ciesielski, P. E., Wang, J., Kuo, H. C., </w:t>
-            </w:r>
-            <w:proofErr w:type="spellStart"/>
-            <w:r>
-              <w:rPr>
-                <w:rFonts w:ascii="Calibri" w:hAnsi="Calibri"/>
-                <w:b w:val="0"/>
-                <w:bCs w:val="0"/>
-                <w:sz w:val="22"/>
-                <w:szCs w:val="22"/>
-              </w:rPr>
-              <w:t>Vömel</w:t>
-            </w:r>
-            <w:proofErr w:type="spellEnd"/>
-            <w:r>
-              <w:rPr>
-                <w:rFonts w:ascii="Calibri" w:hAnsi="Calibri"/>
-                <w:b w:val="0"/>
-                <w:bCs w:val="0"/>
-                <w:sz w:val="22"/>
-                <w:szCs w:val="22"/>
-              </w:rPr>
-              <w:t xml:space="preserve">, H., &amp; Dirksen, R. (2015). Evaluation of humidity correction methods for Vaisala RS92 tropical sounding data. </w:t>
+              <w:t xml:space="preserve">, Ciesielski, P. E., Wang, J., Kuo, H. C., Vömel, H., &amp; Dirksen, R. (2015). Evaluation of humidity correction methods for Vaisala RS92 tropical sounding data. </w:t>
             </w:r>
             <w:r>
               <w:rPr>
@@ -6516,7 +4581,7 @@
                 <w:sz w:val="22"/>
                 <w:szCs w:val="22"/>
               </w:rPr>
-              <w:t>(3), 397-411.</w:t>
+              <w:t>(3), 397-411. https://doi.org/10.1175/JTECH-D-14-00166.1</w:t>
             </w:r>
           </w:p>
           <w:p>
@@ -6604,7 +4669,7 @@
                 <w:sz w:val="22"/>
                 <w:szCs w:val="22"/>
               </w:rPr>
-              <w:t>(4), 741-764.</w:t>
+              <w:t>(4), 741-764. https://doi.org/10.1175/JTECH-D-13-00165.1</w:t>
             </w:r>
           </w:p>
           <w:p>
@@ -6760,15 +4825,7 @@
                 <w:sz w:val="22"/>
                 <w:szCs w:val="22"/>
               </w:rPr>
-              <w:t xml:space="preserve"> 202</w:t>
-            </w:r>
-            <w:r>
-              <w:rPr>
-                <w:rFonts w:ascii="Calibri" w:hAnsi="Calibri"/>
-                <w:sz w:val="22"/>
-                <w:szCs w:val="22"/>
-              </w:rPr>
-              <w:t>6</w:t>
+              <w:t xml:space="preserve"> 2026</w:t>
             </w:r>
           </w:p>
         </w:tc>
@@ -6915,34 +4972,7 @@
                 <w:sz w:val="22"/>
                 <w:szCs w:val="22"/>
               </w:rPr>
-              <w:t>C</w:t>
-            </w:r>
-            <w:r>
-              <w:rPr>
-                <w:rFonts w:ascii="Calibri" w:hAnsi="Calibri"/>
-                <w:bCs w:val="0"/>
-                <w:sz w:val="22"/>
-                <w:szCs w:val="22"/>
-              </w:rPr>
-              <w:t xml:space="preserve">entral Weather Bureau (now </w:t>
-            </w:r>
-            <w:r>
-              <w:rPr>
-                <w:rFonts w:ascii="Calibri" w:hAnsi="Calibri"/>
-                <w:bCs w:val="0"/>
-                <w:sz w:val="22"/>
-                <w:szCs w:val="22"/>
-              </w:rPr>
-              <w:t>Central Weather Administration</w:t>
-            </w:r>
-            <w:r>
-              <w:rPr>
-                <w:rFonts w:ascii="Calibri" w:hAnsi="Calibri"/>
-                <w:bCs w:val="0"/>
-                <w:sz w:val="22"/>
-                <w:szCs w:val="22"/>
-              </w:rPr>
-              <w:t>, CWA) in Taiwan</w:t>
+              <w:t>Central Weather Bureau (now Central Weather Administration, CWA) in Taiwan</w:t>
             </w:r>
           </w:p>
           <w:p>
@@ -7057,36 +5087,7 @@
                 <w:sz w:val="22"/>
                 <w:szCs w:val="22"/>
               </w:rPr>
-              <w:t>Climate Hotpots in Action (</w:t>
-            </w:r>
-            <w:proofErr w:type="spellStart"/>
-            <w:r>
-              <w:rPr>
-                <w:rFonts w:ascii="Calibri" w:hAnsi="Calibri"/>
-                <w:bCs w:val="0"/>
-                <w:sz w:val="22"/>
-                <w:szCs w:val="22"/>
-              </w:rPr>
-              <w:t>CHiA</w:t>
-            </w:r>
-            <w:proofErr w:type="spellEnd"/>
-            <w:r>
-              <w:rPr>
-                <w:rFonts w:ascii="Calibri" w:hAnsi="Calibri"/>
-                <w:bCs w:val="0"/>
-                <w:sz w:val="22"/>
-                <w:szCs w:val="22"/>
-              </w:rPr>
-              <w:t>) Forum</w:t>
-            </w:r>
-            <w:r>
-              <w:rPr>
-                <w:rFonts w:ascii="Calibri" w:hAnsi="Calibri"/>
-                <w:bCs w:val="0"/>
-                <w:sz w:val="22"/>
-                <w:szCs w:val="22"/>
-              </w:rPr>
-              <w:t xml:space="preserve"> Webinar</w:t>
+              <w:t>Climate Hotpots in Action (CHiA) Forum Webinar</w:t>
             </w:r>
           </w:p>
           <w:p>
@@ -7306,6 +5307,7 @@
                 <w:sz w:val="22"/>
                 <w:szCs w:val="22"/>
               </w:rPr>
+              <w:lastRenderedPageBreak/>
               <w:t></w:t>
             </w:r>
             <w:r>
@@ -7369,37 +5371,15 @@
                 <w:szCs w:val="22"/>
               </w:rPr>
             </w:pPr>
-            <w:proofErr w:type="spellStart"/>
-            <w:r>
-              <w:rPr>
-                <w:rFonts w:ascii="Calibri" w:hAnsi="Calibri"/>
-                <w:b w:val="0"/>
-                <w:color w:val="358078"/>
-                <w:sz w:val="22"/>
-                <w:szCs w:val="22"/>
-              </w:rPr>
-              <w:t>TAipei</w:t>
-            </w:r>
-            <w:proofErr w:type="spellEnd"/>
-            <w:r>
-              <w:rPr>
-                <w:rFonts w:ascii="Calibri" w:hAnsi="Calibri"/>
-                <w:b w:val="0"/>
-                <w:color w:val="358078"/>
-                <w:sz w:val="22"/>
-                <w:szCs w:val="22"/>
-              </w:rPr>
-              <w:t xml:space="preserve"> Severe Storm Experiment (TASSE): Upper-air Radiosonde Observations and the Development of the “Storm Tracker</w:t>
-            </w:r>
-            <w:r>
-              <w:rPr>
-                <w:rFonts w:ascii="Calibri" w:hAnsi="Calibri"/>
-                <w:b w:val="0"/>
-                <w:color w:val="358078"/>
-                <w:sz w:val="22"/>
-                <w:szCs w:val="22"/>
-              </w:rPr>
-              <w:t>”</w:t>
+            <w:r>
+              <w:rPr>
+                <w:rFonts w:ascii="Calibri" w:hAnsi="Calibri"/>
+                <w:b w:val="0"/>
+                <w:color w:val="358078"/>
+                <w:sz w:val="22"/>
+                <w:szCs w:val="22"/>
+              </w:rPr>
+              <w:t>TAipei Severe Storm Experiment (TASSE): Upper-air Radiosonde Observations and the Development of the “Storm Tracker”</w:t>
             </w:r>
           </w:p>
           <w:p>
@@ -7439,7 +5419,6 @@
                 <w:sz w:val="22"/>
                 <w:szCs w:val="22"/>
               </w:rPr>
-              <w:lastRenderedPageBreak/>
               <w:t></w:t>
             </w:r>
             <w:r>
@@ -7662,15 +5641,7 @@
                 <w:sz w:val="22"/>
                 <w:szCs w:val="22"/>
               </w:rPr>
-              <w:t xml:space="preserve"> 202</w:t>
-            </w:r>
-            <w:r>
-              <w:rPr>
-                <w:rFonts w:ascii="Calibri" w:hAnsi="Calibri"/>
-                <w:sz w:val="22"/>
-                <w:szCs w:val="22"/>
-              </w:rPr>
-              <w:t>6</w:t>
+              <w:t xml:space="preserve"> 2026</w:t>
             </w:r>
           </w:p>
         </w:tc>
@@ -7702,151 +5673,65 @@
                 <w:sz w:val="22"/>
                 <w:szCs w:val="22"/>
               </w:rPr>
-              <w:t>The 1</w:t>
-            </w:r>
-            <w:r>
-              <w:rPr>
-                <w:rFonts w:ascii="Calibri" w:hAnsi="Calibri"/>
-                <w:bCs w:val="0"/>
-                <w:sz w:val="22"/>
-                <w:szCs w:val="22"/>
-              </w:rPr>
-              <w:t>7</w:t>
-            </w:r>
-            <w:r>
-              <w:rPr>
-                <w:rFonts w:ascii="Calibri" w:hAnsi="Calibri"/>
-                <w:bCs w:val="0"/>
-                <w:sz w:val="22"/>
-                <w:szCs w:val="22"/>
-              </w:rPr>
-              <w:t>th International Conference on Mesoscale Convective Systems (ICMCS-XV</w:t>
-            </w:r>
-            <w:r>
-              <w:rPr>
-                <w:rFonts w:ascii="Calibri" w:hAnsi="Calibri"/>
-                <w:bCs w:val="0"/>
-                <w:sz w:val="22"/>
-                <w:szCs w:val="22"/>
-              </w:rPr>
-              <w:t>II</w:t>
-            </w:r>
-            <w:r>
-              <w:rPr>
-                <w:rFonts w:ascii="Calibri" w:hAnsi="Calibri"/>
-                <w:bCs w:val="0"/>
-                <w:sz w:val="22"/>
-                <w:szCs w:val="22"/>
-              </w:rPr>
-              <w:t>)</w:t>
-            </w:r>
-          </w:p>
-          <w:p>
-            <w:pPr>
-              <w:pStyle w:val="SectionTitle"/>
-              <w:pBdr>
-                <w:left w:val="none" w:sz="0" w:space="0" w:color="auto"/>
-              </w:pBdr>
-              <w:tabs>
-                <w:tab w:val="left" w:pos="1260"/>
-              </w:tabs>
-              <w:spacing w:before="0"/>
-              <w:rPr>
-                <w:rFonts w:ascii="Calibri" w:hAnsi="Calibri"/>
-                <w:b w:val="0"/>
-                <w:color w:val="358078"/>
-                <w:sz w:val="22"/>
-                <w:szCs w:val="22"/>
-              </w:rPr>
-            </w:pPr>
-            <w:r>
-              <w:rPr>
-                <w:rFonts w:ascii="Calibri" w:hAnsi="Calibri"/>
-                <w:b w:val="0"/>
-                <w:color w:val="358078"/>
-                <w:sz w:val="22"/>
-                <w:szCs w:val="22"/>
-              </w:rPr>
-              <w:t xml:space="preserve">1. </w:t>
-            </w:r>
-            <w:r>
-              <w:rPr>
-                <w:rFonts w:ascii="Calibri" w:hAnsi="Calibri"/>
-                <w:b w:val="0"/>
-                <w:color w:val="358078"/>
-                <w:sz w:val="22"/>
-                <w:szCs w:val="22"/>
-              </w:rPr>
-              <w:t>Using machine learning to downscale coarse-resolution environmental variables for understanding the spatial frequency of convective storms</w:t>
-            </w:r>
-          </w:p>
-          <w:p>
-            <w:pPr>
-              <w:pStyle w:val="SectionTitle"/>
-              <w:pBdr>
-                <w:left w:val="none" w:sz="0" w:space="0" w:color="auto"/>
-              </w:pBdr>
-              <w:tabs>
-                <w:tab w:val="left" w:pos="1260"/>
-              </w:tabs>
-              <w:spacing w:before="0"/>
-              <w:rPr>
-                <w:rFonts w:ascii="Calibri" w:hAnsi="Calibri"/>
-                <w:b w:val="0"/>
-                <w:color w:val="358078"/>
-                <w:sz w:val="22"/>
-                <w:szCs w:val="22"/>
-              </w:rPr>
-            </w:pPr>
-            <w:r>
-              <w:rPr>
-                <w:rFonts w:ascii="Calibri" w:hAnsi="Calibri"/>
-                <w:b w:val="0"/>
-                <w:color w:val="358078"/>
-                <w:sz w:val="22"/>
-                <w:szCs w:val="22"/>
-              </w:rPr>
-              <w:t xml:space="preserve">2. </w:t>
-            </w:r>
-            <w:r>
-              <w:rPr>
-                <w:rFonts w:ascii="Calibri" w:hAnsi="Calibri"/>
-                <w:b w:val="0"/>
-                <w:color w:val="358078"/>
-                <w:sz w:val="22"/>
-                <w:szCs w:val="22"/>
-              </w:rPr>
-              <w:t>Leveraging Machine Learning to Study Storms for Scientific Discovery (</w:t>
-            </w:r>
-            <w:r>
-              <w:rPr>
-                <w:rFonts w:ascii="Calibri" w:hAnsi="Calibri"/>
-                <w:b w:val="0"/>
-                <w:color w:val="358078"/>
-                <w:sz w:val="22"/>
-                <w:szCs w:val="22"/>
-              </w:rPr>
-              <w:t>presented</w:t>
-            </w:r>
-            <w:r>
-              <w:rPr>
-                <w:rFonts w:ascii="Calibri" w:hAnsi="Calibri"/>
-                <w:b w:val="0"/>
-                <w:color w:val="358078"/>
-                <w:sz w:val="22"/>
-                <w:szCs w:val="22"/>
-              </w:rPr>
-              <w:t xml:space="preserve"> </w:t>
-            </w:r>
-            <w:r>
-              <w:rPr>
-                <w:rFonts w:ascii="Calibri" w:hAnsi="Calibri"/>
-                <w:b w:val="0"/>
-                <w:color w:val="358078"/>
-                <w:sz w:val="22"/>
-                <w:szCs w:val="22"/>
-              </w:rPr>
-              <w:t>by K. L. Rasmussen)</w:t>
+              <w:t>The 17th International Conference on Mesoscale Convective Systems (ICMCS-XVII)</w:t>
+            </w:r>
+          </w:p>
+          <w:p>
+            <w:pPr>
+              <w:pStyle w:val="SectionTitle"/>
+              <w:pBdr>
+                <w:left w:val="none" w:sz="0" w:space="0" w:color="auto"/>
+              </w:pBdr>
+              <w:tabs>
+                <w:tab w:val="left" w:pos="1260"/>
+              </w:tabs>
+              <w:spacing w:before="0"/>
+              <w:rPr>
+                <w:rFonts w:ascii="Calibri" w:hAnsi="Calibri"/>
+                <w:b w:val="0"/>
+                <w:color w:val="358078"/>
+                <w:sz w:val="22"/>
+                <w:szCs w:val="22"/>
+              </w:rPr>
+            </w:pPr>
+            <w:r>
+              <w:rPr>
+                <w:rFonts w:ascii="Calibri" w:hAnsi="Calibri"/>
+                <w:b w:val="0"/>
+                <w:color w:val="358078"/>
+                <w:sz w:val="22"/>
+                <w:szCs w:val="22"/>
+              </w:rPr>
+              <w:t>1. Using machine learning to downscale coarse-resolution environmental variables for understanding the spatial frequency of convective storms</w:t>
+            </w:r>
+          </w:p>
+          <w:p>
+            <w:pPr>
+              <w:pStyle w:val="SectionTitle"/>
+              <w:pBdr>
+                <w:left w:val="none" w:sz="0" w:space="0" w:color="auto"/>
+              </w:pBdr>
+              <w:tabs>
+                <w:tab w:val="left" w:pos="1260"/>
+              </w:tabs>
+              <w:spacing w:before="0"/>
+              <w:rPr>
+                <w:rFonts w:ascii="Calibri" w:hAnsi="Calibri"/>
+                <w:b w:val="0"/>
+                <w:color w:val="358078"/>
+                <w:sz w:val="22"/>
+                <w:szCs w:val="22"/>
+              </w:rPr>
+            </w:pPr>
+            <w:r>
+              <w:rPr>
+                <w:rFonts w:ascii="Calibri" w:hAnsi="Calibri"/>
+                <w:b w:val="0"/>
+                <w:color w:val="358078"/>
+                <w:sz w:val="22"/>
+                <w:szCs w:val="22"/>
+              </w:rPr>
+              <w:t>2. Leveraging Machine Learning to Study Storms for Scientific Discovery (presented by K. L. Rasmussen)</w:t>
             </w:r>
           </w:p>
           <w:p>
@@ -8058,97 +5943,67 @@
                 <w:sz w:val="22"/>
                 <w:szCs w:val="22"/>
               </w:rPr>
-              <w:t xml:space="preserve">American Meteorological Society (AMS) </w:t>
-            </w:r>
-            <w:r>
-              <w:rPr>
-                <w:rFonts w:ascii="Calibri" w:hAnsi="Calibri"/>
-                <w:bCs w:val="0"/>
-                <w:sz w:val="22"/>
-                <w:szCs w:val="22"/>
-              </w:rPr>
-              <w:t>102nd Annual Meeting</w:t>
-            </w:r>
-          </w:p>
-          <w:p>
-            <w:pPr>
-              <w:pStyle w:val="SectionTitle"/>
-              <w:pBdr>
-                <w:left w:val="none" w:sz="0" w:space="0" w:color="auto"/>
-              </w:pBdr>
-              <w:tabs>
-                <w:tab w:val="left" w:pos="1260"/>
-              </w:tabs>
-              <w:spacing w:before="0"/>
-              <w:rPr>
-                <w:rFonts w:ascii="Calibri" w:hAnsi="Calibri"/>
-                <w:b w:val="0"/>
-                <w:color w:val="358078"/>
-                <w:sz w:val="22"/>
-                <w:szCs w:val="22"/>
-              </w:rPr>
-            </w:pPr>
-            <w:r>
-              <w:rPr>
-                <w:rFonts w:ascii="Calibri" w:hAnsi="Calibri"/>
-                <w:b w:val="0"/>
-                <w:color w:val="358078"/>
-                <w:sz w:val="22"/>
-                <w:szCs w:val="22"/>
-              </w:rPr>
-              <w:t xml:space="preserve">1. </w:t>
-            </w:r>
-            <w:r>
-              <w:rPr>
-                <w:rFonts w:ascii="Calibri" w:hAnsi="Calibri"/>
-                <w:b w:val="0"/>
-                <w:color w:val="358078"/>
-                <w:sz w:val="22"/>
-                <w:szCs w:val="22"/>
-              </w:rPr>
-              <w:t>Quasi-Two-Day and Diurnal Cloud Variation Timescales over Convectively Active Regions</w:t>
-            </w:r>
-          </w:p>
-          <w:p>
-            <w:pPr>
-              <w:pStyle w:val="SectionTitle"/>
-              <w:pBdr>
-                <w:left w:val="none" w:sz="0" w:space="0" w:color="auto"/>
-              </w:pBdr>
-              <w:tabs>
-                <w:tab w:val="left" w:pos="1260"/>
-              </w:tabs>
-              <w:spacing w:before="0"/>
-              <w:rPr>
-                <w:rFonts w:ascii="Calibri" w:hAnsi="Calibri"/>
-                <w:b w:val="0"/>
-                <w:bCs w:val="0"/>
-                <w:color w:val="338078"/>
-                <w:sz w:val="22"/>
-                <w:szCs w:val="22"/>
-              </w:rPr>
-            </w:pPr>
-            <w:r>
-              <w:rPr>
-                <w:rFonts w:ascii="Calibri" w:hAnsi="Calibri"/>
-                <w:b w:val="0"/>
-                <w:bCs w:val="0"/>
-                <w:color w:val="338078"/>
-                <w:sz w:val="22"/>
-                <w:szCs w:val="22"/>
-              </w:rPr>
-              <w:t xml:space="preserve">2. </w:t>
-            </w:r>
-            <w:r>
-              <w:rPr>
-                <w:rFonts w:ascii="Calibri" w:hAnsi="Calibri"/>
-                <w:b w:val="0"/>
-                <w:bCs w:val="0"/>
-                <w:color w:val="338078"/>
-                <w:sz w:val="22"/>
-                <w:szCs w:val="22"/>
-              </w:rPr>
-              <w:t>Upper-Air Radiosonde Observations and Data Corrections of the Storm Tracker during PRECIP 2021</w:t>
+              <w:t>American Meteorological Society (AMS) 102nd Annual Meeting</w:t>
+            </w:r>
+          </w:p>
+          <w:p>
+            <w:pPr>
+              <w:pStyle w:val="SectionTitle"/>
+              <w:pBdr>
+                <w:left w:val="none" w:sz="0" w:space="0" w:color="auto"/>
+              </w:pBdr>
+              <w:tabs>
+                <w:tab w:val="left" w:pos="1260"/>
+              </w:tabs>
+              <w:spacing w:before="0"/>
+              <w:rPr>
+                <w:rFonts w:ascii="Calibri" w:hAnsi="Calibri"/>
+                <w:b w:val="0"/>
+                <w:color w:val="358078"/>
+                <w:sz w:val="22"/>
+                <w:szCs w:val="22"/>
+              </w:rPr>
+            </w:pPr>
+            <w:r>
+              <w:rPr>
+                <w:rFonts w:ascii="Calibri" w:hAnsi="Calibri"/>
+                <w:b w:val="0"/>
+                <w:color w:val="358078"/>
+                <w:sz w:val="22"/>
+                <w:szCs w:val="22"/>
+              </w:rPr>
+              <w:t>1. Quasi-Two-Day and Diurnal Cloud Variation Timescales over Convectively Active Regions</w:t>
+            </w:r>
+          </w:p>
+          <w:p>
+            <w:pPr>
+              <w:pStyle w:val="SectionTitle"/>
+              <w:pBdr>
+                <w:left w:val="none" w:sz="0" w:space="0" w:color="auto"/>
+              </w:pBdr>
+              <w:tabs>
+                <w:tab w:val="left" w:pos="1260"/>
+              </w:tabs>
+              <w:spacing w:before="0"/>
+              <w:rPr>
+                <w:rFonts w:ascii="Calibri" w:hAnsi="Calibri"/>
+                <w:b w:val="0"/>
+                <w:bCs w:val="0"/>
+                <w:color w:val="338078"/>
+                <w:sz w:val="22"/>
+                <w:szCs w:val="22"/>
+              </w:rPr>
+            </w:pPr>
+            <w:r>
+              <w:rPr>
+                <w:rFonts w:ascii="Calibri" w:hAnsi="Calibri"/>
+                <w:b w:val="0"/>
+                <w:bCs w:val="0"/>
+                <w:color w:val="338078"/>
+                <w:sz w:val="22"/>
+                <w:szCs w:val="22"/>
+              </w:rPr>
+              <w:t>2. Upper-Air Radiosonde Observations and Data Corrections of the Storm Tracker during PRECIP 2021</w:t>
             </w:r>
           </w:p>
           <w:p>
@@ -8233,32 +6088,15 @@
                 <w:sz w:val="22"/>
                 <w:szCs w:val="22"/>
               </w:rPr>
-              <w:t>2020 Conference on Weather Analysis and Forecasting</w:t>
-            </w:r>
-            <w:r>
-              <w:rPr>
-                <w:rFonts w:ascii="Calibri" w:hAnsi="Calibri"/>
-                <w:bCs w:val="0"/>
-                <w:sz w:val="22"/>
-                <w:szCs w:val="22"/>
-              </w:rPr>
-              <w:t xml:space="preserve"> (</w:t>
-            </w:r>
-            <w:r>
-              <w:rPr>
-                <w:rFonts w:ascii="Calibri" w:hAnsi="Calibri"/>
-                <w:sz w:val="22"/>
-                <w:szCs w:val="22"/>
-              </w:rPr>
-              <w:t>Central Weather Bureau, Taiwan</w:t>
-            </w:r>
-            <w:r>
-              <w:rPr>
-                <w:rFonts w:ascii="Calibri" w:hAnsi="Calibri"/>
-                <w:sz w:val="22"/>
-                <w:szCs w:val="22"/>
-              </w:rPr>
-              <w:t>)</w:t>
+              <w:t>2020 Conference on Weather Analysis and Forecasting (</w:t>
+            </w:r>
+            <w:r>
+              <w:rPr>
+                <w:rFonts w:ascii="Calibri" w:hAnsi="Calibri"/>
+                <w:sz w:val="22"/>
+                <w:szCs w:val="22"/>
+              </w:rPr>
+              <w:t>Central Weather Bureau, Taiwan)</w:t>
             </w:r>
           </w:p>
           <w:p>
@@ -9110,43 +6948,7 @@
                 <w:sz w:val="22"/>
                 <w:szCs w:val="22"/>
               </w:rPr>
-              <w:t xml:space="preserve"> Symposium on Meteorological Observations and Instrumentation</w:t>
-            </w:r>
-            <w:r>
-              <w:rPr>
-                <w:rFonts w:ascii="Calibri" w:hAnsi="Calibri"/>
-                <w:bCs w:val="0"/>
-                <w:sz w:val="22"/>
-                <w:szCs w:val="22"/>
-              </w:rPr>
-              <w:t xml:space="preserve"> </w:t>
-            </w:r>
-            <w:r>
-              <w:rPr>
-                <w:rFonts w:ascii="Calibri" w:hAnsi="Calibri"/>
-                <w:bCs w:val="0"/>
-                <w:sz w:val="22"/>
-                <w:szCs w:val="22"/>
-              </w:rPr>
-              <w:t>/</w:t>
-            </w:r>
-            <w:r>
-              <w:rPr>
-                <w:rFonts w:ascii="Calibri" w:hAnsi="Calibri"/>
-                <w:bCs w:val="0"/>
-                <w:sz w:val="22"/>
-                <w:szCs w:val="22"/>
-              </w:rPr>
-              <w:t xml:space="preserve"> </w:t>
-            </w:r>
-            <w:r>
-              <w:rPr>
-                <w:rFonts w:ascii="Calibri" w:hAnsi="Calibri"/>
-                <w:bCs w:val="0"/>
-                <w:sz w:val="22"/>
-                <w:szCs w:val="22"/>
-              </w:rPr>
-              <w:t>21</w:t>
+              <w:t xml:space="preserve"> Symposium on Meteorological Observations and Instrumentation / 21</w:t>
             </w:r>
             <w:r>
               <w:rPr>
@@ -9196,29 +6998,7 @@
                 <w:sz w:val="22"/>
                 <w:szCs w:val="22"/>
               </w:rPr>
-              <w:t xml:space="preserve">Evaluation of GRUAN and </w:t>
-            </w:r>
-            <w:proofErr w:type="spellStart"/>
-            <w:r>
-              <w:rPr>
-                <w:rFonts w:ascii="Calibri" w:hAnsi="Calibri"/>
-                <w:b w:val="0"/>
-                <w:color w:val="358078"/>
-                <w:sz w:val="22"/>
-                <w:szCs w:val="22"/>
-              </w:rPr>
-              <w:t>DigiCORA</w:t>
-            </w:r>
-            <w:proofErr w:type="spellEnd"/>
-            <w:r>
-              <w:rPr>
-                <w:rFonts w:ascii="Calibri" w:hAnsi="Calibri"/>
-                <w:b w:val="0"/>
-                <w:color w:val="358078"/>
-                <w:sz w:val="22"/>
-                <w:szCs w:val="22"/>
-              </w:rPr>
-              <w:t xml:space="preserve"> Humidity Corrections to Vaisala RS92 Sounding Data during DYNAMO</w:t>
+              <w:t>Evaluation of GRUAN and DigiCORA Humidity Corrections to Vaisala RS92 Sounding Data during DYNAMO</w:t>
             </w:r>
           </w:p>
           <w:p>
@@ -9582,25 +7362,7 @@
           <w:smallCaps/>
           <w:color w:val="338078"/>
         </w:rPr>
-        <w:t xml:space="preserve">+   </w:t>
-      </w:r>
-      <w:r>
-        <w:rPr>
-          <w:rFonts w:ascii="Calibri" w:hAnsi="Calibri"/>
-          <w:b/>
-          <w:smallCaps/>
-          <w:color w:val="338078"/>
-        </w:rPr>
-        <w:t xml:space="preserve">CODE PACKAGES </w:t>
-      </w:r>
-      <w:r>
-        <w:rPr>
-          <w:rFonts w:ascii="Calibri" w:hAnsi="Calibri"/>
-          <w:b/>
-          <w:smallCaps/>
-          <w:color w:val="338078"/>
-        </w:rPr>
-        <w:t>DEVELOPMENT</w:t>
+        <w:t>+   CODE PACKAGES DEVELOPMENT</w:t>
       </w:r>
     </w:p>
     <w:tbl>
@@ -9694,15 +7456,7 @@
                 <w:sz w:val="22"/>
                 <w:szCs w:val="22"/>
               </w:rPr>
-              <w:t xml:space="preserve"> 202</w:t>
-            </w:r>
-            <w:r>
-              <w:rPr>
-                <w:rFonts w:ascii="Calibri" w:hAnsi="Calibri"/>
-                <w:sz w:val="22"/>
-                <w:szCs w:val="22"/>
-              </w:rPr>
-              <w:t>6</w:t>
+              <w:t xml:space="preserve"> 2026</w:t>
             </w:r>
           </w:p>
         </w:tc>
@@ -9727,141 +7481,43 @@
                 <w:szCs w:val="22"/>
               </w:rPr>
             </w:pPr>
-            <w:proofErr w:type="spellStart"/>
-            <w:r>
-              <w:rPr>
-                <w:rFonts w:ascii="Calibri" w:hAnsi="Calibri"/>
-                <w:bCs w:val="0"/>
-                <w:sz w:val="22"/>
-                <w:szCs w:val="22"/>
-              </w:rPr>
-              <w:t>DCFLOS_Toolbox</w:t>
-            </w:r>
-            <w:proofErr w:type="spellEnd"/>
-            <w:r>
-              <w:rPr>
-                <w:rFonts w:ascii="Calibri" w:hAnsi="Calibri"/>
-                <w:bCs w:val="0"/>
-                <w:sz w:val="22"/>
-                <w:szCs w:val="22"/>
-              </w:rPr>
-              <w:t>: v0.</w:t>
-            </w:r>
-            <w:r>
-              <w:rPr>
-                <w:rFonts w:ascii="Calibri" w:hAnsi="Calibri"/>
-                <w:bCs w:val="0"/>
-                <w:sz w:val="22"/>
-                <w:szCs w:val="22"/>
-              </w:rPr>
-              <w:t>5</w:t>
-            </w:r>
-            <w:r>
-              <w:rPr>
-                <w:rFonts w:ascii="Calibri" w:hAnsi="Calibri"/>
-                <w:bCs w:val="0"/>
-                <w:sz w:val="22"/>
-                <w:szCs w:val="22"/>
-              </w:rPr>
-              <w:t>.</w:t>
-            </w:r>
-            <w:r>
-              <w:rPr>
-                <w:rFonts w:ascii="Calibri" w:hAnsi="Calibri"/>
-                <w:bCs w:val="0"/>
-                <w:sz w:val="22"/>
-                <w:szCs w:val="22"/>
-              </w:rPr>
-              <w:t>3</w:t>
-            </w:r>
-          </w:p>
-          <w:p>
-            <w:pPr>
-              <w:pStyle w:val="SectionTitle"/>
-              <w:pBdr>
-                <w:left w:val="none" w:sz="0" w:space="0" w:color="auto"/>
-              </w:pBdr>
-              <w:tabs>
-                <w:tab w:val="left" w:pos="1260"/>
-              </w:tabs>
-              <w:spacing w:before="0"/>
-              <w:rPr>
-                <w:rFonts w:ascii="Calibri" w:hAnsi="Calibri"/>
-                <w:b w:val="0"/>
-                <w:color w:val="358078"/>
-                <w:sz w:val="22"/>
-                <w:szCs w:val="22"/>
-              </w:rPr>
-            </w:pPr>
-            <w:r>
-              <w:rPr>
-                <w:rFonts w:ascii="Calibri" w:hAnsi="Calibri"/>
-                <w:b w:val="0"/>
-                <w:color w:val="358078"/>
-                <w:sz w:val="22"/>
-                <w:szCs w:val="22"/>
-              </w:rPr>
-              <w:t>Python package designed to estimate the DCFLOS using a 3D cloud dataset generated at CIRA</w:t>
-            </w:r>
-            <w:r>
-              <w:rPr>
-                <w:rFonts w:ascii="Calibri" w:hAnsi="Calibri"/>
-                <w:b w:val="0"/>
-                <w:color w:val="358078"/>
-                <w:sz w:val="22"/>
-                <w:szCs w:val="22"/>
-              </w:rPr>
-              <w:t xml:space="preserve">. Task 5 for </w:t>
-            </w:r>
-            <w:r>
-              <w:rPr>
-                <w:rFonts w:ascii="Calibri" w:hAnsi="Calibri"/>
-                <w:b w:val="0"/>
-                <w:color w:val="358078"/>
-                <w:sz w:val="22"/>
-                <w:szCs w:val="22"/>
-              </w:rPr>
-              <w:t>the</w:t>
-            </w:r>
-            <w:r>
-              <w:rPr>
-                <w:rFonts w:ascii="Calibri" w:hAnsi="Calibri"/>
-                <w:b w:val="0"/>
-                <w:color w:val="358078"/>
-                <w:sz w:val="22"/>
-                <w:szCs w:val="22"/>
-              </w:rPr>
-              <w:t xml:space="preserve"> </w:t>
-            </w:r>
-            <w:r>
-              <w:rPr>
-                <w:rFonts w:ascii="Calibri" w:hAnsi="Calibri"/>
-                <w:b w:val="0"/>
-                <w:color w:val="358078"/>
-                <w:sz w:val="22"/>
-                <w:szCs w:val="22"/>
-              </w:rPr>
-              <w:t>OVERCAST</w:t>
-            </w:r>
-            <w:r>
-              <w:rPr>
-                <w:rFonts w:ascii="Calibri" w:hAnsi="Calibri"/>
-                <w:b w:val="0"/>
-                <w:color w:val="358078"/>
-                <w:sz w:val="22"/>
-                <w:szCs w:val="22"/>
-              </w:rPr>
-              <w:t xml:space="preserve"> projects.</w:t>
-            </w:r>
-            <w:r>
-              <w:rPr>
-                <w:rFonts w:ascii="Calibri" w:hAnsi="Calibri"/>
-                <w:b w:val="0"/>
-                <w:color w:val="358078"/>
-                <w:sz w:val="22"/>
-                <w:szCs w:val="22"/>
-              </w:rPr>
-              <w:t xml:space="preserve"> Version 0.5.3 has been delivered to ONR.</w:t>
+            <w:r>
+              <w:rPr>
+                <w:rFonts w:ascii="Calibri" w:hAnsi="Calibri"/>
+                <w:bCs w:val="0"/>
+                <w:sz w:val="22"/>
+                <w:szCs w:val="22"/>
+              </w:rPr>
+              <w:t>DCFLOS_Toolbox: v0.5.3</w:t>
+            </w:r>
+          </w:p>
+          <w:p>
+            <w:pPr>
+              <w:pStyle w:val="SectionTitle"/>
+              <w:pBdr>
+                <w:left w:val="none" w:sz="0" w:space="0" w:color="auto"/>
+              </w:pBdr>
+              <w:tabs>
+                <w:tab w:val="left" w:pos="1260"/>
+              </w:tabs>
+              <w:spacing w:before="0"/>
+              <w:rPr>
+                <w:rFonts w:ascii="Calibri" w:hAnsi="Calibri"/>
+                <w:b w:val="0"/>
+                <w:color w:val="358078"/>
+                <w:sz w:val="22"/>
+                <w:szCs w:val="22"/>
+              </w:rPr>
+            </w:pPr>
+            <w:r>
+              <w:rPr>
+                <w:rFonts w:ascii="Calibri" w:hAnsi="Calibri"/>
+                <w:b w:val="0"/>
+                <w:color w:val="358078"/>
+                <w:sz w:val="22"/>
+                <w:szCs w:val="22"/>
+              </w:rPr>
+              <w:t>Python package designed to estimate the DCFLOS using a 3D cloud dataset generated at CIRA. Task 5 for the OVERCAST projects. Version 0.5.3 has been delivered to ONR.</w:t>
             </w:r>
           </w:p>
           <w:p>
@@ -9947,16 +7603,7 @@
                 <w:sz w:val="22"/>
                 <w:szCs w:val="22"/>
               </w:rPr>
-              <w:t>Cloud System Classification</w:t>
-            </w:r>
-            <w:r>
-              <w:rPr>
-                <w:rFonts w:ascii="Calibri" w:hAnsi="Calibri"/>
-                <w:bCs w:val="0"/>
-                <w:sz w:val="22"/>
-                <w:szCs w:val="22"/>
-              </w:rPr>
-              <w:t>: v1.0</w:t>
+              <w:t>Cloud System Classification: v1.0</w:t>
             </w:r>
           </w:p>
           <w:p>
@@ -10014,73 +7661,7 @@
                 <w:sz w:val="22"/>
                 <w:szCs w:val="22"/>
               </w:rPr>
-              <w:t xml:space="preserve">Yu, H. (2022). </w:t>
-            </w:r>
-            <w:proofErr w:type="spellStart"/>
-            <w:r>
-              <w:rPr>
-                <w:rFonts w:ascii="Calibri" w:hAnsi="Calibri"/>
-                <w:b w:val="0"/>
-                <w:color w:val="358078"/>
-                <w:sz w:val="22"/>
-                <w:szCs w:val="22"/>
-              </w:rPr>
-              <w:t>yuhungjui</w:t>
-            </w:r>
-            <w:proofErr w:type="spellEnd"/>
-            <w:r>
-              <w:rPr>
-                <w:rFonts w:ascii="Calibri" w:hAnsi="Calibri"/>
-                <w:b w:val="0"/>
-                <w:color w:val="358078"/>
-                <w:sz w:val="22"/>
-                <w:szCs w:val="22"/>
-              </w:rPr>
-              <w:t>/</w:t>
-            </w:r>
-            <w:proofErr w:type="spellStart"/>
-            <w:r>
-              <w:rPr>
-                <w:rFonts w:ascii="Calibri" w:hAnsi="Calibri"/>
-                <w:b w:val="0"/>
-                <w:color w:val="358078"/>
-                <w:sz w:val="22"/>
-                <w:szCs w:val="22"/>
-              </w:rPr>
-              <w:t>Cloud_System_Classification</w:t>
-            </w:r>
-            <w:proofErr w:type="spellEnd"/>
-            <w:r>
-              <w:rPr>
-                <w:rFonts w:ascii="Calibri" w:hAnsi="Calibri"/>
-                <w:b w:val="0"/>
-                <w:color w:val="358078"/>
-                <w:sz w:val="22"/>
-                <w:szCs w:val="22"/>
-              </w:rPr>
-              <w:t xml:space="preserve">: v1.0 (v1.0). </w:t>
-            </w:r>
-            <w:proofErr w:type="spellStart"/>
-            <w:r>
-              <w:rPr>
-                <w:rFonts w:ascii="Calibri" w:hAnsi="Calibri"/>
-                <w:b w:val="0"/>
-                <w:color w:val="358078"/>
-                <w:sz w:val="22"/>
-                <w:szCs w:val="22"/>
-              </w:rPr>
-              <w:t>Zenodo</w:t>
-            </w:r>
-            <w:proofErr w:type="spellEnd"/>
-            <w:r>
-              <w:rPr>
-                <w:rFonts w:ascii="Calibri" w:hAnsi="Calibri"/>
-                <w:b w:val="0"/>
-                <w:color w:val="358078"/>
-                <w:sz w:val="22"/>
-                <w:szCs w:val="22"/>
-              </w:rPr>
-              <w:t xml:space="preserve">. </w:t>
+              <w:t xml:space="preserve">Yu, H. (2022). yuhungjui/Cloud_System_Classification: v1.0 (v1.0). Zenodo. </w:t>
             </w:r>
             <w:hyperlink r:id="rId8" w:history="1">
               <w:r>
@@ -10151,61 +7732,7 @@
           <w:smallCaps/>
           <w:color w:val="338078"/>
         </w:rPr>
-        <w:t xml:space="preserve">+   </w:t>
-      </w:r>
-      <w:r>
-        <w:rPr>
-          <w:rFonts w:ascii="Calibri" w:hAnsi="Calibri"/>
-          <w:b/>
-          <w:smallCaps/>
-          <w:color w:val="338078"/>
-        </w:rPr>
-        <w:t>P</w:t>
-      </w:r>
-      <w:r>
-        <w:rPr>
-          <w:rFonts w:ascii="Calibri" w:hAnsi="Calibri"/>
-          <w:b/>
-          <w:smallCaps/>
-          <w:color w:val="338078"/>
-        </w:rPr>
-        <w:t xml:space="preserve">ROFESSIONAL </w:t>
-      </w:r>
-      <w:r>
-        <w:rPr>
-          <w:rFonts w:ascii="Calibri" w:hAnsi="Calibri"/>
-          <w:b/>
-          <w:smallCaps/>
-          <w:color w:val="338078"/>
-        </w:rPr>
-        <w:t>S</w:t>
-      </w:r>
-      <w:r>
-        <w:rPr>
-          <w:rFonts w:ascii="Calibri" w:hAnsi="Calibri"/>
-          <w:b/>
-          <w:smallCaps/>
-          <w:color w:val="338078"/>
-        </w:rPr>
-        <w:t>ERVICE</w:t>
-      </w:r>
-      <w:r>
-        <w:rPr>
-          <w:rFonts w:ascii="Calibri" w:hAnsi="Calibri"/>
-          <w:b/>
-          <w:smallCaps/>
-          <w:color w:val="338078"/>
-        </w:rPr>
-        <w:t xml:space="preserve"> and O</w:t>
-      </w:r>
-      <w:r>
-        <w:rPr>
-          <w:rFonts w:ascii="Calibri" w:hAnsi="Calibri"/>
-          <w:b/>
-          <w:smallCaps/>
-          <w:color w:val="338078"/>
-        </w:rPr>
-        <w:t>UTREACH</w:t>
+        <w:t>+   PROFESSIONAL SERVICE and OUTREACH</w:t>
       </w:r>
     </w:p>
     <w:tbl>
@@ -10299,15 +7826,7 @@
                 <w:sz w:val="22"/>
                 <w:szCs w:val="22"/>
               </w:rPr>
-              <w:t xml:space="preserve"> </w:t>
-            </w:r>
-            <w:r>
-              <w:rPr>
-                <w:rFonts w:ascii="Calibri" w:hAnsi="Calibri"/>
-                <w:sz w:val="22"/>
-                <w:szCs w:val="22"/>
-              </w:rPr>
-              <w:t>Services</w:t>
+              <w:t xml:space="preserve"> Services</w:t>
             </w:r>
           </w:p>
         </w:tc>
@@ -10339,111 +7858,81 @@
                 <w:sz w:val="22"/>
                 <w:szCs w:val="22"/>
               </w:rPr>
-              <w:t>Associate Editor</w:t>
-            </w:r>
-            <w:r>
-              <w:rPr>
-                <w:rFonts w:ascii="Calibri" w:hAnsi="Calibri"/>
-                <w:bCs w:val="0"/>
-                <w:sz w:val="22"/>
-                <w:szCs w:val="22"/>
-              </w:rPr>
-              <w:t xml:space="preserve"> </w:t>
-            </w:r>
-          </w:p>
-          <w:p>
-            <w:pPr>
-              <w:pStyle w:val="SectionTitle"/>
-              <w:pBdr>
-                <w:left w:val="none" w:sz="0" w:space="0" w:color="auto"/>
-              </w:pBdr>
-              <w:tabs>
-                <w:tab w:val="left" w:pos="1260"/>
-              </w:tabs>
-              <w:spacing w:before="0"/>
-              <w:rPr>
-                <w:rFonts w:ascii="Calibri" w:hAnsi="Calibri"/>
-                <w:b w:val="0"/>
-                <w:color w:val="358078"/>
-                <w:sz w:val="22"/>
-                <w:szCs w:val="22"/>
-              </w:rPr>
-            </w:pPr>
-            <w:proofErr w:type="spellStart"/>
-            <w:r>
-              <w:rPr>
-                <w:rFonts w:ascii="Calibri" w:hAnsi="Calibri"/>
-                <w:b w:val="0"/>
-                <w:color w:val="358078"/>
-                <w:sz w:val="22"/>
-                <w:szCs w:val="22"/>
-              </w:rPr>
-              <w:t xml:space="preserve">Artificial </w:t>
-            </w:r>
-            <w:proofErr w:type="spellEnd"/>
-            <w:r>
-              <w:rPr>
-                <w:rFonts w:ascii="Calibri" w:hAnsi="Calibri"/>
-                <w:b w:val="0"/>
-                <w:color w:val="358078"/>
-                <w:sz w:val="22"/>
-                <w:szCs w:val="22"/>
-              </w:rPr>
-              <w:t>Intelligence for the Earth Systems (AIES) (ISSN: 2769-7525)</w:t>
-            </w:r>
-          </w:p>
-          <w:p>
-            <w:pPr>
-              <w:pStyle w:val="SectionTitle"/>
-              <w:pBdr>
-                <w:left w:val="none" w:sz="0" w:space="0" w:color="auto"/>
-              </w:pBdr>
-              <w:tabs>
-                <w:tab w:val="left" w:pos="1260"/>
-              </w:tabs>
-              <w:spacing w:before="0"/>
-              <w:rPr>
-                <w:rFonts w:ascii="Calibri" w:hAnsi="Calibri"/>
-                <w:b w:val="0"/>
-                <w:sz w:val="22"/>
-                <w:szCs w:val="22"/>
-              </w:rPr>
-            </w:pPr>
-          </w:p>
-          <w:p>
-            <w:pPr>
-              <w:pStyle w:val="SectionTitle"/>
-              <w:pBdr>
-                <w:left w:val="none" w:sz="0" w:space="0" w:color="auto"/>
-              </w:pBdr>
-              <w:tabs>
-                <w:tab w:val="left" w:pos="1260"/>
-              </w:tabs>
-              <w:spacing w:before="0"/>
-              <w:rPr>
-                <w:rFonts w:ascii="Calibri" w:hAnsi="Calibri"/>
-                <w:bCs w:val="0"/>
-                <w:sz w:val="22"/>
-                <w:szCs w:val="22"/>
-              </w:rPr>
-            </w:pPr>
-            <w:r>
-              <w:rPr>
-                <w:rFonts w:ascii="Calibri" w:hAnsi="Calibri"/>
-                <w:bCs w:val="0"/>
-                <w:sz w:val="22"/>
-                <w:szCs w:val="22"/>
-              </w:rPr>
-              <w:t>Peer Reviews</w:t>
-            </w:r>
-            <w:r>
-              <w:rPr>
-                <w:rFonts w:ascii="Calibri" w:hAnsi="Calibri"/>
-                <w:bCs w:val="0"/>
-                <w:sz w:val="22"/>
-                <w:szCs w:val="22"/>
-              </w:rPr>
-              <w:t xml:space="preserve"> </w:t>
+              <w:t>Associate Editor (2026 – present)</w:t>
+            </w:r>
+          </w:p>
+          <w:p>
+            <w:pPr>
+              <w:pStyle w:val="SectionTitle"/>
+              <w:pBdr>
+                <w:left w:val="none" w:sz="0" w:space="0" w:color="auto"/>
+              </w:pBdr>
+              <w:tabs>
+                <w:tab w:val="left" w:pos="1260"/>
+              </w:tabs>
+              <w:spacing w:before="0"/>
+              <w:rPr>
+                <w:rFonts w:ascii="Calibri" w:hAnsi="Calibri"/>
+                <w:b w:val="0"/>
+                <w:color w:val="358078"/>
+                <w:sz w:val="22"/>
+                <w:szCs w:val="22"/>
+              </w:rPr>
+            </w:pPr>
+            <w:r>
+              <w:rPr>
+                <w:rFonts w:ascii="Calibri" w:hAnsi="Calibri"/>
+                <w:b w:val="0"/>
+                <w:color w:val="358078"/>
+                <w:sz w:val="22"/>
+                <w:szCs w:val="22"/>
+              </w:rPr>
+              <w:t>Artificial Intelligence for the Earth Systems (AIES) (ISSN: 2769-7525)</w:t>
+            </w:r>
+          </w:p>
+          <w:p>
+            <w:pPr>
+              <w:pStyle w:val="SectionTitle"/>
+              <w:pBdr>
+                <w:left w:val="none" w:sz="0" w:space="0" w:color="auto"/>
+              </w:pBdr>
+              <w:tabs>
+                <w:tab w:val="left" w:pos="1260"/>
+              </w:tabs>
+              <w:spacing w:before="0"/>
+              <w:rPr>
+                <w:rFonts w:ascii="Calibri" w:hAnsi="Calibri"/>
+                <w:b w:val="0"/>
+                <w:sz w:val="22"/>
+                <w:szCs w:val="22"/>
+              </w:rPr>
+            </w:pPr>
+          </w:p>
+          <w:p>
+            <w:pPr>
+              <w:pStyle w:val="SectionTitle"/>
+              <w:pBdr>
+                <w:left w:val="none" w:sz="0" w:space="0" w:color="auto"/>
+              </w:pBdr>
+              <w:tabs>
+                <w:tab w:val="left" w:pos="1260"/>
+              </w:tabs>
+              <w:spacing w:before="0"/>
+              <w:rPr>
+                <w:rFonts w:ascii="Calibri" w:hAnsi="Calibri"/>
+                <w:bCs w:val="0"/>
+                <w:sz w:val="22"/>
+                <w:szCs w:val="22"/>
+              </w:rPr>
+            </w:pPr>
+            <w:r>
+              <w:rPr>
+                <w:rFonts w:ascii="Calibri" w:hAnsi="Calibri"/>
+                <w:bCs w:val="0"/>
+                <w:sz w:val="22"/>
+                <w:szCs w:val="22"/>
+              </w:rPr>
+              <w:t xml:space="preserve">Journal Peer Reviews </w:t>
             </w:r>
             <w:r>
               <w:rPr>
@@ -10473,15 +7962,6 @@
                 <w:szCs w:val="22"/>
               </w:rPr>
               <w:br/>
-            </w:r>
-            <w:r>
-              <w:rPr>
-                <w:rFonts w:ascii="Calibri" w:hAnsi="Calibri"/>
-                <w:b w:val="0"/>
-                <w:color w:val="358078"/>
-                <w:sz w:val="22"/>
-                <w:szCs w:val="22"/>
-              </w:rPr>
               <w:t>Asia-Pacific Journal of Atmospheric Sciences (ISSN: 1976-7951)</w:t>
             </w:r>
             <w:r>
@@ -10493,15 +7973,6 @@
                 <w:szCs w:val="22"/>
               </w:rPr>
               <w:br/>
-            </w:r>
-            <w:r>
-              <w:rPr>
-                <w:rFonts w:ascii="Calibri" w:hAnsi="Calibri"/>
-                <w:b w:val="0"/>
-                <w:color w:val="358078"/>
-                <w:sz w:val="22"/>
-                <w:szCs w:val="22"/>
-              </w:rPr>
               <w:t>Bulletin of the American Meteorological Society (BAMS) (ISSN: 1520-0477)</w:t>
             </w:r>
             <w:r>
@@ -10513,15 +7984,6 @@
                 <w:szCs w:val="22"/>
               </w:rPr>
               <w:br/>
-            </w:r>
-            <w:r>
-              <w:rPr>
-                <w:rFonts w:ascii="Calibri" w:hAnsi="Calibri"/>
-                <w:b w:val="0"/>
-                <w:color w:val="358078"/>
-                <w:sz w:val="22"/>
-                <w:szCs w:val="22"/>
-              </w:rPr>
               <w:t>Climate Dynamics (ISSN: 0930-7575)</w:t>
             </w:r>
             <w:r>
@@ -10554,15 +8016,6 @@
                 <w:szCs w:val="22"/>
               </w:rPr>
               <w:br/>
-            </w:r>
-            <w:r>
-              <w:rPr>
-                <w:rFonts w:ascii="Calibri" w:hAnsi="Calibri"/>
-                <w:b w:val="0"/>
-                <w:color w:val="358078"/>
-                <w:sz w:val="22"/>
-                <w:szCs w:val="22"/>
-              </w:rPr>
               <w:t>Journal of Geophysical Research: Atmospheres (JGR: Atmospheres) (ISSN: 2169-8996)</w:t>
             </w:r>
             <w:r>
@@ -10574,15 +8027,6 @@
                 <w:szCs w:val="22"/>
               </w:rPr>
               <w:br/>
-            </w:r>
-            <w:r>
-              <w:rPr>
-                <w:rFonts w:ascii="Calibri" w:hAnsi="Calibri"/>
-                <w:b w:val="0"/>
-                <w:color w:val="358078"/>
-                <w:sz w:val="22"/>
-                <w:szCs w:val="22"/>
-              </w:rPr>
               <w:t>Monthly Weather Review (MWR) (ISSN: 1520-0493)</w:t>
             </w:r>
             <w:r>
@@ -10594,15 +8038,6 @@
                 <w:szCs w:val="22"/>
               </w:rPr>
               <w:br/>
-            </w:r>
-            <w:r>
-              <w:rPr>
-                <w:rFonts w:ascii="Calibri" w:hAnsi="Calibri"/>
-                <w:b w:val="0"/>
-                <w:color w:val="358078"/>
-                <w:sz w:val="22"/>
-                <w:szCs w:val="22"/>
-              </w:rPr>
               <w:t>Quarterly Journal of the Royal Meteorological Society (QJRMS) (ISSN: 1477-870X)</w:t>
             </w:r>
           </w:p>
@@ -10658,15 +8093,7 @@
                 <w:sz w:val="22"/>
                 <w:szCs w:val="22"/>
               </w:rPr>
-              <w:t xml:space="preserve"> </w:t>
-            </w:r>
-            <w:r>
-              <w:rPr>
-                <w:rFonts w:ascii="Calibri" w:hAnsi="Calibri"/>
-                <w:sz w:val="22"/>
-                <w:szCs w:val="22"/>
-              </w:rPr>
-              <w:t>Conferences and Workshops</w:t>
+              <w:t xml:space="preserve"> Conferences and Workshops</w:t>
             </w:r>
           </w:p>
         </w:tc>
@@ -10728,107 +8155,7 @@
                 <w:sz w:val="22"/>
                 <w:szCs w:val="22"/>
               </w:rPr>
-              <w:t>CSU side</w:t>
-            </w:r>
-            <w:r>
-              <w:rPr>
-                <w:rFonts w:ascii="Calibri" w:hAnsi="Calibri"/>
-                <w:b w:val="0"/>
-                <w:color w:val="358078"/>
-                <w:sz w:val="22"/>
-                <w:szCs w:val="22"/>
-              </w:rPr>
-              <w:t xml:space="preserve"> of</w:t>
-            </w:r>
-            <w:r>
-              <w:rPr>
-                <w:rFonts w:ascii="Calibri" w:hAnsi="Calibri"/>
-                <w:b w:val="0"/>
-                <w:color w:val="358078"/>
-                <w:sz w:val="22"/>
-                <w:szCs w:val="22"/>
-              </w:rPr>
-              <w:t xml:space="preserve"> the workshop was organized by </w:t>
-            </w:r>
-            <w:r>
-              <w:rPr>
-                <w:rFonts w:ascii="Calibri" w:hAnsi="Calibri"/>
-                <w:b w:val="0"/>
-                <w:color w:val="358078"/>
-                <w:sz w:val="22"/>
-                <w:szCs w:val="22"/>
-              </w:rPr>
-              <w:t xml:space="preserve">Dr. </w:t>
-            </w:r>
-            <w:r>
-              <w:rPr>
-                <w:rFonts w:ascii="Calibri" w:hAnsi="Calibri"/>
-                <w:b w:val="0"/>
-                <w:color w:val="358078"/>
-                <w:sz w:val="22"/>
-                <w:szCs w:val="22"/>
-              </w:rPr>
-              <w:t>Hungjui Yu (lead; ATS/CIRA)</w:t>
-            </w:r>
-            <w:r>
-              <w:rPr>
-                <w:rFonts w:ascii="Calibri" w:hAnsi="Calibri"/>
-                <w:b w:val="0"/>
-                <w:color w:val="358078"/>
-                <w:sz w:val="22"/>
-                <w:szCs w:val="22"/>
-              </w:rPr>
-              <w:t>,</w:t>
-            </w:r>
-            <w:r>
-              <w:rPr>
-                <w:rFonts w:ascii="Calibri" w:hAnsi="Calibri"/>
-                <w:b w:val="0"/>
-                <w:color w:val="358078"/>
-                <w:sz w:val="22"/>
-                <w:szCs w:val="22"/>
-              </w:rPr>
-              <w:t xml:space="preserve"> </w:t>
-            </w:r>
-            <w:r>
-              <w:rPr>
-                <w:rFonts w:ascii="Calibri" w:hAnsi="Calibri"/>
-                <w:b w:val="0"/>
-                <w:color w:val="358078"/>
-                <w:sz w:val="22"/>
-                <w:szCs w:val="22"/>
-              </w:rPr>
-              <w:t xml:space="preserve">Dr. </w:t>
-            </w:r>
-            <w:r>
-              <w:rPr>
-                <w:rFonts w:ascii="Calibri" w:hAnsi="Calibri"/>
-                <w:b w:val="0"/>
-                <w:color w:val="358078"/>
-                <w:sz w:val="22"/>
-                <w:szCs w:val="22"/>
-              </w:rPr>
-              <w:t xml:space="preserve">Imme Ebert-Uphoff (co-lead; CIRA) and </w:t>
-            </w:r>
-            <w:r>
-              <w:rPr>
-                <w:rFonts w:ascii="Calibri" w:hAnsi="Calibri"/>
-                <w:b w:val="0"/>
-                <w:color w:val="358078"/>
-                <w:sz w:val="22"/>
-                <w:szCs w:val="22"/>
-              </w:rPr>
-              <w:t xml:space="preserve">Dr. </w:t>
-            </w:r>
-            <w:r>
-              <w:rPr>
-                <w:rFonts w:ascii="Calibri" w:hAnsi="Calibri"/>
-                <w:b w:val="0"/>
-                <w:color w:val="358078"/>
-                <w:sz w:val="22"/>
-                <w:szCs w:val="22"/>
-              </w:rPr>
-              <w:t>Michael Bell (co-lead; ATS).</w:t>
+              <w:t>CSU side of the workshop was co-organized by Dr. Hungjui Yu (ATS/CIRA), Dr. Imme Ebert-Uphoff (CIRA) and Dr. Michael Bell (ATS).</w:t>
             </w:r>
           </w:p>
           <w:p>
@@ -10885,15 +8212,7 @@
                 <w:sz w:val="22"/>
                 <w:szCs w:val="22"/>
               </w:rPr>
-              <w:t xml:space="preserve"> </w:t>
-            </w:r>
-            <w:r>
-              <w:rPr>
-                <w:rFonts w:ascii="Calibri" w:hAnsi="Calibri"/>
-                <w:sz w:val="22"/>
-                <w:szCs w:val="22"/>
-              </w:rPr>
-              <w:t>Student Mentoring</w:t>
+              <w:t xml:space="preserve"> Student Mentoring</w:t>
             </w:r>
           </w:p>
         </w:tc>
@@ -10925,118 +8244,35 @@
                 <w:sz w:val="22"/>
                 <w:szCs w:val="22"/>
               </w:rPr>
-              <w:t>M</w:t>
-            </w:r>
-            <w:r>
-              <w:rPr>
-                <w:rFonts w:ascii="Calibri" w:hAnsi="Calibri"/>
-                <w:bCs w:val="0"/>
-                <w:sz w:val="22"/>
-                <w:szCs w:val="22"/>
-              </w:rPr>
-              <w:t>esoscale</w:t>
-            </w:r>
-            <w:r>
-              <w:rPr>
-                <w:rFonts w:ascii="Calibri" w:hAnsi="Calibri"/>
-                <w:bCs w:val="0"/>
-                <w:sz w:val="22"/>
-                <w:szCs w:val="22"/>
-              </w:rPr>
-              <w:t xml:space="preserve"> &amp; C</w:t>
-            </w:r>
-            <w:r>
-              <w:rPr>
-                <w:rFonts w:ascii="Calibri" w:hAnsi="Calibri"/>
-                <w:bCs w:val="0"/>
-                <w:sz w:val="22"/>
-                <w:szCs w:val="22"/>
-              </w:rPr>
-              <w:t>limate</w:t>
-            </w:r>
-            <w:r>
-              <w:rPr>
-                <w:rFonts w:ascii="Calibri" w:hAnsi="Calibri"/>
-                <w:bCs w:val="0"/>
-                <w:sz w:val="22"/>
-                <w:szCs w:val="22"/>
-              </w:rPr>
-              <w:t xml:space="preserve"> R</w:t>
-            </w:r>
-            <w:r>
-              <w:rPr>
-                <w:rFonts w:ascii="Calibri" w:hAnsi="Calibri"/>
-                <w:bCs w:val="0"/>
-                <w:sz w:val="22"/>
-                <w:szCs w:val="22"/>
-              </w:rPr>
-              <w:t>esearch</w:t>
-            </w:r>
-            <w:r>
-              <w:rPr>
-                <w:rFonts w:ascii="Calibri" w:hAnsi="Calibri"/>
-                <w:bCs w:val="0"/>
-                <w:sz w:val="22"/>
-                <w:szCs w:val="22"/>
-              </w:rPr>
-              <w:t xml:space="preserve"> G</w:t>
-            </w:r>
-            <w:r>
-              <w:rPr>
-                <w:rFonts w:ascii="Calibri" w:hAnsi="Calibri"/>
-                <w:bCs w:val="0"/>
-                <w:sz w:val="22"/>
-                <w:szCs w:val="22"/>
-              </w:rPr>
-              <w:t>roup (Rasmussen Research Group) at Department of Atmospheric Science at CSU</w:t>
-            </w:r>
-          </w:p>
-          <w:p>
-            <w:pPr>
-              <w:pStyle w:val="SectionTitle"/>
-              <w:pBdr>
-                <w:left w:val="none" w:sz="0" w:space="0" w:color="auto"/>
-              </w:pBdr>
-              <w:tabs>
-                <w:tab w:val="left" w:pos="1260"/>
-              </w:tabs>
-              <w:spacing w:before="0"/>
-              <w:rPr>
-                <w:rFonts w:ascii="Calibri" w:hAnsi="Calibri"/>
-                <w:bCs w:val="0"/>
-                <w:sz w:val="22"/>
-                <w:szCs w:val="22"/>
-              </w:rPr>
-            </w:pPr>
-            <w:r>
-              <w:rPr>
-                <w:rFonts w:ascii="Calibri" w:hAnsi="Calibri"/>
-                <w:b w:val="0"/>
-                <w:color w:val="358078"/>
-                <w:sz w:val="22"/>
-                <w:szCs w:val="22"/>
-              </w:rPr>
-              <w:t xml:space="preserve">Scientific discussion and co-advising graduate students of Dr. Kristen Rasmussen at </w:t>
-            </w:r>
-            <w:r>
-              <w:rPr>
-                <w:rFonts w:ascii="Calibri" w:hAnsi="Calibri"/>
-                <w:b w:val="0"/>
-                <w:color w:val="358078"/>
-                <w:sz w:val="22"/>
-                <w:szCs w:val="22"/>
-              </w:rPr>
-              <w:t>Department of Atmospheric Science at CSU</w:t>
-            </w:r>
-            <w:r>
-              <w:rPr>
-                <w:rFonts w:ascii="Calibri" w:hAnsi="Calibri"/>
-                <w:b w:val="0"/>
-                <w:color w:val="358078"/>
-                <w:sz w:val="22"/>
-                <w:szCs w:val="22"/>
-              </w:rPr>
-              <w:t>.</w:t>
+              <w:t>Mesoscale &amp; Climate Research Group (Rasmussen Research Group) at Department of Atmospheric Science at CSU</w:t>
+            </w:r>
+          </w:p>
+          <w:p>
+            <w:pPr>
+              <w:pStyle w:val="SectionTitle"/>
+              <w:pBdr>
+                <w:left w:val="none" w:sz="0" w:space="0" w:color="auto"/>
+              </w:pBdr>
+              <w:tabs>
+                <w:tab w:val="left" w:pos="1260"/>
+              </w:tabs>
+              <w:spacing w:before="0"/>
+              <w:rPr>
+                <w:rFonts w:ascii="Calibri" w:hAnsi="Calibri"/>
+                <w:bCs w:val="0"/>
+                <w:sz w:val="22"/>
+                <w:szCs w:val="22"/>
+              </w:rPr>
+            </w:pPr>
+            <w:r>
+              <w:rPr>
+                <w:rFonts w:ascii="Calibri" w:hAnsi="Calibri"/>
+                <w:b w:val="0"/>
+                <w:color w:val="358078"/>
+                <w:sz w:val="22"/>
+                <w:szCs w:val="22"/>
+              </w:rPr>
+              <w:t>Scientific discussion and co-advising graduate students of Dr. Kristen Rasmussen at Department of Atmospheric Science at CSU.</w:t>
             </w:r>
           </w:p>
           <w:p>
@@ -11094,25 +8330,7 @@
           <w:smallCaps/>
           <w:color w:val="338078"/>
         </w:rPr>
-        <w:t xml:space="preserve">+   HONORS </w:t>
-      </w:r>
-      <w:r>
-        <w:rPr>
-          <w:rFonts w:ascii="Calibri" w:hAnsi="Calibri"/>
-          <w:b/>
-          <w:smallCaps/>
-          <w:color w:val="338078"/>
-        </w:rPr>
-        <w:t>and</w:t>
-      </w:r>
-      <w:r>
-        <w:rPr>
-          <w:rFonts w:ascii="Calibri" w:hAnsi="Calibri"/>
-          <w:b/>
-          <w:smallCaps/>
-          <w:color w:val="338078"/>
-        </w:rPr>
-        <w:t xml:space="preserve"> AWARDS</w:t>
+        <w:t>+   HONORS and AWARDS</w:t>
       </w:r>
     </w:p>
     <w:tbl>
@@ -11848,25 +9066,14 @@
                 <w:szCs w:val="22"/>
               </w:rPr>
             </w:pPr>
-            <w:proofErr w:type="spellStart"/>
-            <w:r>
-              <w:rPr>
-                <w:rFonts w:ascii="Calibri" w:hAnsi="Calibri"/>
-                <w:bCs w:val="0"/>
-                <w:sz w:val="22"/>
-                <w:szCs w:val="22"/>
-              </w:rPr>
-              <w:t>TAipei</w:t>
-            </w:r>
-            <w:proofErr w:type="spellEnd"/>
-            <w:r>
-              <w:rPr>
-                <w:rFonts w:ascii="Calibri" w:hAnsi="Calibri"/>
-                <w:bCs w:val="0"/>
-                <w:sz w:val="22"/>
-                <w:szCs w:val="22"/>
-              </w:rPr>
-              <w:t xml:space="preserve"> Severe Storm Experiment (TASSE)</w:t>
+            <w:r>
+              <w:rPr>
+                <w:rFonts w:ascii="Calibri" w:hAnsi="Calibri"/>
+                <w:bCs w:val="0"/>
+                <w:sz w:val="22"/>
+                <w:szCs w:val="22"/>
+              </w:rPr>
+              <w:t>TAipei Severe Storm Experiment (TASSE)</w:t>
             </w:r>
           </w:p>
           <w:p>
